--- a/lab08/8.docx
+++ b/lab08/8.docx
@@ -372,7 +372,7 @@
           <w:bottom w:val="double" w:sz="4" w:space="0" w:color="auto"/>
         </w:pBdr>
         <w:rPr>
-          <w:rFonts w:ascii="宋体" w:hAnsi="宋体" w:cs="宋体"/>
+          <w:rFonts w:ascii="宋体" w:hAnsi="宋体" w:cs="宋体" w:hint="eastAsia"/>
           <w:sz w:val="24"/>
           <w:szCs w:val="24"/>
           <w:lang w:val="zh-CN"/>
@@ -399,7 +399,7 @@
           <w:bottom w:val="double" w:sz="4" w:space="0" w:color="auto"/>
         </w:pBdr>
         <w:rPr>
-          <w:rFonts w:ascii="宋体" w:hAnsi="宋体" w:cs="宋体"/>
+          <w:rFonts w:ascii="宋体" w:hAnsi="宋体" w:cs="宋体" w:hint="eastAsia"/>
           <w:sz w:val="24"/>
           <w:szCs w:val="24"/>
           <w:lang w:val="zh-CN"/>
@@ -443,7 +443,7 @@
           <w:bottom w:val="double" w:sz="4" w:space="0" w:color="auto"/>
         </w:pBdr>
         <w:rPr>
-          <w:rFonts w:ascii="宋体" w:hAnsi="宋体" w:cs="宋体"/>
+          <w:rFonts w:ascii="宋体" w:hAnsi="宋体" w:cs="宋体" w:hint="eastAsia"/>
           <w:sz w:val="24"/>
           <w:szCs w:val="24"/>
           <w:lang w:val="zh-CN"/>
@@ -470,7 +470,7 @@
           <w:bottom w:val="double" w:sz="4" w:space="0" w:color="auto"/>
         </w:pBdr>
         <w:rPr>
-          <w:rFonts w:ascii="宋体" w:hAnsi="宋体" w:cs="宋体"/>
+          <w:rFonts w:ascii="宋体" w:hAnsi="宋体" w:cs="宋体" w:hint="eastAsia"/>
           <w:sz w:val="24"/>
           <w:szCs w:val="24"/>
           <w:lang w:val="zh-CN"/>
@@ -615,11 +615,4872 @@
         </w:pBdr>
         <w:ind w:firstLine="420"/>
         <w:rPr>
-          <w:rFonts w:ascii="宋体" w:hAnsi="宋体" w:cs="宋体"/>
-          <w:sz w:val="24"/>
-          <w:szCs w:val="24"/>
-        </w:rPr>
-      </w:pPr>
+          <w:rFonts w:ascii="宋体" w:hAnsi="宋体" w:cs="宋体" w:hint="eastAsia"/>
+          <w:sz w:val="24"/>
+          <w:szCs w:val="24"/>
+        </w:rPr>
+      </w:pPr>
+      <w:r>
+        <w:rPr>
+          <w:rFonts w:ascii="宋体" w:hAnsi="宋体" w:cs="宋体"/>
+          <w:sz w:val="24"/>
+          <w:szCs w:val="24"/>
+        </w:rPr>
+        <w:t>1.完成从键盘输入学生姓名和成绩，按成绩降序或者升序排列，并显示排序结果。代码加必要的注释。</w:t>
+      </w:r>
+    </w:p>
+    <w:p>
+      <w:pPr>
+        <w:pBdr>
+          <w:bottom w:val="double" w:sz="4" w:space="0" w:color="auto"/>
+        </w:pBdr>
+        <w:ind w:firstLine="420"/>
+        <w:rPr>
+          <w:rFonts w:ascii="宋体" w:hAnsi="宋体" w:cs="宋体"/>
+          <w:sz w:val="24"/>
+          <w:szCs w:val="24"/>
+        </w:rPr>
+      </w:pPr>
+      <w:r>
+        <w:rPr>
+          <w:rFonts w:ascii="宋体" w:hAnsi="宋体" w:cs="宋体" w:hint="eastAsia"/>
+          <w:sz w:val="24"/>
+          <w:szCs w:val="24"/>
+        </w:rPr>
+        <w:t>各个主要流程图如下：</w:t>
+      </w:r>
+    </w:p>
+    <w:p>
+      <w:pPr>
+        <w:pBdr>
+          <w:bottom w:val="double" w:sz="4" w:space="0" w:color="auto"/>
+        </w:pBdr>
+        <w:ind w:firstLine="420"/>
+        <w:rPr>
+          <w:rFonts w:ascii="宋体" w:hAnsi="宋体" w:cs="宋体"/>
+          <w:sz w:val="24"/>
+          <w:szCs w:val="24"/>
+        </w:rPr>
+      </w:pPr>
+    </w:p>
+    <w:p>
+      <w:pPr>
+        <w:pBdr>
+          <w:bottom w:val="double" w:sz="4" w:space="0" w:color="auto"/>
+        </w:pBdr>
+        <w:ind w:firstLine="420"/>
+        <w:rPr>
+          <w:rFonts w:ascii="宋体" w:hAnsi="宋体" w:cs="宋体"/>
+          <w:sz w:val="24"/>
+          <w:szCs w:val="24"/>
+        </w:rPr>
+      </w:pPr>
+    </w:p>
+    <w:p>
+      <w:pPr>
+        <w:pBdr>
+          <w:bottom w:val="double" w:sz="4" w:space="0" w:color="auto"/>
+        </w:pBdr>
+        <w:ind w:firstLine="420"/>
+        <w:rPr>
+          <w:rFonts w:ascii="宋体" w:hAnsi="宋体" w:cs="宋体"/>
+          <w:sz w:val="24"/>
+          <w:szCs w:val="24"/>
+        </w:rPr>
+      </w:pPr>
+    </w:p>
+    <w:p>
+      <w:pPr>
+        <w:pBdr>
+          <w:bottom w:val="double" w:sz="4" w:space="0" w:color="auto"/>
+        </w:pBdr>
+        <w:ind w:firstLine="420"/>
+        <w:rPr>
+          <w:rFonts w:ascii="宋体" w:hAnsi="宋体" w:cs="宋体"/>
+          <w:sz w:val="24"/>
+          <w:szCs w:val="24"/>
+        </w:rPr>
+      </w:pPr>
+    </w:p>
+    <w:p>
+      <w:pPr>
+        <w:pBdr>
+          <w:bottom w:val="double" w:sz="4" w:space="0" w:color="auto"/>
+        </w:pBdr>
+        <w:ind w:firstLine="420"/>
+        <w:rPr>
+          <w:rFonts w:ascii="宋体" w:hAnsi="宋体" w:cs="宋体"/>
+          <w:sz w:val="24"/>
+          <w:szCs w:val="24"/>
+        </w:rPr>
+      </w:pPr>
+    </w:p>
+    <w:p>
+      <w:pPr>
+        <w:pBdr>
+          <w:bottom w:val="double" w:sz="4" w:space="0" w:color="auto"/>
+        </w:pBdr>
+        <w:ind w:firstLine="420"/>
+        <w:rPr>
+          <w:rFonts w:ascii="宋体" w:hAnsi="宋体" w:cs="宋体"/>
+          <w:sz w:val="24"/>
+          <w:szCs w:val="24"/>
+        </w:rPr>
+      </w:pPr>
+    </w:p>
+    <w:p>
+      <w:pPr>
+        <w:pBdr>
+          <w:bottom w:val="double" w:sz="4" w:space="0" w:color="auto"/>
+        </w:pBdr>
+        <w:ind w:firstLine="420"/>
+        <w:rPr>
+          <w:rFonts w:ascii="宋体" w:hAnsi="宋体" w:cs="宋体"/>
+          <w:sz w:val="24"/>
+          <w:szCs w:val="24"/>
+        </w:rPr>
+      </w:pPr>
+    </w:p>
+    <w:p>
+      <w:pPr>
+        <w:pBdr>
+          <w:bottom w:val="double" w:sz="4" w:space="0" w:color="auto"/>
+        </w:pBdr>
+        <w:ind w:firstLine="420"/>
+        <w:rPr>
+          <w:noProof/>
+        </w:rPr>
+      </w:pPr>
+    </w:p>
+    <w:p>
+      <w:pPr>
+        <w:pBdr>
+          <w:bottom w:val="double" w:sz="4" w:space="0" w:color="auto"/>
+        </w:pBdr>
+        <w:ind w:firstLine="420"/>
+        <w:rPr>
+          <w:noProof/>
+        </w:rPr>
+      </w:pPr>
+    </w:p>
+    <w:p>
+      <w:pPr>
+        <w:pBdr>
+          <w:bottom w:val="double" w:sz="4" w:space="0" w:color="auto"/>
+        </w:pBdr>
+        <w:ind w:firstLine="420"/>
+        <w:rPr>
+          <w:noProof/>
+        </w:rPr>
+      </w:pPr>
+    </w:p>
+    <w:p>
+      <w:pPr>
+        <w:pBdr>
+          <w:bottom w:val="double" w:sz="4" w:space="0" w:color="auto"/>
+        </w:pBdr>
+        <w:ind w:firstLine="420"/>
+        <w:rPr>
+          <w:noProof/>
+        </w:rPr>
+      </w:pPr>
+    </w:p>
+    <w:p>
+      <w:pPr>
+        <w:pBdr>
+          <w:bottom w:val="double" w:sz="4" w:space="0" w:color="auto"/>
+        </w:pBdr>
+        <w:ind w:firstLine="420"/>
+        <w:rPr>
+          <w:noProof/>
+        </w:rPr>
+      </w:pPr>
+    </w:p>
+    <w:p>
+      <w:pPr>
+        <w:pBdr>
+          <w:bottom w:val="double" w:sz="4" w:space="0" w:color="auto"/>
+        </w:pBdr>
+        <w:ind w:firstLine="420"/>
+        <w:rPr>
+          <w:noProof/>
+        </w:rPr>
+      </w:pPr>
+    </w:p>
+    <w:p>
+      <w:pPr>
+        <w:pBdr>
+          <w:bottom w:val="double" w:sz="4" w:space="0" w:color="auto"/>
+        </w:pBdr>
+        <w:ind w:firstLine="420"/>
+        <w:rPr>
+          <w:noProof/>
+        </w:rPr>
+      </w:pPr>
+    </w:p>
+    <w:p>
+      <w:pPr>
+        <w:pBdr>
+          <w:bottom w:val="double" w:sz="4" w:space="0" w:color="auto"/>
+        </w:pBdr>
+        <w:ind w:firstLine="420"/>
+        <w:rPr>
+          <w:noProof/>
+        </w:rPr>
+      </w:pPr>
+    </w:p>
+    <w:p>
+      <w:pPr>
+        <w:pBdr>
+          <w:bottom w:val="double" w:sz="4" w:space="0" w:color="auto"/>
+        </w:pBdr>
+        <w:ind w:firstLine="420"/>
+        <w:rPr>
+          <w:noProof/>
+        </w:rPr>
+      </w:pPr>
+    </w:p>
+    <w:p>
+      <w:pPr>
+        <w:pBdr>
+          <w:bottom w:val="double" w:sz="4" w:space="0" w:color="auto"/>
+        </w:pBdr>
+        <w:ind w:firstLine="420"/>
+        <w:rPr>
+          <w:noProof/>
+        </w:rPr>
+      </w:pPr>
+    </w:p>
+    <w:p>
+      <w:pPr>
+        <w:pBdr>
+          <w:bottom w:val="double" w:sz="4" w:space="0" w:color="auto"/>
+        </w:pBdr>
+        <w:ind w:firstLine="420"/>
+        <w:rPr>
+          <w:noProof/>
+        </w:rPr>
+      </w:pPr>
+    </w:p>
+    <w:p>
+      <w:pPr>
+        <w:pBdr>
+          <w:bottom w:val="double" w:sz="4" w:space="0" w:color="auto"/>
+        </w:pBdr>
+        <w:ind w:firstLine="420"/>
+        <w:rPr>
+          <w:noProof/>
+        </w:rPr>
+      </w:pPr>
+    </w:p>
+    <w:p>
+      <w:pPr>
+        <w:pBdr>
+          <w:bottom w:val="double" w:sz="4" w:space="0" w:color="auto"/>
+        </w:pBdr>
+        <w:ind w:firstLine="420"/>
+        <w:rPr>
+          <w:noProof/>
+        </w:rPr>
+      </w:pPr>
+    </w:p>
+    <w:p>
+      <w:pPr>
+        <w:pBdr>
+          <w:bottom w:val="double" w:sz="4" w:space="0" w:color="auto"/>
+        </w:pBdr>
+        <w:ind w:firstLine="420"/>
+        <w:rPr>
+          <w:noProof/>
+        </w:rPr>
+      </w:pPr>
+    </w:p>
+    <w:p>
+      <w:pPr>
+        <w:pBdr>
+          <w:bottom w:val="double" w:sz="4" w:space="0" w:color="auto"/>
+        </w:pBdr>
+        <w:ind w:firstLine="420"/>
+        <w:rPr>
+          <w:noProof/>
+        </w:rPr>
+      </w:pPr>
+    </w:p>
+    <w:p>
+      <w:pPr>
+        <w:pBdr>
+          <w:bottom w:val="double" w:sz="4" w:space="0" w:color="auto"/>
+        </w:pBdr>
+        <w:ind w:firstLine="420"/>
+        <w:rPr>
+          <w:rFonts w:ascii="宋体" w:hAnsi="宋体" w:cs="宋体" w:hint="eastAsia"/>
+          <w:sz w:val="24"/>
+          <w:szCs w:val="24"/>
+        </w:rPr>
+      </w:pPr>
+      <w:r>
+        <w:rPr>
+          <w:noProof/>
+        </w:rPr>
+        <w:lastRenderedPageBreak/>
+        <w:drawing>
+          <wp:inline distT="0" distB="0" distL="0" distR="0" wp14:anchorId="28205066" wp14:editId="510FE90E">
+            <wp:extent cx="1650007" cy="8491809"/>
+            <wp:effectExtent l="0" t="0" r="7620" b="0"/>
+            <wp:docPr id="1663670077" name="图片 7"/>
+            <wp:cNvGraphicFramePr>
+              <a:graphicFrameLocks xmlns:a="http://schemas.openxmlformats.org/drawingml/2006/main" noChangeAspect="1"/>
+            </wp:cNvGraphicFramePr>
+            <a:graphic xmlns:a="http://schemas.openxmlformats.org/drawingml/2006/main">
+              <a:graphicData uri="http://schemas.openxmlformats.org/drawingml/2006/picture">
+                <pic:pic xmlns:pic="http://schemas.openxmlformats.org/drawingml/2006/picture">
+                  <pic:nvPicPr>
+                    <pic:cNvPr id="0" name="Picture 13"/>
+                    <pic:cNvPicPr>
+                      <a:picLocks noChangeAspect="1" noChangeArrowheads="1"/>
+                    </pic:cNvPicPr>
+                  </pic:nvPicPr>
+                  <pic:blipFill rotWithShape="1">
+                    <a:blip r:embed="rId7" cstate="print">
+                      <a:extLst>
+                        <a:ext uri="{28A0092B-C50C-407E-A947-70E740481C1C}">
+                          <a14:useLocalDpi xmlns:a14="http://schemas.microsoft.com/office/drawing/2010/main" val="0"/>
+                        </a:ext>
+                      </a:extLst>
+                    </a:blip>
+                    <a:srcRect r="74237"/>
+                    <a:stretch>
+                      <a:fillRect/>
+                    </a:stretch>
+                  </pic:blipFill>
+                  <pic:spPr bwMode="auto">
+                    <a:xfrm>
+                      <a:off x="0" y="0"/>
+                      <a:ext cx="1666072" cy="8574486"/>
+                    </a:xfrm>
+                    <a:prstGeom prst="rect">
+                      <a:avLst/>
+                    </a:prstGeom>
+                    <a:noFill/>
+                    <a:ln>
+                      <a:noFill/>
+                    </a:ln>
+                    <a:extLst>
+                      <a:ext uri="{53640926-AAD7-44D8-BBD7-CCE9431645EC}">
+                        <a14:shadowObscured xmlns:a14="http://schemas.microsoft.com/office/drawing/2010/main"/>
+                      </a:ext>
+                    </a:extLst>
+                  </pic:spPr>
+                </pic:pic>
+              </a:graphicData>
+            </a:graphic>
+          </wp:inline>
+        </w:drawing>
+      </w:r>
+    </w:p>
+    <w:p>
+      <w:pPr>
+        <w:pBdr>
+          <w:bottom w:val="double" w:sz="4" w:space="0" w:color="auto"/>
+        </w:pBdr>
+        <w:ind w:firstLine="420"/>
+        <w:rPr>
+          <w:rFonts w:ascii="宋体" w:hAnsi="宋体" w:cs="宋体" w:hint="eastAsia"/>
+          <w:sz w:val="24"/>
+          <w:szCs w:val="24"/>
+        </w:rPr>
+      </w:pPr>
+      <w:r>
+        <w:rPr>
+          <w:rFonts w:ascii="宋体" w:hAnsi="宋体" w:cs="宋体" w:hint="eastAsia"/>
+          <w:sz w:val="24"/>
+          <w:szCs w:val="24"/>
+        </w:rPr>
+        <w:t>主程序的流程图。其中inName子程序用ah的10号功能来实现，disScore</w:t>
+      </w:r>
+      <w:r>
+        <w:rPr>
+          <w:rFonts w:ascii="宋体" w:hAnsi="宋体" w:cs="宋体" w:hint="eastAsia"/>
+          <w:sz w:val="24"/>
+          <w:szCs w:val="24"/>
+        </w:rPr>
+        <w:lastRenderedPageBreak/>
+        <w:t>和disName用ah的9号功能来实现。</w:t>
+      </w:r>
+    </w:p>
+    <w:p>
+      <w:pPr>
+        <w:pBdr>
+          <w:bottom w:val="double" w:sz="4" w:space="0" w:color="auto"/>
+        </w:pBdr>
+        <w:ind w:firstLine="420"/>
+        <w:rPr>
+          <w:rFonts w:ascii="宋体" w:hAnsi="宋体" w:cs="宋体" w:hint="eastAsia"/>
+          <w:sz w:val="24"/>
+          <w:szCs w:val="24"/>
+        </w:rPr>
+      </w:pPr>
+    </w:p>
+    <w:p>
+      <w:pPr>
+        <w:pBdr>
+          <w:bottom w:val="double" w:sz="4" w:space="0" w:color="auto"/>
+        </w:pBdr>
+        <w:ind w:firstLine="420"/>
+        <w:rPr>
+          <w:noProof/>
+        </w:rPr>
+      </w:pPr>
+      <w:r>
+        <w:rPr>
+          <w:noProof/>
+        </w:rPr>
+        <w:drawing>
+          <wp:inline distT="0" distB="0" distL="0" distR="0" wp14:anchorId="3B8F9A31" wp14:editId="21743513">
+            <wp:extent cx="2254250" cy="6116955"/>
+            <wp:effectExtent l="0" t="0" r="0" b="0"/>
+            <wp:docPr id="1151347033" name="图片 4"/>
+            <wp:cNvGraphicFramePr>
+              <a:graphicFrameLocks xmlns:a="http://schemas.openxmlformats.org/drawingml/2006/main" noChangeAspect="1"/>
+            </wp:cNvGraphicFramePr>
+            <a:graphic xmlns:a="http://schemas.openxmlformats.org/drawingml/2006/main">
+              <a:graphicData uri="http://schemas.openxmlformats.org/drawingml/2006/picture">
+                <pic:pic xmlns:pic="http://schemas.openxmlformats.org/drawingml/2006/picture">
+                  <pic:nvPicPr>
+                    <pic:cNvPr id="0" name="Picture 7"/>
+                    <pic:cNvPicPr>
+                      <a:picLocks noChangeAspect="1" noChangeArrowheads="1"/>
+                    </pic:cNvPicPr>
+                  </pic:nvPicPr>
+                  <pic:blipFill>
+                    <a:blip r:embed="rId8" cstate="print">
+                      <a:extLst>
+                        <a:ext uri="{28A0092B-C50C-407E-A947-70E740481C1C}">
+                          <a14:useLocalDpi xmlns:a14="http://schemas.microsoft.com/office/drawing/2010/main" val="0"/>
+                        </a:ext>
+                      </a:extLst>
+                    </a:blip>
+                    <a:srcRect/>
+                    <a:stretch>
+                      <a:fillRect/>
+                    </a:stretch>
+                  </pic:blipFill>
+                  <pic:spPr bwMode="auto">
+                    <a:xfrm>
+                      <a:off x="0" y="0"/>
+                      <a:ext cx="2254250" cy="6116955"/>
+                    </a:xfrm>
+                    <a:prstGeom prst="rect">
+                      <a:avLst/>
+                    </a:prstGeom>
+                    <a:noFill/>
+                    <a:ln>
+                      <a:noFill/>
+                    </a:ln>
+                  </pic:spPr>
+                </pic:pic>
+              </a:graphicData>
+            </a:graphic>
+          </wp:inline>
+        </w:drawing>
+      </w:r>
+    </w:p>
+    <w:p>
+      <w:pPr>
+        <w:pBdr>
+          <w:bottom w:val="double" w:sz="4" w:space="0" w:color="auto"/>
+        </w:pBdr>
+        <w:ind w:firstLine="420"/>
+        <w:rPr>
+          <w:rFonts w:ascii="宋体" w:hAnsi="宋体" w:cs="宋体" w:hint="eastAsia"/>
+          <w:sz w:val="24"/>
+          <w:szCs w:val="24"/>
+        </w:rPr>
+      </w:pPr>
+      <w:r>
+        <w:rPr>
+          <w:rFonts w:ascii="宋体" w:hAnsi="宋体" w:cs="宋体" w:hint="eastAsia"/>
+          <w:sz w:val="24"/>
+          <w:szCs w:val="24"/>
+        </w:rPr>
+        <w:t>inScore流程图。</w:t>
+      </w:r>
+    </w:p>
+    <w:p>
+      <w:pPr>
+        <w:pBdr>
+          <w:bottom w:val="double" w:sz="4" w:space="0" w:color="auto"/>
+        </w:pBdr>
+        <w:ind w:firstLine="420"/>
+        <w:rPr>
+          <w:rFonts w:ascii="宋体" w:hAnsi="宋体" w:cs="宋体" w:hint="eastAsia"/>
+          <w:sz w:val="24"/>
+          <w:szCs w:val="24"/>
+        </w:rPr>
+      </w:pPr>
+    </w:p>
+    <w:p>
+      <w:pPr>
+        <w:pBdr>
+          <w:bottom w:val="double" w:sz="4" w:space="0" w:color="auto"/>
+        </w:pBdr>
+        <w:ind w:firstLine="420"/>
+        <w:rPr>
+          <w:rFonts w:ascii="宋体" w:hAnsi="宋体" w:cs="宋体" w:hint="eastAsia"/>
+          <w:sz w:val="24"/>
+          <w:szCs w:val="24"/>
+        </w:rPr>
+      </w:pPr>
+    </w:p>
+    <w:p>
+      <w:pPr>
+        <w:pBdr>
+          <w:bottom w:val="double" w:sz="4" w:space="0" w:color="auto"/>
+        </w:pBdr>
+        <w:ind w:firstLine="420"/>
+        <w:rPr>
+          <w:noProof/>
+        </w:rPr>
+      </w:pPr>
+    </w:p>
+    <w:p>
+      <w:pPr>
+        <w:pBdr>
+          <w:bottom w:val="double" w:sz="4" w:space="0" w:color="auto"/>
+        </w:pBdr>
+        <w:ind w:firstLine="420"/>
+        <w:rPr>
+          <w:noProof/>
+        </w:rPr>
+      </w:pPr>
+    </w:p>
+    <w:p>
+      <w:pPr>
+        <w:pBdr>
+          <w:bottom w:val="double" w:sz="4" w:space="0" w:color="auto"/>
+        </w:pBdr>
+        <w:ind w:firstLine="420"/>
+        <w:rPr>
+          <w:noProof/>
+        </w:rPr>
+      </w:pPr>
+    </w:p>
+    <w:p>
+      <w:pPr>
+        <w:pBdr>
+          <w:bottom w:val="double" w:sz="4" w:space="0" w:color="auto"/>
+        </w:pBdr>
+        <w:ind w:firstLine="420"/>
+        <w:rPr>
+          <w:noProof/>
+        </w:rPr>
+      </w:pPr>
+    </w:p>
+    <w:p>
+      <w:pPr>
+        <w:pBdr>
+          <w:bottom w:val="double" w:sz="4" w:space="0" w:color="auto"/>
+        </w:pBdr>
+        <w:ind w:firstLine="420"/>
+        <w:rPr>
+          <w:noProof/>
+        </w:rPr>
+      </w:pPr>
+    </w:p>
+    <w:p>
+      <w:pPr>
+        <w:pBdr>
+          <w:bottom w:val="double" w:sz="4" w:space="0" w:color="auto"/>
+        </w:pBdr>
+        <w:ind w:firstLine="420"/>
+        <w:rPr>
+          <w:noProof/>
+        </w:rPr>
+      </w:pPr>
+    </w:p>
+    <w:p>
+      <w:pPr>
+        <w:pBdr>
+          <w:bottom w:val="double" w:sz="4" w:space="0" w:color="auto"/>
+        </w:pBdr>
+        <w:ind w:firstLine="420"/>
+        <w:rPr>
+          <w:noProof/>
+        </w:rPr>
+      </w:pPr>
+    </w:p>
+    <w:p>
+      <w:pPr>
+        <w:pBdr>
+          <w:bottom w:val="double" w:sz="4" w:space="0" w:color="auto"/>
+        </w:pBdr>
+        <w:ind w:firstLine="420"/>
+        <w:rPr>
+          <w:noProof/>
+        </w:rPr>
+      </w:pPr>
+    </w:p>
+    <w:p>
+      <w:pPr>
+        <w:pBdr>
+          <w:bottom w:val="double" w:sz="4" w:space="0" w:color="auto"/>
+        </w:pBdr>
+        <w:ind w:firstLine="420"/>
+        <w:rPr>
+          <w:noProof/>
+        </w:rPr>
+      </w:pPr>
+      <w:r>
+        <w:rPr>
+          <w:noProof/>
+        </w:rPr>
+        <w:lastRenderedPageBreak/>
+        <w:drawing>
+          <wp:inline distT="0" distB="0" distL="0" distR="0" wp14:anchorId="2EEB64BB" wp14:editId="431328C5">
+            <wp:extent cx="2282825" cy="5812465"/>
+            <wp:effectExtent l="0" t="0" r="0" b="0"/>
+            <wp:docPr id="1816518585" name="图片 6"/>
+            <wp:cNvGraphicFramePr>
+              <a:graphicFrameLocks xmlns:a="http://schemas.openxmlformats.org/drawingml/2006/main" noChangeAspect="1"/>
+            </wp:cNvGraphicFramePr>
+            <a:graphic xmlns:a="http://schemas.openxmlformats.org/drawingml/2006/main">
+              <a:graphicData uri="http://schemas.openxmlformats.org/drawingml/2006/picture">
+                <pic:pic xmlns:pic="http://schemas.openxmlformats.org/drawingml/2006/picture">
+                  <pic:nvPicPr>
+                    <pic:cNvPr id="0" name="Picture 11"/>
+                    <pic:cNvPicPr>
+                      <a:picLocks noChangeAspect="1" noChangeArrowheads="1"/>
+                    </pic:cNvPicPr>
+                  </pic:nvPicPr>
+                  <pic:blipFill rotWithShape="1">
+                    <a:blip r:embed="rId9" cstate="print">
+                      <a:extLst>
+                        <a:ext uri="{28A0092B-C50C-407E-A947-70E740481C1C}">
+                          <a14:useLocalDpi xmlns:a14="http://schemas.microsoft.com/office/drawing/2010/main" val="0"/>
+                        </a:ext>
+                      </a:extLst>
+                    </a:blip>
+                    <a:srcRect l="56714" b="16862"/>
+                    <a:stretch>
+                      <a:fillRect/>
+                    </a:stretch>
+                  </pic:blipFill>
+                  <pic:spPr bwMode="auto">
+                    <a:xfrm>
+                      <a:off x="0" y="0"/>
+                      <a:ext cx="2283017" cy="5812954"/>
+                    </a:xfrm>
+                    <a:prstGeom prst="rect">
+                      <a:avLst/>
+                    </a:prstGeom>
+                    <a:noFill/>
+                    <a:ln>
+                      <a:noFill/>
+                    </a:ln>
+                    <a:extLst>
+                      <a:ext uri="{53640926-AAD7-44D8-BBD7-CCE9431645EC}">
+                        <a14:shadowObscured xmlns:a14="http://schemas.microsoft.com/office/drawing/2010/main"/>
+                      </a:ext>
+                    </a:extLst>
+                  </pic:spPr>
+                </pic:pic>
+              </a:graphicData>
+            </a:graphic>
+          </wp:inline>
+        </w:drawing>
+      </w:r>
+    </w:p>
+    <w:p>
+      <w:pPr>
+        <w:pBdr>
+          <w:bottom w:val="double" w:sz="4" w:space="0" w:color="auto"/>
+        </w:pBdr>
+        <w:ind w:firstLine="420"/>
+        <w:rPr>
+          <w:rFonts w:ascii="宋体" w:hAnsi="宋体" w:cs="宋体" w:hint="eastAsia"/>
+          <w:sz w:val="24"/>
+          <w:szCs w:val="24"/>
+        </w:rPr>
+      </w:pPr>
+      <w:r>
+        <w:rPr>
+          <w:rFonts w:ascii="宋体" w:hAnsi="宋体" w:cs="宋体"/>
+          <w:sz w:val="24"/>
+          <w:szCs w:val="24"/>
+        </w:rPr>
+        <w:t>S</w:t>
+      </w:r>
+      <w:r>
+        <w:rPr>
+          <w:rFonts w:ascii="宋体" w:hAnsi="宋体" w:cs="宋体" w:hint="eastAsia"/>
+          <w:sz w:val="24"/>
+          <w:szCs w:val="24"/>
+        </w:rPr>
+        <w:t>ort排序子程序流程图。</w:t>
+      </w:r>
+    </w:p>
+    <w:p>
+      <w:pPr>
+        <w:pBdr>
+          <w:bottom w:val="double" w:sz="4" w:space="0" w:color="auto"/>
+        </w:pBdr>
+        <w:ind w:firstLine="420"/>
+        <w:rPr>
+          <w:rFonts w:ascii="宋体" w:hAnsi="宋体" w:cs="宋体" w:hint="eastAsia"/>
+          <w:sz w:val="24"/>
+          <w:szCs w:val="24"/>
+        </w:rPr>
+      </w:pPr>
+      <w:r>
+        <w:rPr>
+          <w:rFonts w:ascii="宋体" w:hAnsi="宋体" w:cs="宋体" w:hint="eastAsia"/>
+          <w:sz w:val="24"/>
+          <w:szCs w:val="24"/>
+        </w:rPr>
+        <w:t>实现代码如下：</w:t>
+      </w:r>
+    </w:p>
+    <w:p>
+      <w:pPr>
+        <w:pBdr>
+          <w:bottom w:val="double" w:sz="4" w:space="0" w:color="auto"/>
+        </w:pBdr>
+        <w:ind w:firstLine="420"/>
+        <w:rPr>
+          <w:rFonts w:ascii="宋体" w:hAnsi="宋体" w:cs="宋体" w:hint="eastAsia"/>
+          <w:sz w:val="24"/>
+          <w:szCs w:val="24"/>
+        </w:rPr>
+      </w:pPr>
+      <w:r>
+        <w:rPr>
+          <w:rFonts w:ascii="宋体" w:hAnsi="宋体" w:cs="宋体"/>
+          <w:sz w:val="24"/>
+          <w:szCs w:val="24"/>
+        </w:rPr>
+        <w:t>data segment</w:t>
+      </w:r>
+    </w:p>
+    <w:p>
+      <w:pPr>
+        <w:pBdr>
+          <w:bottom w:val="double" w:sz="4" w:space="0" w:color="auto"/>
+        </w:pBdr>
+        <w:ind w:firstLine="420"/>
+        <w:rPr>
+          <w:rFonts w:ascii="宋体" w:hAnsi="宋体" w:cs="宋体" w:hint="eastAsia"/>
+          <w:sz w:val="24"/>
+          <w:szCs w:val="24"/>
+        </w:rPr>
+      </w:pPr>
+      <w:r>
+        <w:rPr>
+          <w:rFonts w:ascii="宋体" w:hAnsi="宋体" w:cs="宋体"/>
+          <w:sz w:val="24"/>
+          <w:szCs w:val="24"/>
+        </w:rPr>
+        <w:t xml:space="preserve">  n equ 5</w:t>
+      </w:r>
+    </w:p>
+    <w:p>
+      <w:pPr>
+        <w:pBdr>
+          <w:bottom w:val="double" w:sz="4" w:space="0" w:color="auto"/>
+        </w:pBdr>
+        <w:ind w:firstLine="420"/>
+        <w:rPr>
+          <w:rFonts w:ascii="宋体" w:hAnsi="宋体" w:cs="宋体" w:hint="eastAsia"/>
+          <w:sz w:val="24"/>
+          <w:szCs w:val="24"/>
+        </w:rPr>
+      </w:pPr>
+      <w:r>
+        <w:rPr>
+          <w:rFonts w:ascii="宋体" w:hAnsi="宋体" w:cs="宋体"/>
+          <w:sz w:val="24"/>
+          <w:szCs w:val="24"/>
+        </w:rPr>
+        <w:t xml:space="preserve">  nameA db n dup(11, ?, 13 dup ('$'))</w:t>
+      </w:r>
+    </w:p>
+    <w:p>
+      <w:pPr>
+        <w:pBdr>
+          <w:bottom w:val="double" w:sz="4" w:space="0" w:color="auto"/>
+        </w:pBdr>
+        <w:ind w:firstLine="420"/>
+        <w:rPr>
+          <w:rFonts w:ascii="宋体" w:hAnsi="宋体" w:cs="宋体" w:hint="eastAsia"/>
+          <w:sz w:val="24"/>
+          <w:szCs w:val="24"/>
+        </w:rPr>
+      </w:pPr>
+      <w:r>
+        <w:rPr>
+          <w:rFonts w:ascii="宋体" w:hAnsi="宋体" w:cs="宋体"/>
+          <w:sz w:val="24"/>
+          <w:szCs w:val="24"/>
+        </w:rPr>
+        <w:t xml:space="preserve">  scoreA db n dup(4 dup('$'))</w:t>
+      </w:r>
+    </w:p>
+    <w:p>
+      <w:pPr>
+        <w:pBdr>
+          <w:bottom w:val="double" w:sz="4" w:space="0" w:color="auto"/>
+        </w:pBdr>
+        <w:ind w:firstLine="420"/>
+        <w:rPr>
+          <w:rFonts w:ascii="宋体" w:hAnsi="宋体" w:cs="宋体" w:hint="eastAsia"/>
+          <w:sz w:val="24"/>
+          <w:szCs w:val="24"/>
+        </w:rPr>
+      </w:pPr>
+      <w:r>
+        <w:rPr>
+          <w:rFonts w:ascii="宋体" w:hAnsi="宋体" w:cs="宋体"/>
+          <w:sz w:val="24"/>
+          <w:szCs w:val="24"/>
+        </w:rPr>
+        <w:t xml:space="preserve">  rank db 0, 1, 2, 3, 4</w:t>
+      </w:r>
+    </w:p>
+    <w:p>
+      <w:pPr>
+        <w:pBdr>
+          <w:bottom w:val="double" w:sz="4" w:space="0" w:color="auto"/>
+        </w:pBdr>
+        <w:ind w:firstLine="420"/>
+        <w:rPr>
+          <w:rFonts w:ascii="宋体" w:hAnsi="宋体" w:cs="宋体" w:hint="eastAsia"/>
+          <w:sz w:val="24"/>
+          <w:szCs w:val="24"/>
+        </w:rPr>
+      </w:pPr>
+      <w:r>
+        <w:rPr>
+          <w:rFonts w:ascii="宋体" w:hAnsi="宋体" w:cs="宋体"/>
+          <w:sz w:val="24"/>
+          <w:szCs w:val="24"/>
+        </w:rPr>
+        <w:t xml:space="preserve">  scoreN db n dup(0)</w:t>
+      </w:r>
+    </w:p>
+    <w:p>
+      <w:pPr>
+        <w:pBdr>
+          <w:bottom w:val="double" w:sz="4" w:space="0" w:color="auto"/>
+        </w:pBdr>
+        <w:ind w:firstLine="420"/>
+        <w:rPr>
+          <w:rFonts w:ascii="宋体" w:hAnsi="宋体" w:cs="宋体" w:hint="eastAsia"/>
+          <w:sz w:val="24"/>
+          <w:szCs w:val="24"/>
+        </w:rPr>
+      </w:pPr>
+      <w:r>
+        <w:rPr>
+          <w:rFonts w:ascii="宋体" w:hAnsi="宋体" w:cs="宋体"/>
+          <w:sz w:val="24"/>
+          <w:szCs w:val="24"/>
+        </w:rPr>
+        <w:t xml:space="preserve">  sn db 0</w:t>
+      </w:r>
+    </w:p>
+    <w:p>
+      <w:pPr>
+        <w:pBdr>
+          <w:bottom w:val="double" w:sz="4" w:space="0" w:color="auto"/>
+        </w:pBdr>
+        <w:ind w:firstLine="420"/>
+        <w:rPr>
+          <w:rFonts w:ascii="宋体" w:hAnsi="宋体" w:cs="宋体" w:hint="eastAsia"/>
+          <w:sz w:val="24"/>
+          <w:szCs w:val="24"/>
+        </w:rPr>
+      </w:pPr>
+      <w:r>
+        <w:rPr>
+          <w:rFonts w:ascii="宋体" w:hAnsi="宋体" w:cs="宋体"/>
+          <w:sz w:val="24"/>
+          <w:szCs w:val="24"/>
+        </w:rPr>
+        <w:t xml:space="preserve">  t db 0</w:t>
+      </w:r>
+    </w:p>
+    <w:p>
+      <w:pPr>
+        <w:pBdr>
+          <w:bottom w:val="double" w:sz="4" w:space="0" w:color="auto"/>
+        </w:pBdr>
+        <w:ind w:firstLine="420"/>
+        <w:rPr>
+          <w:rFonts w:ascii="宋体" w:hAnsi="宋体" w:cs="宋体" w:hint="eastAsia"/>
+          <w:sz w:val="24"/>
+          <w:szCs w:val="24"/>
+        </w:rPr>
+      </w:pPr>
+      <w:r>
+        <w:rPr>
+          <w:rFonts w:ascii="宋体" w:hAnsi="宋体" w:cs="宋体"/>
+          <w:sz w:val="24"/>
+          <w:szCs w:val="24"/>
+        </w:rPr>
+        <w:t xml:space="preserve">  num db 0</w:t>
+      </w:r>
+    </w:p>
+    <w:p>
+      <w:pPr>
+        <w:pBdr>
+          <w:bottom w:val="double" w:sz="4" w:space="0" w:color="auto"/>
+        </w:pBdr>
+        <w:ind w:firstLine="420"/>
+        <w:rPr>
+          <w:rFonts w:ascii="宋体" w:hAnsi="宋体" w:cs="宋体" w:hint="eastAsia"/>
+          <w:sz w:val="24"/>
+          <w:szCs w:val="24"/>
+        </w:rPr>
+      </w:pPr>
+      <w:r>
+        <w:rPr>
+          <w:rFonts w:ascii="宋体" w:hAnsi="宋体" w:cs="宋体"/>
+          <w:sz w:val="24"/>
+          <w:szCs w:val="24"/>
+        </w:rPr>
+        <w:t>data ends</w:t>
+      </w:r>
+    </w:p>
+    <w:p>
+      <w:pPr>
+        <w:pBdr>
+          <w:bottom w:val="double" w:sz="4" w:space="0" w:color="auto"/>
+        </w:pBdr>
+        <w:ind w:firstLine="420"/>
+        <w:rPr>
+          <w:rFonts w:ascii="宋体" w:hAnsi="宋体" w:cs="宋体" w:hint="eastAsia"/>
+          <w:sz w:val="24"/>
+          <w:szCs w:val="24"/>
+        </w:rPr>
+      </w:pPr>
+      <w:r>
+        <w:rPr>
+          <w:rFonts w:ascii="宋体" w:hAnsi="宋体" w:cs="宋体"/>
+          <w:sz w:val="24"/>
+          <w:szCs w:val="24"/>
+        </w:rPr>
+        <w:t>code segment</w:t>
+      </w:r>
+    </w:p>
+    <w:p>
+      <w:pPr>
+        <w:pBdr>
+          <w:bottom w:val="double" w:sz="4" w:space="0" w:color="auto"/>
+        </w:pBdr>
+        <w:ind w:firstLine="420"/>
+        <w:rPr>
+          <w:rFonts w:ascii="宋体" w:hAnsi="宋体" w:cs="宋体" w:hint="eastAsia"/>
+          <w:sz w:val="24"/>
+          <w:szCs w:val="24"/>
+        </w:rPr>
+      </w:pPr>
+      <w:r>
+        <w:rPr>
+          <w:rFonts w:ascii="宋体" w:hAnsi="宋体" w:cs="宋体"/>
+          <w:sz w:val="24"/>
+          <w:szCs w:val="24"/>
+        </w:rPr>
+        <w:t>assume cs:code, ds:data</w:t>
+      </w:r>
+    </w:p>
+    <w:p>
+      <w:pPr>
+        <w:pBdr>
+          <w:bottom w:val="double" w:sz="4" w:space="0" w:color="auto"/>
+        </w:pBdr>
+        <w:ind w:firstLine="420"/>
+        <w:rPr>
+          <w:rFonts w:ascii="宋体" w:hAnsi="宋体" w:cs="宋体" w:hint="eastAsia"/>
+          <w:sz w:val="24"/>
+          <w:szCs w:val="24"/>
+        </w:rPr>
+      </w:pPr>
+      <w:r>
+        <w:rPr>
+          <w:rFonts w:ascii="宋体" w:hAnsi="宋体" w:cs="宋体"/>
+          <w:sz w:val="24"/>
+          <w:szCs w:val="24"/>
+        </w:rPr>
+        <w:lastRenderedPageBreak/>
+        <w:t>start:</w:t>
+      </w:r>
+    </w:p>
+    <w:p>
+      <w:pPr>
+        <w:pBdr>
+          <w:bottom w:val="double" w:sz="4" w:space="0" w:color="auto"/>
+        </w:pBdr>
+        <w:ind w:firstLine="420"/>
+        <w:rPr>
+          <w:rFonts w:ascii="宋体" w:hAnsi="宋体" w:cs="宋体" w:hint="eastAsia"/>
+          <w:sz w:val="24"/>
+          <w:szCs w:val="24"/>
+        </w:rPr>
+      </w:pPr>
+      <w:r>
+        <w:rPr>
+          <w:rFonts w:ascii="宋体" w:hAnsi="宋体" w:cs="宋体"/>
+          <w:sz w:val="24"/>
+          <w:szCs w:val="24"/>
+        </w:rPr>
+        <w:t xml:space="preserve">  mov ax, data</w:t>
+      </w:r>
+    </w:p>
+    <w:p>
+      <w:pPr>
+        <w:pBdr>
+          <w:bottom w:val="double" w:sz="4" w:space="0" w:color="auto"/>
+        </w:pBdr>
+        <w:ind w:firstLine="420"/>
+        <w:rPr>
+          <w:rFonts w:ascii="宋体" w:hAnsi="宋体" w:cs="宋体" w:hint="eastAsia"/>
+          <w:sz w:val="24"/>
+          <w:szCs w:val="24"/>
+        </w:rPr>
+      </w:pPr>
+      <w:r>
+        <w:rPr>
+          <w:rFonts w:ascii="宋体" w:hAnsi="宋体" w:cs="宋体"/>
+          <w:sz w:val="24"/>
+          <w:szCs w:val="24"/>
+        </w:rPr>
+        <w:t xml:space="preserve">  mov ds, ax</w:t>
+      </w:r>
+    </w:p>
+    <w:p>
+      <w:pPr>
+        <w:pBdr>
+          <w:bottom w:val="double" w:sz="4" w:space="0" w:color="auto"/>
+        </w:pBdr>
+        <w:ind w:firstLine="420"/>
+        <w:rPr>
+          <w:rFonts w:ascii="宋体" w:hAnsi="宋体" w:cs="宋体" w:hint="eastAsia"/>
+          <w:sz w:val="24"/>
+          <w:szCs w:val="24"/>
+        </w:rPr>
+      </w:pPr>
+    </w:p>
+    <w:p>
+      <w:pPr>
+        <w:pBdr>
+          <w:bottom w:val="double" w:sz="4" w:space="0" w:color="auto"/>
+        </w:pBdr>
+        <w:ind w:firstLine="420"/>
+        <w:rPr>
+          <w:rFonts w:ascii="宋体" w:hAnsi="宋体" w:cs="宋体" w:hint="eastAsia"/>
+          <w:sz w:val="24"/>
+          <w:szCs w:val="24"/>
+        </w:rPr>
+      </w:pPr>
+      <w:r>
+        <w:rPr>
+          <w:rFonts w:ascii="宋体" w:hAnsi="宋体" w:cs="宋体"/>
+          <w:sz w:val="24"/>
+          <w:szCs w:val="24"/>
+        </w:rPr>
+        <w:t xml:space="preserve">  mov cx, n</w:t>
+      </w:r>
+    </w:p>
+    <w:p>
+      <w:pPr>
+        <w:pBdr>
+          <w:bottom w:val="double" w:sz="4" w:space="0" w:color="auto"/>
+        </w:pBdr>
+        <w:ind w:firstLine="420"/>
+        <w:rPr>
+          <w:rFonts w:ascii="宋体" w:hAnsi="宋体" w:cs="宋体" w:hint="eastAsia"/>
+          <w:sz w:val="24"/>
+          <w:szCs w:val="24"/>
+        </w:rPr>
+      </w:pPr>
+      <w:r>
+        <w:rPr>
+          <w:rFonts w:ascii="宋体" w:hAnsi="宋体" w:cs="宋体"/>
+          <w:sz w:val="24"/>
+          <w:szCs w:val="24"/>
+        </w:rPr>
+        <w:t xml:space="preserve">  mov sn, 0</w:t>
+      </w:r>
+    </w:p>
+    <w:p>
+      <w:pPr>
+        <w:pBdr>
+          <w:bottom w:val="double" w:sz="4" w:space="0" w:color="auto"/>
+        </w:pBdr>
+        <w:ind w:firstLine="420"/>
+        <w:rPr>
+          <w:rFonts w:ascii="宋体" w:hAnsi="宋体" w:cs="宋体" w:hint="eastAsia"/>
+          <w:sz w:val="24"/>
+          <w:szCs w:val="24"/>
+        </w:rPr>
+      </w:pPr>
+      <w:r>
+        <w:rPr>
+          <w:rFonts w:ascii="宋体" w:hAnsi="宋体" w:cs="宋体"/>
+          <w:sz w:val="24"/>
+          <w:szCs w:val="24"/>
+        </w:rPr>
+        <w:t>l1:</w:t>
+      </w:r>
+    </w:p>
+    <w:p>
+      <w:pPr>
+        <w:pBdr>
+          <w:bottom w:val="double" w:sz="4" w:space="0" w:color="auto"/>
+        </w:pBdr>
+        <w:ind w:firstLine="420"/>
+        <w:rPr>
+          <w:rFonts w:ascii="宋体" w:hAnsi="宋体" w:cs="宋体" w:hint="eastAsia"/>
+          <w:sz w:val="24"/>
+          <w:szCs w:val="24"/>
+        </w:rPr>
+      </w:pPr>
+      <w:r>
+        <w:rPr>
+          <w:rFonts w:ascii="宋体" w:hAnsi="宋体" w:cs="宋体"/>
+          <w:sz w:val="24"/>
+          <w:szCs w:val="24"/>
+        </w:rPr>
+        <w:t xml:space="preserve">  call inName</w:t>
+      </w:r>
+    </w:p>
+    <w:p>
+      <w:pPr>
+        <w:pBdr>
+          <w:bottom w:val="double" w:sz="4" w:space="0" w:color="auto"/>
+        </w:pBdr>
+        <w:ind w:firstLine="420"/>
+        <w:rPr>
+          <w:rFonts w:ascii="宋体" w:hAnsi="宋体" w:cs="宋体" w:hint="eastAsia"/>
+          <w:sz w:val="24"/>
+          <w:szCs w:val="24"/>
+        </w:rPr>
+      </w:pPr>
+      <w:r>
+        <w:rPr>
+          <w:rFonts w:ascii="宋体" w:hAnsi="宋体" w:cs="宋体"/>
+          <w:sz w:val="24"/>
+          <w:szCs w:val="24"/>
+        </w:rPr>
+        <w:t xml:space="preserve">  mov dl, 0dh</w:t>
+      </w:r>
+    </w:p>
+    <w:p>
+      <w:pPr>
+        <w:pBdr>
+          <w:bottom w:val="double" w:sz="4" w:space="0" w:color="auto"/>
+        </w:pBdr>
+        <w:ind w:firstLine="420"/>
+        <w:rPr>
+          <w:rFonts w:ascii="宋体" w:hAnsi="宋体" w:cs="宋体" w:hint="eastAsia"/>
+          <w:sz w:val="24"/>
+          <w:szCs w:val="24"/>
+        </w:rPr>
+      </w:pPr>
+      <w:r>
+        <w:rPr>
+          <w:rFonts w:ascii="宋体" w:hAnsi="宋体" w:cs="宋体"/>
+          <w:sz w:val="24"/>
+          <w:szCs w:val="24"/>
+        </w:rPr>
+        <w:t xml:space="preserve">  mov ah, 02h</w:t>
+      </w:r>
+    </w:p>
+    <w:p>
+      <w:pPr>
+        <w:pBdr>
+          <w:bottom w:val="double" w:sz="4" w:space="0" w:color="auto"/>
+        </w:pBdr>
+        <w:ind w:firstLine="420"/>
+        <w:rPr>
+          <w:rFonts w:ascii="宋体" w:hAnsi="宋体" w:cs="宋体" w:hint="eastAsia"/>
+          <w:sz w:val="24"/>
+          <w:szCs w:val="24"/>
+        </w:rPr>
+      </w:pPr>
+      <w:r>
+        <w:rPr>
+          <w:rFonts w:ascii="宋体" w:hAnsi="宋体" w:cs="宋体"/>
+          <w:sz w:val="24"/>
+          <w:szCs w:val="24"/>
+        </w:rPr>
+        <w:t xml:space="preserve">  int 21h</w:t>
+      </w:r>
+    </w:p>
+    <w:p>
+      <w:pPr>
+        <w:pBdr>
+          <w:bottom w:val="double" w:sz="4" w:space="0" w:color="auto"/>
+        </w:pBdr>
+        <w:ind w:firstLine="420"/>
+        <w:rPr>
+          <w:rFonts w:ascii="宋体" w:hAnsi="宋体" w:cs="宋体" w:hint="eastAsia"/>
+          <w:sz w:val="24"/>
+          <w:szCs w:val="24"/>
+        </w:rPr>
+      </w:pPr>
+      <w:r>
+        <w:rPr>
+          <w:rFonts w:ascii="宋体" w:hAnsi="宋体" w:cs="宋体"/>
+          <w:sz w:val="24"/>
+          <w:szCs w:val="24"/>
+        </w:rPr>
+        <w:t xml:space="preserve">  mov dl, 0ah</w:t>
+      </w:r>
+    </w:p>
+    <w:p>
+      <w:pPr>
+        <w:pBdr>
+          <w:bottom w:val="double" w:sz="4" w:space="0" w:color="auto"/>
+        </w:pBdr>
+        <w:ind w:firstLine="420"/>
+        <w:rPr>
+          <w:rFonts w:ascii="宋体" w:hAnsi="宋体" w:cs="宋体" w:hint="eastAsia"/>
+          <w:sz w:val="24"/>
+          <w:szCs w:val="24"/>
+        </w:rPr>
+      </w:pPr>
+      <w:r>
+        <w:rPr>
+          <w:rFonts w:ascii="宋体" w:hAnsi="宋体" w:cs="宋体"/>
+          <w:sz w:val="24"/>
+          <w:szCs w:val="24"/>
+        </w:rPr>
+        <w:t xml:space="preserve">  mov ah, 02h</w:t>
+      </w:r>
+    </w:p>
+    <w:p>
+      <w:pPr>
+        <w:pBdr>
+          <w:bottom w:val="double" w:sz="4" w:space="0" w:color="auto"/>
+        </w:pBdr>
+        <w:ind w:firstLine="420"/>
+        <w:rPr>
+          <w:rFonts w:ascii="宋体" w:hAnsi="宋体" w:cs="宋体" w:hint="eastAsia"/>
+          <w:sz w:val="24"/>
+          <w:szCs w:val="24"/>
+        </w:rPr>
+      </w:pPr>
+      <w:r>
+        <w:rPr>
+          <w:rFonts w:ascii="宋体" w:hAnsi="宋体" w:cs="宋体"/>
+          <w:sz w:val="24"/>
+          <w:szCs w:val="24"/>
+        </w:rPr>
+        <w:t xml:space="preserve">  int 21h</w:t>
+      </w:r>
+    </w:p>
+    <w:p>
+      <w:pPr>
+        <w:pBdr>
+          <w:bottom w:val="double" w:sz="4" w:space="0" w:color="auto"/>
+        </w:pBdr>
+        <w:ind w:firstLine="420"/>
+        <w:rPr>
+          <w:rFonts w:ascii="宋体" w:hAnsi="宋体" w:cs="宋体" w:hint="eastAsia"/>
+          <w:sz w:val="24"/>
+          <w:szCs w:val="24"/>
+        </w:rPr>
+      </w:pPr>
+      <w:r>
+        <w:rPr>
+          <w:rFonts w:ascii="宋体" w:hAnsi="宋体" w:cs="宋体"/>
+          <w:sz w:val="24"/>
+          <w:szCs w:val="24"/>
+        </w:rPr>
+        <w:t xml:space="preserve">  call inScore</w:t>
+      </w:r>
+    </w:p>
+    <w:p>
+      <w:pPr>
+        <w:pBdr>
+          <w:bottom w:val="double" w:sz="4" w:space="0" w:color="auto"/>
+        </w:pBdr>
+        <w:ind w:firstLine="420"/>
+        <w:rPr>
+          <w:rFonts w:ascii="宋体" w:hAnsi="宋体" w:cs="宋体" w:hint="eastAsia"/>
+          <w:sz w:val="24"/>
+          <w:szCs w:val="24"/>
+        </w:rPr>
+      </w:pPr>
+      <w:r>
+        <w:rPr>
+          <w:rFonts w:ascii="宋体" w:hAnsi="宋体" w:cs="宋体"/>
+          <w:sz w:val="24"/>
+          <w:szCs w:val="24"/>
+        </w:rPr>
+        <w:t xml:space="preserve">  inc sn</w:t>
+      </w:r>
+    </w:p>
+    <w:p>
+      <w:pPr>
+        <w:pBdr>
+          <w:bottom w:val="double" w:sz="4" w:space="0" w:color="auto"/>
+        </w:pBdr>
+        <w:ind w:firstLine="420"/>
+        <w:rPr>
+          <w:rFonts w:ascii="宋体" w:hAnsi="宋体" w:cs="宋体" w:hint="eastAsia"/>
+          <w:sz w:val="24"/>
+          <w:szCs w:val="24"/>
+        </w:rPr>
+      </w:pPr>
+      <w:r>
+        <w:rPr>
+          <w:rFonts w:ascii="宋体" w:hAnsi="宋体" w:cs="宋体"/>
+          <w:sz w:val="24"/>
+          <w:szCs w:val="24"/>
+        </w:rPr>
+        <w:t xml:space="preserve">  loop l1</w:t>
+      </w:r>
+    </w:p>
+    <w:p>
+      <w:pPr>
+        <w:pBdr>
+          <w:bottom w:val="double" w:sz="4" w:space="0" w:color="auto"/>
+        </w:pBdr>
+        <w:ind w:firstLine="420"/>
+        <w:rPr>
+          <w:rFonts w:ascii="宋体" w:hAnsi="宋体" w:cs="宋体" w:hint="eastAsia"/>
+          <w:sz w:val="24"/>
+          <w:szCs w:val="24"/>
+        </w:rPr>
+      </w:pPr>
+    </w:p>
+    <w:p>
+      <w:pPr>
+        <w:pBdr>
+          <w:bottom w:val="double" w:sz="4" w:space="0" w:color="auto"/>
+        </w:pBdr>
+        <w:ind w:firstLine="420"/>
+        <w:rPr>
+          <w:rFonts w:ascii="宋体" w:hAnsi="宋体" w:cs="宋体" w:hint="eastAsia"/>
+          <w:sz w:val="24"/>
+          <w:szCs w:val="24"/>
+        </w:rPr>
+      </w:pPr>
+      <w:r>
+        <w:rPr>
+          <w:rFonts w:ascii="宋体" w:hAnsi="宋体" w:cs="宋体"/>
+          <w:sz w:val="24"/>
+          <w:szCs w:val="24"/>
+        </w:rPr>
+        <w:t xml:space="preserve">  call sort</w:t>
+      </w:r>
+    </w:p>
+    <w:p>
+      <w:pPr>
+        <w:pBdr>
+          <w:bottom w:val="double" w:sz="4" w:space="0" w:color="auto"/>
+        </w:pBdr>
+        <w:ind w:firstLine="420"/>
+        <w:rPr>
+          <w:rFonts w:ascii="宋体" w:hAnsi="宋体" w:cs="宋体" w:hint="eastAsia"/>
+          <w:sz w:val="24"/>
+          <w:szCs w:val="24"/>
+        </w:rPr>
+      </w:pPr>
+      <w:r>
+        <w:rPr>
+          <w:rFonts w:ascii="宋体" w:hAnsi="宋体" w:cs="宋体"/>
+          <w:sz w:val="24"/>
+          <w:szCs w:val="24"/>
+        </w:rPr>
+        <w:t xml:space="preserve">  mov t, 0</w:t>
+      </w:r>
+    </w:p>
+    <w:p>
+      <w:pPr>
+        <w:pBdr>
+          <w:bottom w:val="double" w:sz="4" w:space="0" w:color="auto"/>
+        </w:pBdr>
+        <w:ind w:firstLine="420"/>
+        <w:rPr>
+          <w:rFonts w:ascii="宋体" w:hAnsi="宋体" w:cs="宋体" w:hint="eastAsia"/>
+          <w:sz w:val="24"/>
+          <w:szCs w:val="24"/>
+        </w:rPr>
+      </w:pPr>
+      <w:r>
+        <w:rPr>
+          <w:rFonts w:ascii="宋体" w:hAnsi="宋体" w:cs="宋体"/>
+          <w:sz w:val="24"/>
+          <w:szCs w:val="24"/>
+        </w:rPr>
+        <w:t xml:space="preserve">  mov cx, n</w:t>
+      </w:r>
+    </w:p>
+    <w:p>
+      <w:pPr>
+        <w:pBdr>
+          <w:bottom w:val="double" w:sz="4" w:space="0" w:color="auto"/>
+        </w:pBdr>
+        <w:ind w:firstLine="420"/>
+        <w:rPr>
+          <w:rFonts w:ascii="宋体" w:hAnsi="宋体" w:cs="宋体" w:hint="eastAsia"/>
+          <w:sz w:val="24"/>
+          <w:szCs w:val="24"/>
+        </w:rPr>
+      </w:pPr>
+      <w:r>
+        <w:rPr>
+          <w:rFonts w:ascii="宋体" w:hAnsi="宋体" w:cs="宋体"/>
+          <w:sz w:val="24"/>
+          <w:szCs w:val="24"/>
+        </w:rPr>
+        <w:t>l2:</w:t>
+      </w:r>
+    </w:p>
+    <w:p>
+      <w:pPr>
+        <w:pBdr>
+          <w:bottom w:val="double" w:sz="4" w:space="0" w:color="auto"/>
+        </w:pBdr>
+        <w:ind w:firstLine="420"/>
+        <w:rPr>
+          <w:rFonts w:ascii="宋体" w:hAnsi="宋体" w:cs="宋体" w:hint="eastAsia"/>
+          <w:sz w:val="24"/>
+          <w:szCs w:val="24"/>
+        </w:rPr>
+      </w:pPr>
+      <w:r>
+        <w:rPr>
+          <w:rFonts w:ascii="宋体" w:hAnsi="宋体" w:cs="宋体"/>
+          <w:sz w:val="24"/>
+          <w:szCs w:val="24"/>
+        </w:rPr>
+        <w:t xml:space="preserve">  call disName</w:t>
+      </w:r>
+    </w:p>
+    <w:p>
+      <w:pPr>
+        <w:pBdr>
+          <w:bottom w:val="double" w:sz="4" w:space="0" w:color="auto"/>
+        </w:pBdr>
+        <w:ind w:firstLine="420"/>
+        <w:rPr>
+          <w:rFonts w:ascii="宋体" w:hAnsi="宋体" w:cs="宋体" w:hint="eastAsia"/>
+          <w:sz w:val="24"/>
+          <w:szCs w:val="24"/>
+        </w:rPr>
+      </w:pPr>
+      <w:r>
+        <w:rPr>
+          <w:rFonts w:ascii="宋体" w:hAnsi="宋体" w:cs="宋体"/>
+          <w:sz w:val="24"/>
+          <w:szCs w:val="24"/>
+        </w:rPr>
+        <w:t xml:space="preserve">  mov dl, 0dh</w:t>
+      </w:r>
+    </w:p>
+    <w:p>
+      <w:pPr>
+        <w:pBdr>
+          <w:bottom w:val="double" w:sz="4" w:space="0" w:color="auto"/>
+        </w:pBdr>
+        <w:ind w:firstLine="420"/>
+        <w:rPr>
+          <w:rFonts w:ascii="宋体" w:hAnsi="宋体" w:cs="宋体" w:hint="eastAsia"/>
+          <w:sz w:val="24"/>
+          <w:szCs w:val="24"/>
+        </w:rPr>
+      </w:pPr>
+      <w:r>
+        <w:rPr>
+          <w:rFonts w:ascii="宋体" w:hAnsi="宋体" w:cs="宋体"/>
+          <w:sz w:val="24"/>
+          <w:szCs w:val="24"/>
+        </w:rPr>
+        <w:t xml:space="preserve">  mov ah, 02h</w:t>
+      </w:r>
+    </w:p>
+    <w:p>
+      <w:pPr>
+        <w:pBdr>
+          <w:bottom w:val="double" w:sz="4" w:space="0" w:color="auto"/>
+        </w:pBdr>
+        <w:ind w:firstLine="420"/>
+        <w:rPr>
+          <w:rFonts w:ascii="宋体" w:hAnsi="宋体" w:cs="宋体" w:hint="eastAsia"/>
+          <w:sz w:val="24"/>
+          <w:szCs w:val="24"/>
+        </w:rPr>
+      </w:pPr>
+      <w:r>
+        <w:rPr>
+          <w:rFonts w:ascii="宋体" w:hAnsi="宋体" w:cs="宋体"/>
+          <w:sz w:val="24"/>
+          <w:szCs w:val="24"/>
+        </w:rPr>
+        <w:t xml:space="preserve">  int 21h</w:t>
+      </w:r>
+    </w:p>
+    <w:p>
+      <w:pPr>
+        <w:pBdr>
+          <w:bottom w:val="double" w:sz="4" w:space="0" w:color="auto"/>
+        </w:pBdr>
+        <w:ind w:firstLine="420"/>
+        <w:rPr>
+          <w:rFonts w:ascii="宋体" w:hAnsi="宋体" w:cs="宋体" w:hint="eastAsia"/>
+          <w:sz w:val="24"/>
+          <w:szCs w:val="24"/>
+        </w:rPr>
+      </w:pPr>
+      <w:r>
+        <w:rPr>
+          <w:rFonts w:ascii="宋体" w:hAnsi="宋体" w:cs="宋体"/>
+          <w:sz w:val="24"/>
+          <w:szCs w:val="24"/>
+        </w:rPr>
+        <w:t xml:space="preserve">  mov dl, 0ah</w:t>
+      </w:r>
+    </w:p>
+    <w:p>
+      <w:pPr>
+        <w:pBdr>
+          <w:bottom w:val="double" w:sz="4" w:space="0" w:color="auto"/>
+        </w:pBdr>
+        <w:ind w:firstLine="420"/>
+        <w:rPr>
+          <w:rFonts w:ascii="宋体" w:hAnsi="宋体" w:cs="宋体" w:hint="eastAsia"/>
+          <w:sz w:val="24"/>
+          <w:szCs w:val="24"/>
+        </w:rPr>
+      </w:pPr>
+      <w:r>
+        <w:rPr>
+          <w:rFonts w:ascii="宋体" w:hAnsi="宋体" w:cs="宋体"/>
+          <w:sz w:val="24"/>
+          <w:szCs w:val="24"/>
+        </w:rPr>
+        <w:t xml:space="preserve">  mov ah, 02h</w:t>
+      </w:r>
+    </w:p>
+    <w:p>
+      <w:pPr>
+        <w:pBdr>
+          <w:bottom w:val="double" w:sz="4" w:space="0" w:color="auto"/>
+        </w:pBdr>
+        <w:ind w:firstLine="420"/>
+        <w:rPr>
+          <w:rFonts w:ascii="宋体" w:hAnsi="宋体" w:cs="宋体" w:hint="eastAsia"/>
+          <w:sz w:val="24"/>
+          <w:szCs w:val="24"/>
+        </w:rPr>
+      </w:pPr>
+      <w:r>
+        <w:rPr>
+          <w:rFonts w:ascii="宋体" w:hAnsi="宋体" w:cs="宋体"/>
+          <w:sz w:val="24"/>
+          <w:szCs w:val="24"/>
+        </w:rPr>
+        <w:t xml:space="preserve">  int 21h</w:t>
+      </w:r>
+    </w:p>
+    <w:p>
+      <w:pPr>
+        <w:pBdr>
+          <w:bottom w:val="double" w:sz="4" w:space="0" w:color="auto"/>
+        </w:pBdr>
+        <w:ind w:firstLine="420"/>
+        <w:rPr>
+          <w:rFonts w:ascii="宋体" w:hAnsi="宋体" w:cs="宋体" w:hint="eastAsia"/>
+          <w:sz w:val="24"/>
+          <w:szCs w:val="24"/>
+        </w:rPr>
+      </w:pPr>
+      <w:r>
+        <w:rPr>
+          <w:rFonts w:ascii="宋体" w:hAnsi="宋体" w:cs="宋体"/>
+          <w:sz w:val="24"/>
+          <w:szCs w:val="24"/>
+        </w:rPr>
+        <w:t xml:space="preserve">  call disScore</w:t>
+      </w:r>
+    </w:p>
+    <w:p>
+      <w:pPr>
+        <w:pBdr>
+          <w:bottom w:val="double" w:sz="4" w:space="0" w:color="auto"/>
+        </w:pBdr>
+        <w:ind w:firstLine="420"/>
+        <w:rPr>
+          <w:rFonts w:ascii="宋体" w:hAnsi="宋体" w:cs="宋体" w:hint="eastAsia"/>
+          <w:sz w:val="24"/>
+          <w:szCs w:val="24"/>
+        </w:rPr>
+      </w:pPr>
+      <w:r>
+        <w:rPr>
+          <w:rFonts w:ascii="宋体" w:hAnsi="宋体" w:cs="宋体"/>
+          <w:sz w:val="24"/>
+          <w:szCs w:val="24"/>
+        </w:rPr>
+        <w:t xml:space="preserve">  inc t</w:t>
+      </w:r>
+    </w:p>
+    <w:p>
+      <w:pPr>
+        <w:pBdr>
+          <w:bottom w:val="double" w:sz="4" w:space="0" w:color="auto"/>
+        </w:pBdr>
+        <w:ind w:firstLine="420"/>
+        <w:rPr>
+          <w:rFonts w:ascii="宋体" w:hAnsi="宋体" w:cs="宋体" w:hint="eastAsia"/>
+          <w:sz w:val="24"/>
+          <w:szCs w:val="24"/>
+        </w:rPr>
+      </w:pPr>
+      <w:r>
+        <w:rPr>
+          <w:rFonts w:ascii="宋体" w:hAnsi="宋体" w:cs="宋体"/>
+          <w:sz w:val="24"/>
+          <w:szCs w:val="24"/>
+        </w:rPr>
+        <w:t xml:space="preserve">  loop l2</w:t>
+      </w:r>
+    </w:p>
+    <w:p>
+      <w:pPr>
+        <w:pBdr>
+          <w:bottom w:val="double" w:sz="4" w:space="0" w:color="auto"/>
+        </w:pBdr>
+        <w:ind w:firstLine="420"/>
+        <w:rPr>
+          <w:rFonts w:ascii="宋体" w:hAnsi="宋体" w:cs="宋体" w:hint="eastAsia"/>
+          <w:sz w:val="24"/>
+          <w:szCs w:val="24"/>
+        </w:rPr>
+      </w:pPr>
+    </w:p>
+    <w:p>
+      <w:pPr>
+        <w:pBdr>
+          <w:bottom w:val="double" w:sz="4" w:space="0" w:color="auto"/>
+        </w:pBdr>
+        <w:ind w:firstLine="420"/>
+        <w:rPr>
+          <w:rFonts w:ascii="宋体" w:hAnsi="宋体" w:cs="宋体" w:hint="eastAsia"/>
+          <w:sz w:val="24"/>
+          <w:szCs w:val="24"/>
+        </w:rPr>
+      </w:pPr>
+      <w:r>
+        <w:rPr>
+          <w:rFonts w:ascii="宋体" w:hAnsi="宋体" w:cs="宋体"/>
+          <w:sz w:val="24"/>
+          <w:szCs w:val="24"/>
+        </w:rPr>
+        <w:t xml:space="preserve">  mov ah, 4ch</w:t>
+      </w:r>
+    </w:p>
+    <w:p>
+      <w:pPr>
+        <w:pBdr>
+          <w:bottom w:val="double" w:sz="4" w:space="0" w:color="auto"/>
+        </w:pBdr>
+        <w:ind w:firstLine="420"/>
+        <w:rPr>
+          <w:rFonts w:ascii="宋体" w:hAnsi="宋体" w:cs="宋体" w:hint="eastAsia"/>
+          <w:sz w:val="24"/>
+          <w:szCs w:val="24"/>
+        </w:rPr>
+      </w:pPr>
+      <w:r>
+        <w:rPr>
+          <w:rFonts w:ascii="宋体" w:hAnsi="宋体" w:cs="宋体"/>
+          <w:sz w:val="24"/>
+          <w:szCs w:val="24"/>
+        </w:rPr>
+        <w:t xml:space="preserve">  int 21h</w:t>
+      </w:r>
+    </w:p>
+    <w:p>
+      <w:pPr>
+        <w:pBdr>
+          <w:bottom w:val="double" w:sz="4" w:space="0" w:color="auto"/>
+        </w:pBdr>
+        <w:ind w:firstLine="420"/>
+        <w:rPr>
+          <w:rFonts w:ascii="宋体" w:hAnsi="宋体" w:cs="宋体" w:hint="eastAsia"/>
+          <w:sz w:val="24"/>
+          <w:szCs w:val="24"/>
+        </w:rPr>
+      </w:pPr>
+    </w:p>
+    <w:p>
+      <w:pPr>
+        <w:pBdr>
+          <w:bottom w:val="double" w:sz="4" w:space="0" w:color="auto"/>
+        </w:pBdr>
+        <w:ind w:firstLine="420"/>
+        <w:rPr>
+          <w:rFonts w:ascii="宋体" w:hAnsi="宋体" w:cs="宋体" w:hint="eastAsia"/>
+          <w:sz w:val="24"/>
+          <w:szCs w:val="24"/>
+        </w:rPr>
+      </w:pPr>
+      <w:r>
+        <w:rPr>
+          <w:rFonts w:ascii="宋体" w:hAnsi="宋体" w:cs="宋体"/>
+          <w:sz w:val="24"/>
+          <w:szCs w:val="24"/>
+        </w:rPr>
+        <w:t>inName proc</w:t>
+      </w:r>
+    </w:p>
+    <w:p>
+      <w:pPr>
+        <w:pBdr>
+          <w:bottom w:val="double" w:sz="4" w:space="0" w:color="auto"/>
+        </w:pBdr>
+        <w:ind w:firstLine="420"/>
+        <w:rPr>
+          <w:rFonts w:ascii="宋体" w:hAnsi="宋体" w:cs="宋体" w:hint="eastAsia"/>
+          <w:sz w:val="24"/>
+          <w:szCs w:val="24"/>
+        </w:rPr>
+      </w:pPr>
+      <w:r>
+        <w:rPr>
+          <w:rFonts w:ascii="宋体" w:hAnsi="宋体" w:cs="宋体"/>
+          <w:sz w:val="24"/>
+          <w:szCs w:val="24"/>
+        </w:rPr>
+        <w:t xml:space="preserve">  push ax</w:t>
+      </w:r>
+    </w:p>
+    <w:p>
+      <w:pPr>
+        <w:pBdr>
+          <w:bottom w:val="double" w:sz="4" w:space="0" w:color="auto"/>
+        </w:pBdr>
+        <w:ind w:firstLine="420"/>
+        <w:rPr>
+          <w:rFonts w:ascii="宋体" w:hAnsi="宋体" w:cs="宋体" w:hint="eastAsia"/>
+          <w:sz w:val="24"/>
+          <w:szCs w:val="24"/>
+        </w:rPr>
+      </w:pPr>
+      <w:r>
+        <w:rPr>
+          <w:rFonts w:ascii="宋体" w:hAnsi="宋体" w:cs="宋体"/>
+          <w:sz w:val="24"/>
+          <w:szCs w:val="24"/>
+        </w:rPr>
+        <w:t xml:space="preserve">  push bx</w:t>
+      </w:r>
+    </w:p>
+    <w:p>
+      <w:pPr>
+        <w:pBdr>
+          <w:bottom w:val="double" w:sz="4" w:space="0" w:color="auto"/>
+        </w:pBdr>
+        <w:ind w:firstLine="420"/>
+        <w:rPr>
+          <w:rFonts w:ascii="宋体" w:hAnsi="宋体" w:cs="宋体" w:hint="eastAsia"/>
+          <w:sz w:val="24"/>
+          <w:szCs w:val="24"/>
+        </w:rPr>
+      </w:pPr>
+      <w:r>
+        <w:rPr>
+          <w:rFonts w:ascii="宋体" w:hAnsi="宋体" w:cs="宋体"/>
+          <w:sz w:val="24"/>
+          <w:szCs w:val="24"/>
+        </w:rPr>
+        <w:t xml:space="preserve">  push dx</w:t>
+      </w:r>
+    </w:p>
+    <w:p>
+      <w:pPr>
+        <w:pBdr>
+          <w:bottom w:val="double" w:sz="4" w:space="0" w:color="auto"/>
+        </w:pBdr>
+        <w:ind w:firstLine="420"/>
+        <w:rPr>
+          <w:rFonts w:ascii="宋体" w:hAnsi="宋体" w:cs="宋体" w:hint="eastAsia"/>
+          <w:sz w:val="24"/>
+          <w:szCs w:val="24"/>
+        </w:rPr>
+      </w:pPr>
+    </w:p>
+    <w:p>
+      <w:pPr>
+        <w:pBdr>
+          <w:bottom w:val="double" w:sz="4" w:space="0" w:color="auto"/>
+        </w:pBdr>
+        <w:ind w:firstLine="420"/>
+        <w:rPr>
+          <w:rFonts w:ascii="宋体" w:hAnsi="宋体" w:cs="宋体" w:hint="eastAsia"/>
+          <w:sz w:val="24"/>
+          <w:szCs w:val="24"/>
+        </w:rPr>
+      </w:pPr>
+      <w:r>
+        <w:rPr>
+          <w:rFonts w:ascii="宋体" w:hAnsi="宋体" w:cs="宋体"/>
+          <w:sz w:val="24"/>
+          <w:szCs w:val="24"/>
+        </w:rPr>
+        <w:t xml:space="preserve">  mov bl, sn</w:t>
+      </w:r>
+    </w:p>
+    <w:p>
+      <w:pPr>
+        <w:pBdr>
+          <w:bottom w:val="double" w:sz="4" w:space="0" w:color="auto"/>
+        </w:pBdr>
+        <w:ind w:firstLine="420"/>
+        <w:rPr>
+          <w:rFonts w:ascii="宋体" w:hAnsi="宋体" w:cs="宋体" w:hint="eastAsia"/>
+          <w:sz w:val="24"/>
+          <w:szCs w:val="24"/>
+        </w:rPr>
+      </w:pPr>
+      <w:r>
+        <w:rPr>
+          <w:rFonts w:ascii="宋体" w:hAnsi="宋体" w:cs="宋体"/>
+          <w:sz w:val="24"/>
+          <w:szCs w:val="24"/>
+        </w:rPr>
+        <w:t xml:space="preserve">  mov al, 15</w:t>
+      </w:r>
+    </w:p>
+    <w:p>
+      <w:pPr>
+        <w:pBdr>
+          <w:bottom w:val="double" w:sz="4" w:space="0" w:color="auto"/>
+        </w:pBdr>
+        <w:ind w:firstLine="420"/>
+        <w:rPr>
+          <w:rFonts w:ascii="宋体" w:hAnsi="宋体" w:cs="宋体" w:hint="eastAsia"/>
+          <w:sz w:val="24"/>
+          <w:szCs w:val="24"/>
+        </w:rPr>
+      </w:pPr>
+      <w:r>
+        <w:rPr>
+          <w:rFonts w:ascii="宋体" w:hAnsi="宋体" w:cs="宋体"/>
+          <w:sz w:val="24"/>
+          <w:szCs w:val="24"/>
+        </w:rPr>
+        <w:t xml:space="preserve">  mul bl</w:t>
+      </w:r>
+    </w:p>
+    <w:p>
+      <w:pPr>
+        <w:pBdr>
+          <w:bottom w:val="double" w:sz="4" w:space="0" w:color="auto"/>
+        </w:pBdr>
+        <w:ind w:firstLine="420"/>
+        <w:rPr>
+          <w:rFonts w:ascii="宋体" w:hAnsi="宋体" w:cs="宋体" w:hint="eastAsia"/>
+          <w:sz w:val="24"/>
+          <w:szCs w:val="24"/>
+        </w:rPr>
+      </w:pPr>
+      <w:r>
+        <w:rPr>
+          <w:rFonts w:ascii="宋体" w:hAnsi="宋体" w:cs="宋体"/>
+          <w:sz w:val="24"/>
+          <w:szCs w:val="24"/>
+        </w:rPr>
+        <w:lastRenderedPageBreak/>
+        <w:t xml:space="preserve">  mov bx, offset nameA</w:t>
+      </w:r>
+    </w:p>
+    <w:p>
+      <w:pPr>
+        <w:pBdr>
+          <w:bottom w:val="double" w:sz="4" w:space="0" w:color="auto"/>
+        </w:pBdr>
+        <w:ind w:firstLine="420"/>
+        <w:rPr>
+          <w:rFonts w:ascii="宋体" w:hAnsi="宋体" w:cs="宋体" w:hint="eastAsia"/>
+          <w:sz w:val="24"/>
+          <w:szCs w:val="24"/>
+        </w:rPr>
+      </w:pPr>
+      <w:r>
+        <w:rPr>
+          <w:rFonts w:ascii="宋体" w:hAnsi="宋体" w:cs="宋体"/>
+          <w:sz w:val="24"/>
+          <w:szCs w:val="24"/>
+        </w:rPr>
+        <w:t xml:space="preserve">  add bx, ax ;bx = nameA + sn * 15</w:t>
+      </w:r>
+    </w:p>
+    <w:p>
+      <w:pPr>
+        <w:pBdr>
+          <w:bottom w:val="double" w:sz="4" w:space="0" w:color="auto"/>
+        </w:pBdr>
+        <w:ind w:firstLine="420"/>
+        <w:rPr>
+          <w:rFonts w:ascii="宋体" w:hAnsi="宋体" w:cs="宋体" w:hint="eastAsia"/>
+          <w:sz w:val="24"/>
+          <w:szCs w:val="24"/>
+        </w:rPr>
+      </w:pPr>
+      <w:r>
+        <w:rPr>
+          <w:rFonts w:ascii="宋体" w:hAnsi="宋体" w:cs="宋体"/>
+          <w:sz w:val="24"/>
+          <w:szCs w:val="24"/>
+        </w:rPr>
+        <w:t xml:space="preserve">  mov dx, bx</w:t>
+      </w:r>
+    </w:p>
+    <w:p>
+      <w:pPr>
+        <w:pBdr>
+          <w:bottom w:val="double" w:sz="4" w:space="0" w:color="auto"/>
+        </w:pBdr>
+        <w:ind w:firstLine="420"/>
+        <w:rPr>
+          <w:rFonts w:ascii="宋体" w:hAnsi="宋体" w:cs="宋体" w:hint="eastAsia"/>
+          <w:sz w:val="24"/>
+          <w:szCs w:val="24"/>
+        </w:rPr>
+      </w:pPr>
+      <w:r>
+        <w:rPr>
+          <w:rFonts w:ascii="宋体" w:hAnsi="宋体" w:cs="宋体"/>
+          <w:sz w:val="24"/>
+          <w:szCs w:val="24"/>
+        </w:rPr>
+        <w:t xml:space="preserve">  mov ah, 0ah</w:t>
+      </w:r>
+    </w:p>
+    <w:p>
+      <w:pPr>
+        <w:pBdr>
+          <w:bottom w:val="double" w:sz="4" w:space="0" w:color="auto"/>
+        </w:pBdr>
+        <w:ind w:firstLine="420"/>
+        <w:rPr>
+          <w:rFonts w:ascii="宋体" w:hAnsi="宋体" w:cs="宋体" w:hint="eastAsia"/>
+          <w:sz w:val="24"/>
+          <w:szCs w:val="24"/>
+        </w:rPr>
+      </w:pPr>
+      <w:r>
+        <w:rPr>
+          <w:rFonts w:ascii="宋体" w:hAnsi="宋体" w:cs="宋体"/>
+          <w:sz w:val="24"/>
+          <w:szCs w:val="24"/>
+        </w:rPr>
+        <w:t xml:space="preserve">  int 21h</w:t>
+      </w:r>
+    </w:p>
+    <w:p>
+      <w:pPr>
+        <w:pBdr>
+          <w:bottom w:val="double" w:sz="4" w:space="0" w:color="auto"/>
+        </w:pBdr>
+        <w:ind w:firstLine="420"/>
+        <w:rPr>
+          <w:rFonts w:ascii="宋体" w:hAnsi="宋体" w:cs="宋体" w:hint="eastAsia"/>
+          <w:sz w:val="24"/>
+          <w:szCs w:val="24"/>
+        </w:rPr>
+      </w:pPr>
+      <w:r>
+        <w:rPr>
+          <w:rFonts w:ascii="宋体" w:hAnsi="宋体" w:cs="宋体"/>
+          <w:sz w:val="24"/>
+          <w:szCs w:val="24"/>
+        </w:rPr>
+        <w:t xml:space="preserve">  mov byte ptr [bx], 0ah</w:t>
+      </w:r>
+    </w:p>
+    <w:p>
+      <w:pPr>
+        <w:pBdr>
+          <w:bottom w:val="double" w:sz="4" w:space="0" w:color="auto"/>
+        </w:pBdr>
+        <w:ind w:firstLine="420"/>
+        <w:rPr>
+          <w:rFonts w:ascii="宋体" w:hAnsi="宋体" w:cs="宋体" w:hint="eastAsia"/>
+          <w:sz w:val="24"/>
+          <w:szCs w:val="24"/>
+        </w:rPr>
+      </w:pPr>
+      <w:r>
+        <w:rPr>
+          <w:rFonts w:ascii="宋体" w:hAnsi="宋体" w:cs="宋体"/>
+          <w:sz w:val="24"/>
+          <w:szCs w:val="24"/>
+        </w:rPr>
+        <w:t xml:space="preserve">  inc bx</w:t>
+      </w:r>
+    </w:p>
+    <w:p>
+      <w:pPr>
+        <w:pBdr>
+          <w:bottom w:val="double" w:sz="4" w:space="0" w:color="auto"/>
+        </w:pBdr>
+        <w:ind w:firstLine="420"/>
+        <w:rPr>
+          <w:rFonts w:ascii="宋体" w:hAnsi="宋体" w:cs="宋体" w:hint="eastAsia"/>
+          <w:sz w:val="24"/>
+          <w:szCs w:val="24"/>
+        </w:rPr>
+      </w:pPr>
+      <w:r>
+        <w:rPr>
+          <w:rFonts w:ascii="宋体" w:hAnsi="宋体" w:cs="宋体"/>
+          <w:sz w:val="24"/>
+          <w:szCs w:val="24"/>
+        </w:rPr>
+        <w:t xml:space="preserve">  mov byte ptr [bx], 0dh</w:t>
+      </w:r>
+    </w:p>
+    <w:p>
+      <w:pPr>
+        <w:pBdr>
+          <w:bottom w:val="double" w:sz="4" w:space="0" w:color="auto"/>
+        </w:pBdr>
+        <w:ind w:firstLine="420"/>
+        <w:rPr>
+          <w:rFonts w:ascii="宋体" w:hAnsi="宋体" w:cs="宋体" w:hint="eastAsia"/>
+          <w:sz w:val="24"/>
+          <w:szCs w:val="24"/>
+        </w:rPr>
+      </w:pPr>
+      <w:r>
+        <w:rPr>
+          <w:rFonts w:ascii="宋体" w:hAnsi="宋体" w:cs="宋体"/>
+          <w:sz w:val="24"/>
+          <w:szCs w:val="24"/>
+        </w:rPr>
+        <w:t xml:space="preserve">  </w:t>
+      </w:r>
+    </w:p>
+    <w:p>
+      <w:pPr>
+        <w:pBdr>
+          <w:bottom w:val="double" w:sz="4" w:space="0" w:color="auto"/>
+        </w:pBdr>
+        <w:ind w:firstLine="420"/>
+        <w:rPr>
+          <w:rFonts w:ascii="宋体" w:hAnsi="宋体" w:cs="宋体" w:hint="eastAsia"/>
+          <w:sz w:val="24"/>
+          <w:szCs w:val="24"/>
+        </w:rPr>
+      </w:pPr>
+      <w:r>
+        <w:rPr>
+          <w:rFonts w:ascii="宋体" w:hAnsi="宋体" w:cs="宋体"/>
+          <w:sz w:val="24"/>
+          <w:szCs w:val="24"/>
+        </w:rPr>
+        <w:t xml:space="preserve">  pop dx</w:t>
+      </w:r>
+    </w:p>
+    <w:p>
+      <w:pPr>
+        <w:pBdr>
+          <w:bottom w:val="double" w:sz="4" w:space="0" w:color="auto"/>
+        </w:pBdr>
+        <w:ind w:firstLine="420"/>
+        <w:rPr>
+          <w:rFonts w:ascii="宋体" w:hAnsi="宋体" w:cs="宋体" w:hint="eastAsia"/>
+          <w:sz w:val="24"/>
+          <w:szCs w:val="24"/>
+        </w:rPr>
+      </w:pPr>
+      <w:r>
+        <w:rPr>
+          <w:rFonts w:ascii="宋体" w:hAnsi="宋体" w:cs="宋体"/>
+          <w:sz w:val="24"/>
+          <w:szCs w:val="24"/>
+        </w:rPr>
+        <w:t xml:space="preserve">  pop bx</w:t>
+      </w:r>
+    </w:p>
+    <w:p>
+      <w:pPr>
+        <w:pBdr>
+          <w:bottom w:val="double" w:sz="4" w:space="0" w:color="auto"/>
+        </w:pBdr>
+        <w:ind w:firstLine="420"/>
+        <w:rPr>
+          <w:rFonts w:ascii="宋体" w:hAnsi="宋体" w:cs="宋体" w:hint="eastAsia"/>
+          <w:sz w:val="24"/>
+          <w:szCs w:val="24"/>
+        </w:rPr>
+      </w:pPr>
+      <w:r>
+        <w:rPr>
+          <w:rFonts w:ascii="宋体" w:hAnsi="宋体" w:cs="宋体"/>
+          <w:sz w:val="24"/>
+          <w:szCs w:val="24"/>
+        </w:rPr>
+        <w:t xml:space="preserve">  pop ax</w:t>
+      </w:r>
+    </w:p>
+    <w:p>
+      <w:pPr>
+        <w:pBdr>
+          <w:bottom w:val="double" w:sz="4" w:space="0" w:color="auto"/>
+        </w:pBdr>
+        <w:ind w:firstLine="420"/>
+        <w:rPr>
+          <w:rFonts w:ascii="宋体" w:hAnsi="宋体" w:cs="宋体" w:hint="eastAsia"/>
+          <w:sz w:val="24"/>
+          <w:szCs w:val="24"/>
+        </w:rPr>
+      </w:pPr>
+      <w:r>
+        <w:rPr>
+          <w:rFonts w:ascii="宋体" w:hAnsi="宋体" w:cs="宋体"/>
+          <w:sz w:val="24"/>
+          <w:szCs w:val="24"/>
+        </w:rPr>
+        <w:t xml:space="preserve">  ret</w:t>
+      </w:r>
+    </w:p>
+    <w:p>
+      <w:pPr>
+        <w:pBdr>
+          <w:bottom w:val="double" w:sz="4" w:space="0" w:color="auto"/>
+        </w:pBdr>
+        <w:ind w:firstLine="420"/>
+        <w:rPr>
+          <w:rFonts w:ascii="宋体" w:hAnsi="宋体" w:cs="宋体" w:hint="eastAsia"/>
+          <w:sz w:val="24"/>
+          <w:szCs w:val="24"/>
+        </w:rPr>
+      </w:pPr>
+      <w:r>
+        <w:rPr>
+          <w:rFonts w:ascii="宋体" w:hAnsi="宋体" w:cs="宋体"/>
+          <w:sz w:val="24"/>
+          <w:szCs w:val="24"/>
+        </w:rPr>
+        <w:t>inName endp</w:t>
+      </w:r>
+    </w:p>
+    <w:p>
+      <w:pPr>
+        <w:pBdr>
+          <w:bottom w:val="double" w:sz="4" w:space="0" w:color="auto"/>
+        </w:pBdr>
+        <w:ind w:firstLine="420"/>
+        <w:rPr>
+          <w:rFonts w:ascii="宋体" w:hAnsi="宋体" w:cs="宋体" w:hint="eastAsia"/>
+          <w:sz w:val="24"/>
+          <w:szCs w:val="24"/>
+        </w:rPr>
+      </w:pPr>
+      <w:r>
+        <w:rPr>
+          <w:rFonts w:ascii="宋体" w:hAnsi="宋体" w:cs="宋体"/>
+          <w:sz w:val="24"/>
+          <w:szCs w:val="24"/>
+        </w:rPr>
+        <w:t>inScore proc</w:t>
+      </w:r>
+    </w:p>
+    <w:p>
+      <w:pPr>
+        <w:pBdr>
+          <w:bottom w:val="double" w:sz="4" w:space="0" w:color="auto"/>
+        </w:pBdr>
+        <w:ind w:firstLine="420"/>
+        <w:rPr>
+          <w:rFonts w:ascii="宋体" w:hAnsi="宋体" w:cs="宋体" w:hint="eastAsia"/>
+          <w:sz w:val="24"/>
+          <w:szCs w:val="24"/>
+        </w:rPr>
+      </w:pPr>
+      <w:r>
+        <w:rPr>
+          <w:rFonts w:ascii="宋体" w:hAnsi="宋体" w:cs="宋体"/>
+          <w:sz w:val="24"/>
+          <w:szCs w:val="24"/>
+        </w:rPr>
+        <w:t xml:space="preserve">  push ax</w:t>
+      </w:r>
+    </w:p>
+    <w:p>
+      <w:pPr>
+        <w:pBdr>
+          <w:bottom w:val="double" w:sz="4" w:space="0" w:color="auto"/>
+        </w:pBdr>
+        <w:ind w:firstLine="420"/>
+        <w:rPr>
+          <w:rFonts w:ascii="宋体" w:hAnsi="宋体" w:cs="宋体" w:hint="eastAsia"/>
+          <w:sz w:val="24"/>
+          <w:szCs w:val="24"/>
+        </w:rPr>
+      </w:pPr>
+      <w:r>
+        <w:rPr>
+          <w:rFonts w:ascii="宋体" w:hAnsi="宋体" w:cs="宋体"/>
+          <w:sz w:val="24"/>
+          <w:szCs w:val="24"/>
+        </w:rPr>
+        <w:t xml:space="preserve">  push bx</w:t>
+      </w:r>
+    </w:p>
+    <w:p>
+      <w:pPr>
+        <w:pBdr>
+          <w:bottom w:val="double" w:sz="4" w:space="0" w:color="auto"/>
+        </w:pBdr>
+        <w:ind w:firstLine="420"/>
+        <w:rPr>
+          <w:rFonts w:ascii="宋体" w:hAnsi="宋体" w:cs="宋体" w:hint="eastAsia"/>
+          <w:sz w:val="24"/>
+          <w:szCs w:val="24"/>
+        </w:rPr>
+      </w:pPr>
+      <w:r>
+        <w:rPr>
+          <w:rFonts w:ascii="宋体" w:hAnsi="宋体" w:cs="宋体"/>
+          <w:sz w:val="24"/>
+          <w:szCs w:val="24"/>
+        </w:rPr>
+        <w:t xml:space="preserve">  push cx</w:t>
+      </w:r>
+    </w:p>
+    <w:p>
+      <w:pPr>
+        <w:pBdr>
+          <w:bottom w:val="double" w:sz="4" w:space="0" w:color="auto"/>
+        </w:pBdr>
+        <w:ind w:firstLine="420"/>
+        <w:rPr>
+          <w:rFonts w:ascii="宋体" w:hAnsi="宋体" w:cs="宋体" w:hint="eastAsia"/>
+          <w:sz w:val="24"/>
+          <w:szCs w:val="24"/>
+        </w:rPr>
+      </w:pPr>
+    </w:p>
+    <w:p>
+      <w:pPr>
+        <w:pBdr>
+          <w:bottom w:val="double" w:sz="4" w:space="0" w:color="auto"/>
+        </w:pBdr>
+        <w:ind w:firstLine="420"/>
+        <w:rPr>
+          <w:rFonts w:ascii="宋体" w:hAnsi="宋体" w:cs="宋体" w:hint="eastAsia"/>
+          <w:sz w:val="24"/>
+          <w:szCs w:val="24"/>
+        </w:rPr>
+      </w:pPr>
+      <w:r>
+        <w:rPr>
+          <w:rFonts w:ascii="宋体" w:hAnsi="宋体" w:cs="宋体"/>
+          <w:sz w:val="24"/>
+          <w:szCs w:val="24"/>
+        </w:rPr>
+        <w:t xml:space="preserve">  mov num, 0</w:t>
+      </w:r>
+    </w:p>
+    <w:p>
+      <w:pPr>
+        <w:pBdr>
+          <w:bottom w:val="double" w:sz="4" w:space="0" w:color="auto"/>
+        </w:pBdr>
+        <w:ind w:firstLine="420"/>
+        <w:rPr>
+          <w:rFonts w:ascii="宋体" w:hAnsi="宋体" w:cs="宋体" w:hint="eastAsia"/>
+          <w:sz w:val="24"/>
+          <w:szCs w:val="24"/>
+        </w:rPr>
+      </w:pPr>
+      <w:r>
+        <w:rPr>
+          <w:rFonts w:ascii="宋体" w:hAnsi="宋体" w:cs="宋体" w:hint="eastAsia"/>
+          <w:sz w:val="24"/>
+          <w:szCs w:val="24"/>
+        </w:rPr>
+        <w:t xml:space="preserve">  ; 计算scoreAsc[sn]</w:t>
+      </w:r>
+    </w:p>
+    <w:p>
+      <w:pPr>
+        <w:pBdr>
+          <w:bottom w:val="double" w:sz="4" w:space="0" w:color="auto"/>
+        </w:pBdr>
+        <w:ind w:firstLine="420"/>
+        <w:rPr>
+          <w:rFonts w:ascii="宋体" w:hAnsi="宋体" w:cs="宋体" w:hint="eastAsia"/>
+          <w:sz w:val="24"/>
+          <w:szCs w:val="24"/>
+        </w:rPr>
+      </w:pPr>
+      <w:r>
+        <w:rPr>
+          <w:rFonts w:ascii="宋体" w:hAnsi="宋体" w:cs="宋体"/>
+          <w:sz w:val="24"/>
+          <w:szCs w:val="24"/>
+        </w:rPr>
+        <w:t xml:space="preserve">  mov al, sn</w:t>
+      </w:r>
+    </w:p>
+    <w:p>
+      <w:pPr>
+        <w:pBdr>
+          <w:bottom w:val="double" w:sz="4" w:space="0" w:color="auto"/>
+        </w:pBdr>
+        <w:ind w:firstLine="420"/>
+        <w:rPr>
+          <w:rFonts w:ascii="宋体" w:hAnsi="宋体" w:cs="宋体" w:hint="eastAsia"/>
+          <w:sz w:val="24"/>
+          <w:szCs w:val="24"/>
+        </w:rPr>
+      </w:pPr>
+      <w:r>
+        <w:rPr>
+          <w:rFonts w:ascii="宋体" w:hAnsi="宋体" w:cs="宋体"/>
+          <w:sz w:val="24"/>
+          <w:szCs w:val="24"/>
+        </w:rPr>
+        <w:t xml:space="preserve">  mov cl, 4</w:t>
+      </w:r>
+    </w:p>
+    <w:p>
+      <w:pPr>
+        <w:pBdr>
+          <w:bottom w:val="double" w:sz="4" w:space="0" w:color="auto"/>
+        </w:pBdr>
+        <w:ind w:firstLine="420"/>
+        <w:rPr>
+          <w:rFonts w:ascii="宋体" w:hAnsi="宋体" w:cs="宋体" w:hint="eastAsia"/>
+          <w:sz w:val="24"/>
+          <w:szCs w:val="24"/>
+        </w:rPr>
+      </w:pPr>
+      <w:r>
+        <w:rPr>
+          <w:rFonts w:ascii="宋体" w:hAnsi="宋体" w:cs="宋体"/>
+          <w:sz w:val="24"/>
+          <w:szCs w:val="24"/>
+        </w:rPr>
+        <w:t xml:space="preserve">  mul cl</w:t>
+      </w:r>
+    </w:p>
+    <w:p>
+      <w:pPr>
+        <w:pBdr>
+          <w:bottom w:val="double" w:sz="4" w:space="0" w:color="auto"/>
+        </w:pBdr>
+        <w:ind w:firstLine="420"/>
+        <w:rPr>
+          <w:rFonts w:ascii="宋体" w:hAnsi="宋体" w:cs="宋体" w:hint="eastAsia"/>
+          <w:sz w:val="24"/>
+          <w:szCs w:val="24"/>
+        </w:rPr>
+      </w:pPr>
+      <w:r>
+        <w:rPr>
+          <w:rFonts w:ascii="宋体" w:hAnsi="宋体" w:cs="宋体"/>
+          <w:sz w:val="24"/>
+          <w:szCs w:val="24"/>
+        </w:rPr>
+        <w:t xml:space="preserve">  mov bx, offset scoreA</w:t>
+      </w:r>
+    </w:p>
+    <w:p>
+      <w:pPr>
+        <w:pBdr>
+          <w:bottom w:val="double" w:sz="4" w:space="0" w:color="auto"/>
+        </w:pBdr>
+        <w:ind w:firstLine="420"/>
+        <w:rPr>
+          <w:rFonts w:ascii="宋体" w:hAnsi="宋体" w:cs="宋体" w:hint="eastAsia"/>
+          <w:sz w:val="24"/>
+          <w:szCs w:val="24"/>
+        </w:rPr>
+      </w:pPr>
+      <w:r>
+        <w:rPr>
+          <w:rFonts w:ascii="宋体" w:hAnsi="宋体" w:cs="宋体"/>
+          <w:sz w:val="24"/>
+          <w:szCs w:val="24"/>
+        </w:rPr>
+        <w:t xml:space="preserve">  add bx, ax</w:t>
+      </w:r>
+    </w:p>
+    <w:p>
+      <w:pPr>
+        <w:pBdr>
+          <w:bottom w:val="double" w:sz="4" w:space="0" w:color="auto"/>
+        </w:pBdr>
+        <w:ind w:firstLine="420"/>
+        <w:rPr>
+          <w:rFonts w:ascii="宋体" w:hAnsi="宋体" w:cs="宋体" w:hint="eastAsia"/>
+          <w:sz w:val="24"/>
+          <w:szCs w:val="24"/>
+        </w:rPr>
+      </w:pPr>
+      <w:r>
+        <w:rPr>
+          <w:rFonts w:ascii="宋体" w:hAnsi="宋体" w:cs="宋体"/>
+          <w:sz w:val="24"/>
+          <w:szCs w:val="24"/>
+        </w:rPr>
+        <w:t>let1:</w:t>
+      </w:r>
+    </w:p>
+    <w:p>
+      <w:pPr>
+        <w:pBdr>
+          <w:bottom w:val="double" w:sz="4" w:space="0" w:color="auto"/>
+        </w:pBdr>
+        <w:ind w:firstLine="420"/>
+        <w:rPr>
+          <w:rFonts w:ascii="宋体" w:hAnsi="宋体" w:cs="宋体" w:hint="eastAsia"/>
+          <w:sz w:val="24"/>
+          <w:szCs w:val="24"/>
+        </w:rPr>
+      </w:pPr>
+      <w:r>
+        <w:rPr>
+          <w:rFonts w:ascii="宋体" w:hAnsi="宋体" w:cs="宋体"/>
+          <w:sz w:val="24"/>
+          <w:szCs w:val="24"/>
+        </w:rPr>
+        <w:t xml:space="preserve">  mov ah, 1</w:t>
+      </w:r>
+    </w:p>
+    <w:p>
+      <w:pPr>
+        <w:pBdr>
+          <w:bottom w:val="double" w:sz="4" w:space="0" w:color="auto"/>
+        </w:pBdr>
+        <w:ind w:firstLine="420"/>
+        <w:rPr>
+          <w:rFonts w:ascii="宋体" w:hAnsi="宋体" w:cs="宋体" w:hint="eastAsia"/>
+          <w:sz w:val="24"/>
+          <w:szCs w:val="24"/>
+        </w:rPr>
+      </w:pPr>
+      <w:r>
+        <w:rPr>
+          <w:rFonts w:ascii="宋体" w:hAnsi="宋体" w:cs="宋体"/>
+          <w:sz w:val="24"/>
+          <w:szCs w:val="24"/>
+        </w:rPr>
+        <w:t xml:space="preserve">  int 21h</w:t>
+      </w:r>
+    </w:p>
+    <w:p>
+      <w:pPr>
+        <w:pBdr>
+          <w:bottom w:val="double" w:sz="4" w:space="0" w:color="auto"/>
+        </w:pBdr>
+        <w:ind w:firstLine="420"/>
+        <w:rPr>
+          <w:rFonts w:ascii="宋体" w:hAnsi="宋体" w:cs="宋体" w:hint="eastAsia"/>
+          <w:sz w:val="24"/>
+          <w:szCs w:val="24"/>
+        </w:rPr>
+      </w:pPr>
+      <w:r>
+        <w:rPr>
+          <w:rFonts w:ascii="宋体" w:hAnsi="宋体" w:cs="宋体"/>
+          <w:sz w:val="24"/>
+          <w:szCs w:val="24"/>
+        </w:rPr>
+        <w:t xml:space="preserve">  cmp al, 0dh</w:t>
+      </w:r>
+    </w:p>
+    <w:p>
+      <w:pPr>
+        <w:pBdr>
+          <w:bottom w:val="double" w:sz="4" w:space="0" w:color="auto"/>
+        </w:pBdr>
+        <w:ind w:firstLine="420"/>
+        <w:rPr>
+          <w:rFonts w:ascii="宋体" w:hAnsi="宋体" w:cs="宋体" w:hint="eastAsia"/>
+          <w:sz w:val="24"/>
+          <w:szCs w:val="24"/>
+        </w:rPr>
+      </w:pPr>
+      <w:r>
+        <w:rPr>
+          <w:rFonts w:ascii="宋体" w:hAnsi="宋体" w:cs="宋体"/>
+          <w:sz w:val="24"/>
+          <w:szCs w:val="24"/>
+        </w:rPr>
+        <w:t xml:space="preserve">  jz let0</w:t>
+      </w:r>
+    </w:p>
+    <w:p>
+      <w:pPr>
+        <w:pBdr>
+          <w:bottom w:val="double" w:sz="4" w:space="0" w:color="auto"/>
+        </w:pBdr>
+        <w:ind w:firstLine="420"/>
+        <w:rPr>
+          <w:rFonts w:ascii="宋体" w:hAnsi="宋体" w:cs="宋体" w:hint="eastAsia"/>
+          <w:sz w:val="24"/>
+          <w:szCs w:val="24"/>
+        </w:rPr>
+      </w:pPr>
+      <w:r>
+        <w:rPr>
+          <w:rFonts w:ascii="宋体" w:hAnsi="宋体" w:cs="宋体" w:hint="eastAsia"/>
+          <w:sz w:val="24"/>
+          <w:szCs w:val="24"/>
+        </w:rPr>
+        <w:t xml:space="preserve">  ; 把数字的ascii码存到相应位置</w:t>
+      </w:r>
+    </w:p>
+    <w:p>
+      <w:pPr>
+        <w:pBdr>
+          <w:bottom w:val="double" w:sz="4" w:space="0" w:color="auto"/>
+        </w:pBdr>
+        <w:ind w:firstLine="420"/>
+        <w:rPr>
+          <w:rFonts w:ascii="宋体" w:hAnsi="宋体" w:cs="宋体" w:hint="eastAsia"/>
+          <w:sz w:val="24"/>
+          <w:szCs w:val="24"/>
+        </w:rPr>
+      </w:pPr>
+      <w:r>
+        <w:rPr>
+          <w:rFonts w:ascii="宋体" w:hAnsi="宋体" w:cs="宋体"/>
+          <w:sz w:val="24"/>
+          <w:szCs w:val="24"/>
+        </w:rPr>
+        <w:t xml:space="preserve">  mov [bx], al</w:t>
+      </w:r>
+    </w:p>
+    <w:p>
+      <w:pPr>
+        <w:pBdr>
+          <w:bottom w:val="double" w:sz="4" w:space="0" w:color="auto"/>
+        </w:pBdr>
+        <w:ind w:firstLine="420"/>
+        <w:rPr>
+          <w:rFonts w:ascii="宋体" w:hAnsi="宋体" w:cs="宋体" w:hint="eastAsia"/>
+          <w:sz w:val="24"/>
+          <w:szCs w:val="24"/>
+        </w:rPr>
+      </w:pPr>
+      <w:r>
+        <w:rPr>
+          <w:rFonts w:ascii="宋体" w:hAnsi="宋体" w:cs="宋体"/>
+          <w:sz w:val="24"/>
+          <w:szCs w:val="24"/>
+        </w:rPr>
+        <w:t xml:space="preserve">  inc bx</w:t>
+      </w:r>
+    </w:p>
+    <w:p>
+      <w:pPr>
+        <w:pBdr>
+          <w:bottom w:val="double" w:sz="4" w:space="0" w:color="auto"/>
+        </w:pBdr>
+        <w:ind w:firstLine="420"/>
+        <w:rPr>
+          <w:rFonts w:ascii="宋体" w:hAnsi="宋体" w:cs="宋体" w:hint="eastAsia"/>
+          <w:sz w:val="24"/>
+          <w:szCs w:val="24"/>
+        </w:rPr>
+      </w:pPr>
+    </w:p>
+    <w:p>
+      <w:pPr>
+        <w:pBdr>
+          <w:bottom w:val="double" w:sz="4" w:space="0" w:color="auto"/>
+        </w:pBdr>
+        <w:ind w:firstLine="420"/>
+        <w:rPr>
+          <w:rFonts w:ascii="宋体" w:hAnsi="宋体" w:cs="宋体" w:hint="eastAsia"/>
+          <w:sz w:val="24"/>
+          <w:szCs w:val="24"/>
+        </w:rPr>
+      </w:pPr>
+      <w:r>
+        <w:rPr>
+          <w:rFonts w:ascii="宋体" w:hAnsi="宋体" w:cs="宋体"/>
+          <w:sz w:val="24"/>
+          <w:szCs w:val="24"/>
+        </w:rPr>
+        <w:t xml:space="preserve">  sub al, 30h</w:t>
+      </w:r>
+    </w:p>
+    <w:p>
+      <w:pPr>
+        <w:pBdr>
+          <w:bottom w:val="double" w:sz="4" w:space="0" w:color="auto"/>
+        </w:pBdr>
+        <w:ind w:firstLine="420"/>
+        <w:rPr>
+          <w:rFonts w:ascii="宋体" w:hAnsi="宋体" w:cs="宋体" w:hint="eastAsia"/>
+          <w:sz w:val="24"/>
+          <w:szCs w:val="24"/>
+        </w:rPr>
+      </w:pPr>
+      <w:r>
+        <w:rPr>
+          <w:rFonts w:ascii="宋体" w:hAnsi="宋体" w:cs="宋体"/>
+          <w:sz w:val="24"/>
+          <w:szCs w:val="24"/>
+        </w:rPr>
+        <w:t xml:space="preserve">  push ax</w:t>
+      </w:r>
+    </w:p>
+    <w:p>
+      <w:pPr>
+        <w:pBdr>
+          <w:bottom w:val="double" w:sz="4" w:space="0" w:color="auto"/>
+        </w:pBdr>
+        <w:ind w:firstLine="420"/>
+        <w:rPr>
+          <w:rFonts w:ascii="宋体" w:hAnsi="宋体" w:cs="宋体" w:hint="eastAsia"/>
+          <w:sz w:val="24"/>
+          <w:szCs w:val="24"/>
+        </w:rPr>
+      </w:pPr>
+      <w:r>
+        <w:rPr>
+          <w:rFonts w:ascii="宋体" w:hAnsi="宋体" w:cs="宋体"/>
+          <w:sz w:val="24"/>
+          <w:szCs w:val="24"/>
+        </w:rPr>
+        <w:t xml:space="preserve">  mov al, num</w:t>
+      </w:r>
+    </w:p>
+    <w:p>
+      <w:pPr>
+        <w:pBdr>
+          <w:bottom w:val="double" w:sz="4" w:space="0" w:color="auto"/>
+        </w:pBdr>
+        <w:ind w:firstLine="420"/>
+        <w:rPr>
+          <w:rFonts w:ascii="宋体" w:hAnsi="宋体" w:cs="宋体" w:hint="eastAsia"/>
+          <w:sz w:val="24"/>
+          <w:szCs w:val="24"/>
+        </w:rPr>
+      </w:pPr>
+      <w:r>
+        <w:rPr>
+          <w:rFonts w:ascii="宋体" w:hAnsi="宋体" w:cs="宋体"/>
+          <w:sz w:val="24"/>
+          <w:szCs w:val="24"/>
+        </w:rPr>
+        <w:t xml:space="preserve">  mov bl, 10</w:t>
+      </w:r>
+    </w:p>
+    <w:p>
+      <w:pPr>
+        <w:pBdr>
+          <w:bottom w:val="double" w:sz="4" w:space="0" w:color="auto"/>
+        </w:pBdr>
+        <w:ind w:firstLine="420"/>
+        <w:rPr>
+          <w:rFonts w:ascii="宋体" w:hAnsi="宋体" w:cs="宋体" w:hint="eastAsia"/>
+          <w:sz w:val="24"/>
+          <w:szCs w:val="24"/>
+        </w:rPr>
+      </w:pPr>
+      <w:r>
+        <w:rPr>
+          <w:rFonts w:ascii="宋体" w:hAnsi="宋体" w:cs="宋体"/>
+          <w:sz w:val="24"/>
+          <w:szCs w:val="24"/>
+        </w:rPr>
+        <w:t xml:space="preserve">  mul bl ; ax = num * 10</w:t>
+      </w:r>
+    </w:p>
+    <w:p>
+      <w:pPr>
+        <w:pBdr>
+          <w:bottom w:val="double" w:sz="4" w:space="0" w:color="auto"/>
+        </w:pBdr>
+        <w:ind w:firstLine="420"/>
+        <w:rPr>
+          <w:rFonts w:ascii="宋体" w:hAnsi="宋体" w:cs="宋体" w:hint="eastAsia"/>
+          <w:sz w:val="24"/>
+          <w:szCs w:val="24"/>
+        </w:rPr>
+      </w:pPr>
+      <w:r>
+        <w:rPr>
+          <w:rFonts w:ascii="宋体" w:hAnsi="宋体" w:cs="宋体"/>
+          <w:sz w:val="24"/>
+          <w:szCs w:val="24"/>
+        </w:rPr>
+        <w:t xml:space="preserve">  mov num, al</w:t>
+      </w:r>
+    </w:p>
+    <w:p>
+      <w:pPr>
+        <w:pBdr>
+          <w:bottom w:val="double" w:sz="4" w:space="0" w:color="auto"/>
+        </w:pBdr>
+        <w:ind w:firstLine="420"/>
+        <w:rPr>
+          <w:rFonts w:ascii="宋体" w:hAnsi="宋体" w:cs="宋体" w:hint="eastAsia"/>
+          <w:sz w:val="24"/>
+          <w:szCs w:val="24"/>
+        </w:rPr>
+      </w:pPr>
+      <w:r>
+        <w:rPr>
+          <w:rFonts w:ascii="宋体" w:hAnsi="宋体" w:cs="宋体"/>
+          <w:sz w:val="24"/>
+          <w:szCs w:val="24"/>
+        </w:rPr>
+        <w:t xml:space="preserve">  pop ax</w:t>
+      </w:r>
+    </w:p>
+    <w:p>
+      <w:pPr>
+        <w:pBdr>
+          <w:bottom w:val="double" w:sz="4" w:space="0" w:color="auto"/>
+        </w:pBdr>
+        <w:ind w:firstLine="420"/>
+        <w:rPr>
+          <w:rFonts w:ascii="宋体" w:hAnsi="宋体" w:cs="宋体" w:hint="eastAsia"/>
+          <w:sz w:val="24"/>
+          <w:szCs w:val="24"/>
+        </w:rPr>
+      </w:pPr>
+      <w:r>
+        <w:rPr>
+          <w:rFonts w:ascii="宋体" w:hAnsi="宋体" w:cs="宋体"/>
+          <w:sz w:val="24"/>
+          <w:szCs w:val="24"/>
+        </w:rPr>
+        <w:t xml:space="preserve">  add num, al</w:t>
+      </w:r>
+    </w:p>
+    <w:p>
+      <w:pPr>
+        <w:pBdr>
+          <w:bottom w:val="double" w:sz="4" w:space="0" w:color="auto"/>
+        </w:pBdr>
+        <w:ind w:firstLine="420"/>
+        <w:rPr>
+          <w:rFonts w:ascii="宋体" w:hAnsi="宋体" w:cs="宋体" w:hint="eastAsia"/>
+          <w:sz w:val="24"/>
+          <w:szCs w:val="24"/>
+        </w:rPr>
+      </w:pPr>
+      <w:r>
+        <w:rPr>
+          <w:rFonts w:ascii="宋体" w:hAnsi="宋体" w:cs="宋体"/>
+          <w:sz w:val="24"/>
+          <w:szCs w:val="24"/>
+        </w:rPr>
+        <w:t xml:space="preserve">  jmp let1</w:t>
+      </w:r>
+    </w:p>
+    <w:p>
+      <w:pPr>
+        <w:pBdr>
+          <w:bottom w:val="double" w:sz="4" w:space="0" w:color="auto"/>
+        </w:pBdr>
+        <w:ind w:firstLine="420"/>
+        <w:rPr>
+          <w:rFonts w:ascii="宋体" w:hAnsi="宋体" w:cs="宋体" w:hint="eastAsia"/>
+          <w:sz w:val="24"/>
+          <w:szCs w:val="24"/>
+        </w:rPr>
+      </w:pPr>
+      <w:r>
+        <w:rPr>
+          <w:rFonts w:ascii="宋体" w:hAnsi="宋体" w:cs="宋体"/>
+          <w:sz w:val="24"/>
+          <w:szCs w:val="24"/>
+        </w:rPr>
+        <w:lastRenderedPageBreak/>
+        <w:t>let0:</w:t>
+      </w:r>
+    </w:p>
+    <w:p>
+      <w:pPr>
+        <w:pBdr>
+          <w:bottom w:val="double" w:sz="4" w:space="0" w:color="auto"/>
+        </w:pBdr>
+        <w:ind w:firstLine="420"/>
+        <w:rPr>
+          <w:rFonts w:ascii="宋体" w:hAnsi="宋体" w:cs="宋体" w:hint="eastAsia"/>
+          <w:sz w:val="24"/>
+          <w:szCs w:val="24"/>
+        </w:rPr>
+      </w:pPr>
+      <w:r>
+        <w:rPr>
+          <w:rFonts w:ascii="宋体" w:hAnsi="宋体" w:cs="宋体"/>
+          <w:sz w:val="24"/>
+          <w:szCs w:val="24"/>
+        </w:rPr>
+        <w:t xml:space="preserve">  mov bl, sn</w:t>
+      </w:r>
+    </w:p>
+    <w:p>
+      <w:pPr>
+        <w:pBdr>
+          <w:bottom w:val="double" w:sz="4" w:space="0" w:color="auto"/>
+        </w:pBdr>
+        <w:ind w:firstLine="420"/>
+        <w:rPr>
+          <w:rFonts w:ascii="宋体" w:hAnsi="宋体" w:cs="宋体" w:hint="eastAsia"/>
+          <w:sz w:val="24"/>
+          <w:szCs w:val="24"/>
+        </w:rPr>
+      </w:pPr>
+      <w:r>
+        <w:rPr>
+          <w:rFonts w:ascii="宋体" w:hAnsi="宋体" w:cs="宋体"/>
+          <w:sz w:val="24"/>
+          <w:szCs w:val="24"/>
+        </w:rPr>
+        <w:t xml:space="preserve">  mov bh, 0</w:t>
+      </w:r>
+    </w:p>
+    <w:p>
+      <w:pPr>
+        <w:pBdr>
+          <w:bottom w:val="double" w:sz="4" w:space="0" w:color="auto"/>
+        </w:pBdr>
+        <w:ind w:firstLine="420"/>
+        <w:rPr>
+          <w:rFonts w:ascii="宋体" w:hAnsi="宋体" w:cs="宋体" w:hint="eastAsia"/>
+          <w:sz w:val="24"/>
+          <w:szCs w:val="24"/>
+        </w:rPr>
+      </w:pPr>
+      <w:r>
+        <w:rPr>
+          <w:rFonts w:ascii="宋体" w:hAnsi="宋体" w:cs="宋体"/>
+          <w:sz w:val="24"/>
+          <w:szCs w:val="24"/>
+        </w:rPr>
+        <w:t xml:space="preserve">  mov al, num</w:t>
+      </w:r>
+    </w:p>
+    <w:p>
+      <w:pPr>
+        <w:pBdr>
+          <w:bottom w:val="double" w:sz="4" w:space="0" w:color="auto"/>
+        </w:pBdr>
+        <w:ind w:firstLine="420"/>
+        <w:rPr>
+          <w:rFonts w:ascii="宋体" w:hAnsi="宋体" w:cs="宋体" w:hint="eastAsia"/>
+          <w:sz w:val="24"/>
+          <w:szCs w:val="24"/>
+        </w:rPr>
+      </w:pPr>
+      <w:r>
+        <w:rPr>
+          <w:rFonts w:ascii="宋体" w:hAnsi="宋体" w:cs="宋体"/>
+          <w:sz w:val="24"/>
+          <w:szCs w:val="24"/>
+        </w:rPr>
+        <w:t xml:space="preserve">  mov scoreN[bx], al</w:t>
+      </w:r>
+    </w:p>
+    <w:p>
+      <w:pPr>
+        <w:pBdr>
+          <w:bottom w:val="double" w:sz="4" w:space="0" w:color="auto"/>
+        </w:pBdr>
+        <w:ind w:firstLine="420"/>
+        <w:rPr>
+          <w:rFonts w:ascii="宋体" w:hAnsi="宋体" w:cs="宋体" w:hint="eastAsia"/>
+          <w:sz w:val="24"/>
+          <w:szCs w:val="24"/>
+        </w:rPr>
+      </w:pPr>
+    </w:p>
+    <w:p>
+      <w:pPr>
+        <w:pBdr>
+          <w:bottom w:val="double" w:sz="4" w:space="0" w:color="auto"/>
+        </w:pBdr>
+        <w:ind w:firstLine="420"/>
+        <w:rPr>
+          <w:rFonts w:ascii="宋体" w:hAnsi="宋体" w:cs="宋体" w:hint="eastAsia"/>
+          <w:sz w:val="24"/>
+          <w:szCs w:val="24"/>
+        </w:rPr>
+      </w:pPr>
+      <w:r>
+        <w:rPr>
+          <w:rFonts w:ascii="宋体" w:hAnsi="宋体" w:cs="宋体"/>
+          <w:sz w:val="24"/>
+          <w:szCs w:val="24"/>
+        </w:rPr>
+        <w:t xml:space="preserve">  pop cx</w:t>
+      </w:r>
+    </w:p>
+    <w:p>
+      <w:pPr>
+        <w:pBdr>
+          <w:bottom w:val="double" w:sz="4" w:space="0" w:color="auto"/>
+        </w:pBdr>
+        <w:ind w:firstLine="420"/>
+        <w:rPr>
+          <w:rFonts w:ascii="宋体" w:hAnsi="宋体" w:cs="宋体" w:hint="eastAsia"/>
+          <w:sz w:val="24"/>
+          <w:szCs w:val="24"/>
+        </w:rPr>
+      </w:pPr>
+      <w:r>
+        <w:rPr>
+          <w:rFonts w:ascii="宋体" w:hAnsi="宋体" w:cs="宋体"/>
+          <w:sz w:val="24"/>
+          <w:szCs w:val="24"/>
+        </w:rPr>
+        <w:t xml:space="preserve">  pop bx</w:t>
+      </w:r>
+    </w:p>
+    <w:p>
+      <w:pPr>
+        <w:pBdr>
+          <w:bottom w:val="double" w:sz="4" w:space="0" w:color="auto"/>
+        </w:pBdr>
+        <w:ind w:firstLine="420"/>
+        <w:rPr>
+          <w:rFonts w:ascii="宋体" w:hAnsi="宋体" w:cs="宋体" w:hint="eastAsia"/>
+          <w:sz w:val="24"/>
+          <w:szCs w:val="24"/>
+        </w:rPr>
+      </w:pPr>
+      <w:r>
+        <w:rPr>
+          <w:rFonts w:ascii="宋体" w:hAnsi="宋体" w:cs="宋体"/>
+          <w:sz w:val="24"/>
+          <w:szCs w:val="24"/>
+        </w:rPr>
+        <w:t xml:space="preserve">  pop ax</w:t>
+      </w:r>
+    </w:p>
+    <w:p>
+      <w:pPr>
+        <w:pBdr>
+          <w:bottom w:val="double" w:sz="4" w:space="0" w:color="auto"/>
+        </w:pBdr>
+        <w:ind w:firstLine="420"/>
+        <w:rPr>
+          <w:rFonts w:ascii="宋体" w:hAnsi="宋体" w:cs="宋体" w:hint="eastAsia"/>
+          <w:sz w:val="24"/>
+          <w:szCs w:val="24"/>
+        </w:rPr>
+      </w:pPr>
+      <w:r>
+        <w:rPr>
+          <w:rFonts w:ascii="宋体" w:hAnsi="宋体" w:cs="宋体"/>
+          <w:sz w:val="24"/>
+          <w:szCs w:val="24"/>
+        </w:rPr>
+        <w:t xml:space="preserve">  ret</w:t>
+      </w:r>
+    </w:p>
+    <w:p>
+      <w:pPr>
+        <w:pBdr>
+          <w:bottom w:val="double" w:sz="4" w:space="0" w:color="auto"/>
+        </w:pBdr>
+        <w:ind w:firstLine="420"/>
+        <w:rPr>
+          <w:rFonts w:ascii="宋体" w:hAnsi="宋体" w:cs="宋体" w:hint="eastAsia"/>
+          <w:sz w:val="24"/>
+          <w:szCs w:val="24"/>
+        </w:rPr>
+      </w:pPr>
+      <w:r>
+        <w:rPr>
+          <w:rFonts w:ascii="宋体" w:hAnsi="宋体" w:cs="宋体"/>
+          <w:sz w:val="24"/>
+          <w:szCs w:val="24"/>
+        </w:rPr>
+        <w:t>inScore endp</w:t>
+      </w:r>
+    </w:p>
+    <w:p>
+      <w:pPr>
+        <w:pBdr>
+          <w:bottom w:val="double" w:sz="4" w:space="0" w:color="auto"/>
+        </w:pBdr>
+        <w:ind w:firstLine="420"/>
+        <w:rPr>
+          <w:rFonts w:ascii="宋体" w:hAnsi="宋体" w:cs="宋体" w:hint="eastAsia"/>
+          <w:sz w:val="24"/>
+          <w:szCs w:val="24"/>
+        </w:rPr>
+      </w:pPr>
+      <w:r>
+        <w:rPr>
+          <w:rFonts w:ascii="宋体" w:hAnsi="宋体" w:cs="宋体"/>
+          <w:sz w:val="24"/>
+          <w:szCs w:val="24"/>
+        </w:rPr>
+        <w:t>sort proc</w:t>
+      </w:r>
+    </w:p>
+    <w:p>
+      <w:pPr>
+        <w:pBdr>
+          <w:bottom w:val="double" w:sz="4" w:space="0" w:color="auto"/>
+        </w:pBdr>
+        <w:ind w:firstLine="420"/>
+        <w:rPr>
+          <w:rFonts w:ascii="宋体" w:hAnsi="宋体" w:cs="宋体" w:hint="eastAsia"/>
+          <w:sz w:val="24"/>
+          <w:szCs w:val="24"/>
+        </w:rPr>
+      </w:pPr>
+      <w:r>
+        <w:rPr>
+          <w:rFonts w:ascii="宋体" w:hAnsi="宋体" w:cs="宋体"/>
+          <w:sz w:val="24"/>
+          <w:szCs w:val="24"/>
+        </w:rPr>
+        <w:t xml:space="preserve">  push ax</w:t>
+      </w:r>
+    </w:p>
+    <w:p>
+      <w:pPr>
+        <w:pBdr>
+          <w:bottom w:val="double" w:sz="4" w:space="0" w:color="auto"/>
+        </w:pBdr>
+        <w:ind w:firstLine="420"/>
+        <w:rPr>
+          <w:rFonts w:ascii="宋体" w:hAnsi="宋体" w:cs="宋体" w:hint="eastAsia"/>
+          <w:sz w:val="24"/>
+          <w:szCs w:val="24"/>
+        </w:rPr>
+      </w:pPr>
+      <w:r>
+        <w:rPr>
+          <w:rFonts w:ascii="宋体" w:hAnsi="宋体" w:cs="宋体"/>
+          <w:sz w:val="24"/>
+          <w:szCs w:val="24"/>
+        </w:rPr>
+        <w:t xml:space="preserve">  push cx</w:t>
+      </w:r>
+    </w:p>
+    <w:p>
+      <w:pPr>
+        <w:pBdr>
+          <w:bottom w:val="double" w:sz="4" w:space="0" w:color="auto"/>
+        </w:pBdr>
+        <w:ind w:firstLine="420"/>
+        <w:rPr>
+          <w:rFonts w:ascii="宋体" w:hAnsi="宋体" w:cs="宋体" w:hint="eastAsia"/>
+          <w:sz w:val="24"/>
+          <w:szCs w:val="24"/>
+        </w:rPr>
+      </w:pPr>
+      <w:r>
+        <w:rPr>
+          <w:rFonts w:ascii="宋体" w:hAnsi="宋体" w:cs="宋体"/>
+          <w:sz w:val="24"/>
+          <w:szCs w:val="24"/>
+        </w:rPr>
+        <w:t xml:space="preserve">  push di</w:t>
+      </w:r>
+    </w:p>
+    <w:p>
+      <w:pPr>
+        <w:pBdr>
+          <w:bottom w:val="double" w:sz="4" w:space="0" w:color="auto"/>
+        </w:pBdr>
+        <w:ind w:firstLine="420"/>
+        <w:rPr>
+          <w:rFonts w:ascii="宋体" w:hAnsi="宋体" w:cs="宋体" w:hint="eastAsia"/>
+          <w:sz w:val="24"/>
+          <w:szCs w:val="24"/>
+        </w:rPr>
+      </w:pPr>
+      <w:r>
+        <w:rPr>
+          <w:rFonts w:ascii="宋体" w:hAnsi="宋体" w:cs="宋体"/>
+          <w:sz w:val="24"/>
+          <w:szCs w:val="24"/>
+        </w:rPr>
+        <w:t xml:space="preserve">  push si</w:t>
+      </w:r>
+    </w:p>
+    <w:p>
+      <w:pPr>
+        <w:pBdr>
+          <w:bottom w:val="double" w:sz="4" w:space="0" w:color="auto"/>
+        </w:pBdr>
+        <w:ind w:firstLine="420"/>
+        <w:rPr>
+          <w:rFonts w:ascii="宋体" w:hAnsi="宋体" w:cs="宋体" w:hint="eastAsia"/>
+          <w:sz w:val="24"/>
+          <w:szCs w:val="24"/>
+        </w:rPr>
+      </w:pPr>
+    </w:p>
+    <w:p>
+      <w:pPr>
+        <w:pBdr>
+          <w:bottom w:val="double" w:sz="4" w:space="0" w:color="auto"/>
+        </w:pBdr>
+        <w:ind w:firstLine="420"/>
+        <w:rPr>
+          <w:rFonts w:ascii="宋体" w:hAnsi="宋体" w:cs="宋体" w:hint="eastAsia"/>
+          <w:sz w:val="24"/>
+          <w:szCs w:val="24"/>
+        </w:rPr>
+      </w:pPr>
+      <w:r>
+        <w:rPr>
+          <w:rFonts w:ascii="宋体" w:hAnsi="宋体" w:cs="宋体"/>
+          <w:sz w:val="24"/>
+          <w:szCs w:val="24"/>
+        </w:rPr>
+        <w:t xml:space="preserve">  mov cx, n</w:t>
+      </w:r>
+    </w:p>
+    <w:p>
+      <w:pPr>
+        <w:pBdr>
+          <w:bottom w:val="double" w:sz="4" w:space="0" w:color="auto"/>
+        </w:pBdr>
+        <w:ind w:firstLine="420"/>
+        <w:rPr>
+          <w:rFonts w:ascii="宋体" w:hAnsi="宋体" w:cs="宋体" w:hint="eastAsia"/>
+          <w:sz w:val="24"/>
+          <w:szCs w:val="24"/>
+        </w:rPr>
+      </w:pPr>
+      <w:r>
+        <w:rPr>
+          <w:rFonts w:ascii="宋体" w:hAnsi="宋体" w:cs="宋体"/>
+          <w:sz w:val="24"/>
+          <w:szCs w:val="24"/>
+        </w:rPr>
+        <w:t xml:space="preserve">  dec cx</w:t>
+      </w:r>
+    </w:p>
+    <w:p>
+      <w:pPr>
+        <w:pBdr>
+          <w:bottom w:val="double" w:sz="4" w:space="0" w:color="auto"/>
+        </w:pBdr>
+        <w:ind w:firstLine="420"/>
+        <w:rPr>
+          <w:rFonts w:ascii="宋体" w:hAnsi="宋体" w:cs="宋体" w:hint="eastAsia"/>
+          <w:sz w:val="24"/>
+          <w:szCs w:val="24"/>
+        </w:rPr>
+      </w:pPr>
+    </w:p>
+    <w:p>
+      <w:pPr>
+        <w:pBdr>
+          <w:bottom w:val="double" w:sz="4" w:space="0" w:color="auto"/>
+        </w:pBdr>
+        <w:ind w:firstLine="420"/>
+        <w:rPr>
+          <w:rFonts w:ascii="宋体" w:hAnsi="宋体" w:cs="宋体" w:hint="eastAsia"/>
+          <w:sz w:val="24"/>
+          <w:szCs w:val="24"/>
+        </w:rPr>
+      </w:pPr>
+      <w:r>
+        <w:rPr>
+          <w:rFonts w:ascii="宋体" w:hAnsi="宋体" w:cs="宋体"/>
+          <w:sz w:val="24"/>
+          <w:szCs w:val="24"/>
+        </w:rPr>
+        <w:t>outer_loop:</w:t>
+      </w:r>
+    </w:p>
+    <w:p>
+      <w:pPr>
+        <w:pBdr>
+          <w:bottom w:val="double" w:sz="4" w:space="0" w:color="auto"/>
+        </w:pBdr>
+        <w:ind w:firstLine="420"/>
+        <w:rPr>
+          <w:rFonts w:ascii="宋体" w:hAnsi="宋体" w:cs="宋体" w:hint="eastAsia"/>
+          <w:sz w:val="24"/>
+          <w:szCs w:val="24"/>
+        </w:rPr>
+      </w:pPr>
+      <w:r>
+        <w:rPr>
+          <w:rFonts w:ascii="宋体" w:hAnsi="宋体" w:cs="宋体"/>
+          <w:sz w:val="24"/>
+          <w:szCs w:val="24"/>
+        </w:rPr>
+        <w:t xml:space="preserve">  push cx</w:t>
+      </w:r>
+    </w:p>
+    <w:p>
+      <w:pPr>
+        <w:pBdr>
+          <w:bottom w:val="double" w:sz="4" w:space="0" w:color="auto"/>
+        </w:pBdr>
+        <w:ind w:firstLine="420"/>
+        <w:rPr>
+          <w:rFonts w:ascii="宋体" w:hAnsi="宋体" w:cs="宋体" w:hint="eastAsia"/>
+          <w:sz w:val="24"/>
+          <w:szCs w:val="24"/>
+        </w:rPr>
+      </w:pPr>
+      <w:r>
+        <w:rPr>
+          <w:rFonts w:ascii="宋体" w:hAnsi="宋体" w:cs="宋体"/>
+          <w:sz w:val="24"/>
+          <w:szCs w:val="24"/>
+        </w:rPr>
+        <w:t xml:space="preserve">  mov si, offset scoreN</w:t>
+      </w:r>
+    </w:p>
+    <w:p>
+      <w:pPr>
+        <w:pBdr>
+          <w:bottom w:val="double" w:sz="4" w:space="0" w:color="auto"/>
+        </w:pBdr>
+        <w:ind w:firstLine="420"/>
+        <w:rPr>
+          <w:rFonts w:ascii="宋体" w:hAnsi="宋体" w:cs="宋体" w:hint="eastAsia"/>
+          <w:sz w:val="24"/>
+          <w:szCs w:val="24"/>
+        </w:rPr>
+      </w:pPr>
+      <w:r>
+        <w:rPr>
+          <w:rFonts w:ascii="宋体" w:hAnsi="宋体" w:cs="宋体"/>
+          <w:sz w:val="24"/>
+          <w:szCs w:val="24"/>
+        </w:rPr>
+        <w:t xml:space="preserve">  mov di, offset rank</w:t>
+      </w:r>
+    </w:p>
+    <w:p>
+      <w:pPr>
+        <w:pBdr>
+          <w:bottom w:val="double" w:sz="4" w:space="0" w:color="auto"/>
+        </w:pBdr>
+        <w:ind w:firstLine="420"/>
+        <w:rPr>
+          <w:rFonts w:ascii="宋体" w:hAnsi="宋体" w:cs="宋体" w:hint="eastAsia"/>
+          <w:sz w:val="24"/>
+          <w:szCs w:val="24"/>
+        </w:rPr>
+      </w:pPr>
+      <w:r>
+        <w:rPr>
+          <w:rFonts w:ascii="宋体" w:hAnsi="宋体" w:cs="宋体"/>
+          <w:sz w:val="24"/>
+          <w:szCs w:val="24"/>
+        </w:rPr>
+        <w:t>inner_loop:</w:t>
+      </w:r>
+    </w:p>
+    <w:p>
+      <w:pPr>
+        <w:pBdr>
+          <w:bottom w:val="double" w:sz="4" w:space="0" w:color="auto"/>
+        </w:pBdr>
+        <w:ind w:firstLine="420"/>
+        <w:rPr>
+          <w:rFonts w:ascii="宋体" w:hAnsi="宋体" w:cs="宋体" w:hint="eastAsia"/>
+          <w:sz w:val="24"/>
+          <w:szCs w:val="24"/>
+        </w:rPr>
+      </w:pPr>
+      <w:r>
+        <w:rPr>
+          <w:rFonts w:ascii="宋体" w:hAnsi="宋体" w:cs="宋体"/>
+          <w:sz w:val="24"/>
+          <w:szCs w:val="24"/>
+        </w:rPr>
+        <w:t xml:space="preserve">  mov al, [si]</w:t>
+      </w:r>
+    </w:p>
+    <w:p>
+      <w:pPr>
+        <w:pBdr>
+          <w:bottom w:val="double" w:sz="4" w:space="0" w:color="auto"/>
+        </w:pBdr>
+        <w:ind w:firstLine="420"/>
+        <w:rPr>
+          <w:rFonts w:ascii="宋体" w:hAnsi="宋体" w:cs="宋体" w:hint="eastAsia"/>
+          <w:sz w:val="24"/>
+          <w:szCs w:val="24"/>
+        </w:rPr>
+      </w:pPr>
+      <w:r>
+        <w:rPr>
+          <w:rFonts w:ascii="宋体" w:hAnsi="宋体" w:cs="宋体"/>
+          <w:sz w:val="24"/>
+          <w:szCs w:val="24"/>
+        </w:rPr>
+        <w:t xml:space="preserve">  cmp al, [si + 1]</w:t>
+      </w:r>
+    </w:p>
+    <w:p>
+      <w:pPr>
+        <w:pBdr>
+          <w:bottom w:val="double" w:sz="4" w:space="0" w:color="auto"/>
+        </w:pBdr>
+        <w:ind w:firstLine="420"/>
+        <w:rPr>
+          <w:rFonts w:ascii="宋体" w:hAnsi="宋体" w:cs="宋体" w:hint="eastAsia"/>
+          <w:sz w:val="24"/>
+          <w:szCs w:val="24"/>
+        </w:rPr>
+      </w:pPr>
+      <w:r>
+        <w:rPr>
+          <w:rFonts w:ascii="宋体" w:hAnsi="宋体" w:cs="宋体"/>
+          <w:sz w:val="24"/>
+          <w:szCs w:val="24"/>
+        </w:rPr>
+        <w:t xml:space="preserve">  jae no_swap</w:t>
+      </w:r>
+    </w:p>
+    <w:p>
+      <w:pPr>
+        <w:pBdr>
+          <w:bottom w:val="double" w:sz="4" w:space="0" w:color="auto"/>
+        </w:pBdr>
+        <w:ind w:firstLine="420"/>
+        <w:rPr>
+          <w:rFonts w:ascii="宋体" w:hAnsi="宋体" w:cs="宋体" w:hint="eastAsia"/>
+          <w:sz w:val="24"/>
+          <w:szCs w:val="24"/>
+        </w:rPr>
+      </w:pPr>
+      <w:r>
+        <w:rPr>
+          <w:rFonts w:ascii="宋体" w:hAnsi="宋体" w:cs="宋体" w:hint="eastAsia"/>
+          <w:sz w:val="24"/>
+          <w:szCs w:val="24"/>
+        </w:rPr>
+        <w:t xml:space="preserve">  ; 交换 scoreN</w:t>
+      </w:r>
+    </w:p>
+    <w:p>
+      <w:pPr>
+        <w:pBdr>
+          <w:bottom w:val="double" w:sz="4" w:space="0" w:color="auto"/>
+        </w:pBdr>
+        <w:ind w:firstLine="420"/>
+        <w:rPr>
+          <w:rFonts w:ascii="宋体" w:hAnsi="宋体" w:cs="宋体" w:hint="eastAsia"/>
+          <w:sz w:val="24"/>
+          <w:szCs w:val="24"/>
+        </w:rPr>
+      </w:pPr>
+      <w:r>
+        <w:rPr>
+          <w:rFonts w:ascii="宋体" w:hAnsi="宋体" w:cs="宋体"/>
+          <w:sz w:val="24"/>
+          <w:szCs w:val="24"/>
+        </w:rPr>
+        <w:t xml:space="preserve">  xchg al, [si+1]</w:t>
+      </w:r>
+    </w:p>
+    <w:p>
+      <w:pPr>
+        <w:pBdr>
+          <w:bottom w:val="double" w:sz="4" w:space="0" w:color="auto"/>
+        </w:pBdr>
+        <w:ind w:firstLine="420"/>
+        <w:rPr>
+          <w:rFonts w:ascii="宋体" w:hAnsi="宋体" w:cs="宋体" w:hint="eastAsia"/>
+          <w:sz w:val="24"/>
+          <w:szCs w:val="24"/>
+        </w:rPr>
+      </w:pPr>
+      <w:r>
+        <w:rPr>
+          <w:rFonts w:ascii="宋体" w:hAnsi="宋体" w:cs="宋体"/>
+          <w:sz w:val="24"/>
+          <w:szCs w:val="24"/>
+        </w:rPr>
+        <w:t xml:space="preserve">  mov [si], al</w:t>
+      </w:r>
+    </w:p>
+    <w:p>
+      <w:pPr>
+        <w:pBdr>
+          <w:bottom w:val="double" w:sz="4" w:space="0" w:color="auto"/>
+        </w:pBdr>
+        <w:ind w:firstLine="420"/>
+        <w:rPr>
+          <w:rFonts w:ascii="宋体" w:hAnsi="宋体" w:cs="宋体" w:hint="eastAsia"/>
+          <w:sz w:val="24"/>
+          <w:szCs w:val="24"/>
+        </w:rPr>
+      </w:pPr>
+      <w:r>
+        <w:rPr>
+          <w:rFonts w:ascii="宋体" w:hAnsi="宋体" w:cs="宋体" w:hint="eastAsia"/>
+          <w:sz w:val="24"/>
+          <w:szCs w:val="24"/>
+        </w:rPr>
+        <w:t xml:space="preserve">  ; 交换 rank</w:t>
+      </w:r>
+    </w:p>
+    <w:p>
+      <w:pPr>
+        <w:pBdr>
+          <w:bottom w:val="double" w:sz="4" w:space="0" w:color="auto"/>
+        </w:pBdr>
+        <w:ind w:firstLine="420"/>
+        <w:rPr>
+          <w:rFonts w:ascii="宋体" w:hAnsi="宋体" w:cs="宋体" w:hint="eastAsia"/>
+          <w:sz w:val="24"/>
+          <w:szCs w:val="24"/>
+        </w:rPr>
+      </w:pPr>
+      <w:r>
+        <w:rPr>
+          <w:rFonts w:ascii="宋体" w:hAnsi="宋体" w:cs="宋体"/>
+          <w:sz w:val="24"/>
+          <w:szCs w:val="24"/>
+        </w:rPr>
+        <w:t xml:space="preserve">  mov al, [di]</w:t>
+      </w:r>
+    </w:p>
+    <w:p>
+      <w:pPr>
+        <w:pBdr>
+          <w:bottom w:val="double" w:sz="4" w:space="0" w:color="auto"/>
+        </w:pBdr>
+        <w:ind w:firstLine="420"/>
+        <w:rPr>
+          <w:rFonts w:ascii="宋体" w:hAnsi="宋体" w:cs="宋体" w:hint="eastAsia"/>
+          <w:sz w:val="24"/>
+          <w:szCs w:val="24"/>
+        </w:rPr>
+      </w:pPr>
+      <w:r>
+        <w:rPr>
+          <w:rFonts w:ascii="宋体" w:hAnsi="宋体" w:cs="宋体"/>
+          <w:sz w:val="24"/>
+          <w:szCs w:val="24"/>
+        </w:rPr>
+        <w:t xml:space="preserve">  xchg al, [di+1]</w:t>
+      </w:r>
+    </w:p>
+    <w:p>
+      <w:pPr>
+        <w:pBdr>
+          <w:bottom w:val="double" w:sz="4" w:space="0" w:color="auto"/>
+        </w:pBdr>
+        <w:ind w:firstLine="420"/>
+        <w:rPr>
+          <w:rFonts w:ascii="宋体" w:hAnsi="宋体" w:cs="宋体" w:hint="eastAsia"/>
+          <w:sz w:val="24"/>
+          <w:szCs w:val="24"/>
+        </w:rPr>
+      </w:pPr>
+      <w:r>
+        <w:rPr>
+          <w:rFonts w:ascii="宋体" w:hAnsi="宋体" w:cs="宋体"/>
+          <w:sz w:val="24"/>
+          <w:szCs w:val="24"/>
+        </w:rPr>
+        <w:t xml:space="preserve">  mov [di], al</w:t>
+      </w:r>
+    </w:p>
+    <w:p>
+      <w:pPr>
+        <w:pBdr>
+          <w:bottom w:val="double" w:sz="4" w:space="0" w:color="auto"/>
+        </w:pBdr>
+        <w:ind w:firstLine="420"/>
+        <w:rPr>
+          <w:rFonts w:ascii="宋体" w:hAnsi="宋体" w:cs="宋体" w:hint="eastAsia"/>
+          <w:sz w:val="24"/>
+          <w:szCs w:val="24"/>
+        </w:rPr>
+      </w:pPr>
+      <w:r>
+        <w:rPr>
+          <w:rFonts w:ascii="宋体" w:hAnsi="宋体" w:cs="宋体"/>
+          <w:sz w:val="24"/>
+          <w:szCs w:val="24"/>
+        </w:rPr>
+        <w:t>no_swap:</w:t>
+      </w:r>
+    </w:p>
+    <w:p>
+      <w:pPr>
+        <w:pBdr>
+          <w:bottom w:val="double" w:sz="4" w:space="0" w:color="auto"/>
+        </w:pBdr>
+        <w:ind w:firstLine="420"/>
+        <w:rPr>
+          <w:rFonts w:ascii="宋体" w:hAnsi="宋体" w:cs="宋体" w:hint="eastAsia"/>
+          <w:sz w:val="24"/>
+          <w:szCs w:val="24"/>
+        </w:rPr>
+      </w:pPr>
+      <w:r>
+        <w:rPr>
+          <w:rFonts w:ascii="宋体" w:hAnsi="宋体" w:cs="宋体"/>
+          <w:sz w:val="24"/>
+          <w:szCs w:val="24"/>
+        </w:rPr>
+        <w:t xml:space="preserve">  inc si</w:t>
+      </w:r>
+    </w:p>
+    <w:p>
+      <w:pPr>
+        <w:pBdr>
+          <w:bottom w:val="double" w:sz="4" w:space="0" w:color="auto"/>
+        </w:pBdr>
+        <w:ind w:firstLine="420"/>
+        <w:rPr>
+          <w:rFonts w:ascii="宋体" w:hAnsi="宋体" w:cs="宋体" w:hint="eastAsia"/>
+          <w:sz w:val="24"/>
+          <w:szCs w:val="24"/>
+        </w:rPr>
+      </w:pPr>
+      <w:r>
+        <w:rPr>
+          <w:rFonts w:ascii="宋体" w:hAnsi="宋体" w:cs="宋体"/>
+          <w:sz w:val="24"/>
+          <w:szCs w:val="24"/>
+        </w:rPr>
+        <w:t xml:space="preserve">  inc di</w:t>
+      </w:r>
+    </w:p>
+    <w:p>
+      <w:pPr>
+        <w:pBdr>
+          <w:bottom w:val="double" w:sz="4" w:space="0" w:color="auto"/>
+        </w:pBdr>
+        <w:ind w:firstLine="420"/>
+        <w:rPr>
+          <w:rFonts w:ascii="宋体" w:hAnsi="宋体" w:cs="宋体" w:hint="eastAsia"/>
+          <w:sz w:val="24"/>
+          <w:szCs w:val="24"/>
+        </w:rPr>
+      </w:pPr>
+      <w:r>
+        <w:rPr>
+          <w:rFonts w:ascii="宋体" w:hAnsi="宋体" w:cs="宋体"/>
+          <w:sz w:val="24"/>
+          <w:szCs w:val="24"/>
+        </w:rPr>
+        <w:t xml:space="preserve">  loop inner_loop</w:t>
+      </w:r>
+    </w:p>
+    <w:p>
+      <w:pPr>
+        <w:pBdr>
+          <w:bottom w:val="double" w:sz="4" w:space="0" w:color="auto"/>
+        </w:pBdr>
+        <w:ind w:firstLine="420"/>
+        <w:rPr>
+          <w:rFonts w:ascii="宋体" w:hAnsi="宋体" w:cs="宋体" w:hint="eastAsia"/>
+          <w:sz w:val="24"/>
+          <w:szCs w:val="24"/>
+        </w:rPr>
+      </w:pPr>
+      <w:r>
+        <w:rPr>
+          <w:rFonts w:ascii="宋体" w:hAnsi="宋体" w:cs="宋体"/>
+          <w:sz w:val="24"/>
+          <w:szCs w:val="24"/>
+        </w:rPr>
+        <w:t xml:space="preserve">  </w:t>
+      </w:r>
+    </w:p>
+    <w:p>
+      <w:pPr>
+        <w:pBdr>
+          <w:bottom w:val="double" w:sz="4" w:space="0" w:color="auto"/>
+        </w:pBdr>
+        <w:ind w:firstLine="420"/>
+        <w:rPr>
+          <w:rFonts w:ascii="宋体" w:hAnsi="宋体" w:cs="宋体" w:hint="eastAsia"/>
+          <w:sz w:val="24"/>
+          <w:szCs w:val="24"/>
+        </w:rPr>
+      </w:pPr>
+      <w:r>
+        <w:rPr>
+          <w:rFonts w:ascii="宋体" w:hAnsi="宋体" w:cs="宋体"/>
+          <w:sz w:val="24"/>
+          <w:szCs w:val="24"/>
+        </w:rPr>
+        <w:t xml:space="preserve">  pop cx</w:t>
+      </w:r>
+    </w:p>
+    <w:p>
+      <w:pPr>
+        <w:pBdr>
+          <w:bottom w:val="double" w:sz="4" w:space="0" w:color="auto"/>
+        </w:pBdr>
+        <w:ind w:firstLine="420"/>
+        <w:rPr>
+          <w:rFonts w:ascii="宋体" w:hAnsi="宋体" w:cs="宋体" w:hint="eastAsia"/>
+          <w:sz w:val="24"/>
+          <w:szCs w:val="24"/>
+        </w:rPr>
+      </w:pPr>
+      <w:r>
+        <w:rPr>
+          <w:rFonts w:ascii="宋体" w:hAnsi="宋体" w:cs="宋体"/>
+          <w:sz w:val="24"/>
+          <w:szCs w:val="24"/>
+        </w:rPr>
+        <w:t xml:space="preserve">  loop outer_loop</w:t>
+      </w:r>
+    </w:p>
+    <w:p>
+      <w:pPr>
+        <w:pBdr>
+          <w:bottom w:val="double" w:sz="4" w:space="0" w:color="auto"/>
+        </w:pBdr>
+        <w:ind w:firstLine="420"/>
+        <w:rPr>
+          <w:rFonts w:ascii="宋体" w:hAnsi="宋体" w:cs="宋体" w:hint="eastAsia"/>
+          <w:sz w:val="24"/>
+          <w:szCs w:val="24"/>
+        </w:rPr>
+      </w:pPr>
+      <w:r>
+        <w:rPr>
+          <w:rFonts w:ascii="宋体" w:hAnsi="宋体" w:cs="宋体"/>
+          <w:sz w:val="24"/>
+          <w:szCs w:val="24"/>
+        </w:rPr>
+        <w:t xml:space="preserve">  pop si</w:t>
+      </w:r>
+    </w:p>
+    <w:p>
+      <w:pPr>
+        <w:pBdr>
+          <w:bottom w:val="double" w:sz="4" w:space="0" w:color="auto"/>
+        </w:pBdr>
+        <w:ind w:firstLine="420"/>
+        <w:rPr>
+          <w:rFonts w:ascii="宋体" w:hAnsi="宋体" w:cs="宋体" w:hint="eastAsia"/>
+          <w:sz w:val="24"/>
+          <w:szCs w:val="24"/>
+        </w:rPr>
+      </w:pPr>
+      <w:r>
+        <w:rPr>
+          <w:rFonts w:ascii="宋体" w:hAnsi="宋体" w:cs="宋体"/>
+          <w:sz w:val="24"/>
+          <w:szCs w:val="24"/>
+        </w:rPr>
+        <w:t xml:space="preserve">  pop di</w:t>
+      </w:r>
+    </w:p>
+    <w:p>
+      <w:pPr>
+        <w:pBdr>
+          <w:bottom w:val="double" w:sz="4" w:space="0" w:color="auto"/>
+        </w:pBdr>
+        <w:ind w:firstLine="420"/>
+        <w:rPr>
+          <w:rFonts w:ascii="宋体" w:hAnsi="宋体" w:cs="宋体" w:hint="eastAsia"/>
+          <w:sz w:val="24"/>
+          <w:szCs w:val="24"/>
+        </w:rPr>
+      </w:pPr>
+      <w:r>
+        <w:rPr>
+          <w:rFonts w:ascii="宋体" w:hAnsi="宋体" w:cs="宋体"/>
+          <w:sz w:val="24"/>
+          <w:szCs w:val="24"/>
+        </w:rPr>
+        <w:lastRenderedPageBreak/>
+        <w:t xml:space="preserve">  pop cx</w:t>
+      </w:r>
+    </w:p>
+    <w:p>
+      <w:pPr>
+        <w:pBdr>
+          <w:bottom w:val="double" w:sz="4" w:space="0" w:color="auto"/>
+        </w:pBdr>
+        <w:ind w:firstLine="420"/>
+        <w:rPr>
+          <w:rFonts w:ascii="宋体" w:hAnsi="宋体" w:cs="宋体" w:hint="eastAsia"/>
+          <w:sz w:val="24"/>
+          <w:szCs w:val="24"/>
+        </w:rPr>
+      </w:pPr>
+      <w:r>
+        <w:rPr>
+          <w:rFonts w:ascii="宋体" w:hAnsi="宋体" w:cs="宋体"/>
+          <w:sz w:val="24"/>
+          <w:szCs w:val="24"/>
+        </w:rPr>
+        <w:t xml:space="preserve">  pop ax</w:t>
+      </w:r>
+    </w:p>
+    <w:p>
+      <w:pPr>
+        <w:pBdr>
+          <w:bottom w:val="double" w:sz="4" w:space="0" w:color="auto"/>
+        </w:pBdr>
+        <w:ind w:firstLine="420"/>
+        <w:rPr>
+          <w:rFonts w:ascii="宋体" w:hAnsi="宋体" w:cs="宋体" w:hint="eastAsia"/>
+          <w:sz w:val="24"/>
+          <w:szCs w:val="24"/>
+        </w:rPr>
+      </w:pPr>
+      <w:r>
+        <w:rPr>
+          <w:rFonts w:ascii="宋体" w:hAnsi="宋体" w:cs="宋体"/>
+          <w:sz w:val="24"/>
+          <w:szCs w:val="24"/>
+        </w:rPr>
+        <w:t xml:space="preserve">  ret</w:t>
+      </w:r>
+    </w:p>
+    <w:p>
+      <w:pPr>
+        <w:pBdr>
+          <w:bottom w:val="double" w:sz="4" w:space="0" w:color="auto"/>
+        </w:pBdr>
+        <w:ind w:firstLine="420"/>
+        <w:rPr>
+          <w:rFonts w:ascii="宋体" w:hAnsi="宋体" w:cs="宋体" w:hint="eastAsia"/>
+          <w:sz w:val="24"/>
+          <w:szCs w:val="24"/>
+        </w:rPr>
+      </w:pPr>
+      <w:r>
+        <w:rPr>
+          <w:rFonts w:ascii="宋体" w:hAnsi="宋体" w:cs="宋体"/>
+          <w:sz w:val="24"/>
+          <w:szCs w:val="24"/>
+        </w:rPr>
+        <w:t>sort endp</w:t>
+      </w:r>
+    </w:p>
+    <w:p>
+      <w:pPr>
+        <w:pBdr>
+          <w:bottom w:val="double" w:sz="4" w:space="0" w:color="auto"/>
+        </w:pBdr>
+        <w:ind w:firstLine="420"/>
+        <w:rPr>
+          <w:rFonts w:ascii="宋体" w:hAnsi="宋体" w:cs="宋体" w:hint="eastAsia"/>
+          <w:sz w:val="24"/>
+          <w:szCs w:val="24"/>
+        </w:rPr>
+      </w:pPr>
+      <w:r>
+        <w:rPr>
+          <w:rFonts w:ascii="宋体" w:hAnsi="宋体" w:cs="宋体"/>
+          <w:sz w:val="24"/>
+          <w:szCs w:val="24"/>
+        </w:rPr>
+        <w:t>disScore proc</w:t>
+      </w:r>
+    </w:p>
+    <w:p>
+      <w:pPr>
+        <w:pBdr>
+          <w:bottom w:val="double" w:sz="4" w:space="0" w:color="auto"/>
+        </w:pBdr>
+        <w:ind w:firstLine="420"/>
+        <w:rPr>
+          <w:rFonts w:ascii="宋体" w:hAnsi="宋体" w:cs="宋体" w:hint="eastAsia"/>
+          <w:sz w:val="24"/>
+          <w:szCs w:val="24"/>
+        </w:rPr>
+      </w:pPr>
+      <w:r>
+        <w:rPr>
+          <w:rFonts w:ascii="宋体" w:hAnsi="宋体" w:cs="宋体"/>
+          <w:sz w:val="24"/>
+          <w:szCs w:val="24"/>
+        </w:rPr>
+        <w:t xml:space="preserve">  push ax</w:t>
+      </w:r>
+    </w:p>
+    <w:p>
+      <w:pPr>
+        <w:pBdr>
+          <w:bottom w:val="double" w:sz="4" w:space="0" w:color="auto"/>
+        </w:pBdr>
+        <w:ind w:firstLine="420"/>
+        <w:rPr>
+          <w:rFonts w:ascii="宋体" w:hAnsi="宋体" w:cs="宋体" w:hint="eastAsia"/>
+          <w:sz w:val="24"/>
+          <w:szCs w:val="24"/>
+        </w:rPr>
+      </w:pPr>
+      <w:r>
+        <w:rPr>
+          <w:rFonts w:ascii="宋体" w:hAnsi="宋体" w:cs="宋体"/>
+          <w:sz w:val="24"/>
+          <w:szCs w:val="24"/>
+        </w:rPr>
+        <w:t xml:space="preserve">  push bx</w:t>
+      </w:r>
+    </w:p>
+    <w:p>
+      <w:pPr>
+        <w:pBdr>
+          <w:bottom w:val="double" w:sz="4" w:space="0" w:color="auto"/>
+        </w:pBdr>
+        <w:ind w:firstLine="420"/>
+        <w:rPr>
+          <w:rFonts w:ascii="宋体" w:hAnsi="宋体" w:cs="宋体" w:hint="eastAsia"/>
+          <w:sz w:val="24"/>
+          <w:szCs w:val="24"/>
+        </w:rPr>
+      </w:pPr>
+      <w:r>
+        <w:rPr>
+          <w:rFonts w:ascii="宋体" w:hAnsi="宋体" w:cs="宋体"/>
+          <w:sz w:val="24"/>
+          <w:szCs w:val="24"/>
+        </w:rPr>
+        <w:t xml:space="preserve">  push cx</w:t>
+      </w:r>
+    </w:p>
+    <w:p>
+      <w:pPr>
+        <w:pBdr>
+          <w:bottom w:val="double" w:sz="4" w:space="0" w:color="auto"/>
+        </w:pBdr>
+        <w:ind w:firstLine="420"/>
+        <w:rPr>
+          <w:rFonts w:ascii="宋体" w:hAnsi="宋体" w:cs="宋体" w:hint="eastAsia"/>
+          <w:sz w:val="24"/>
+          <w:szCs w:val="24"/>
+        </w:rPr>
+      </w:pPr>
+      <w:r>
+        <w:rPr>
+          <w:rFonts w:ascii="宋体" w:hAnsi="宋体" w:cs="宋体"/>
+          <w:sz w:val="24"/>
+          <w:szCs w:val="24"/>
+        </w:rPr>
+        <w:t xml:space="preserve">  push dx</w:t>
+      </w:r>
+    </w:p>
+    <w:p>
+      <w:pPr>
+        <w:pBdr>
+          <w:bottom w:val="double" w:sz="4" w:space="0" w:color="auto"/>
+        </w:pBdr>
+        <w:ind w:firstLine="420"/>
+        <w:rPr>
+          <w:rFonts w:ascii="宋体" w:hAnsi="宋体" w:cs="宋体" w:hint="eastAsia"/>
+          <w:sz w:val="24"/>
+          <w:szCs w:val="24"/>
+        </w:rPr>
+      </w:pPr>
+    </w:p>
+    <w:p>
+      <w:pPr>
+        <w:pBdr>
+          <w:bottom w:val="double" w:sz="4" w:space="0" w:color="auto"/>
+        </w:pBdr>
+        <w:ind w:firstLine="420"/>
+        <w:rPr>
+          <w:rFonts w:ascii="宋体" w:hAnsi="宋体" w:cs="宋体" w:hint="eastAsia"/>
+          <w:sz w:val="24"/>
+          <w:szCs w:val="24"/>
+        </w:rPr>
+      </w:pPr>
+      <w:r>
+        <w:rPr>
+          <w:rFonts w:ascii="宋体" w:hAnsi="宋体" w:cs="宋体"/>
+          <w:sz w:val="24"/>
+          <w:szCs w:val="24"/>
+        </w:rPr>
+        <w:t xml:space="preserve">  mov al, 4</w:t>
+      </w:r>
+    </w:p>
+    <w:p>
+      <w:pPr>
+        <w:pBdr>
+          <w:bottom w:val="double" w:sz="4" w:space="0" w:color="auto"/>
+        </w:pBdr>
+        <w:ind w:firstLine="420"/>
+        <w:rPr>
+          <w:rFonts w:ascii="宋体" w:hAnsi="宋体" w:cs="宋体" w:hint="eastAsia"/>
+          <w:sz w:val="24"/>
+          <w:szCs w:val="24"/>
+        </w:rPr>
+      </w:pPr>
+      <w:r>
+        <w:rPr>
+          <w:rFonts w:ascii="宋体" w:hAnsi="宋体" w:cs="宋体"/>
+          <w:sz w:val="24"/>
+          <w:szCs w:val="24"/>
+        </w:rPr>
+        <w:t xml:space="preserve">  mov bl, t</w:t>
+      </w:r>
+    </w:p>
+    <w:p>
+      <w:pPr>
+        <w:pBdr>
+          <w:bottom w:val="double" w:sz="4" w:space="0" w:color="auto"/>
+        </w:pBdr>
+        <w:ind w:firstLine="420"/>
+        <w:rPr>
+          <w:rFonts w:ascii="宋体" w:hAnsi="宋体" w:cs="宋体" w:hint="eastAsia"/>
+          <w:sz w:val="24"/>
+          <w:szCs w:val="24"/>
+        </w:rPr>
+      </w:pPr>
+      <w:r>
+        <w:rPr>
+          <w:rFonts w:ascii="宋体" w:hAnsi="宋体" w:cs="宋体"/>
+          <w:sz w:val="24"/>
+          <w:szCs w:val="24"/>
+        </w:rPr>
+        <w:t xml:space="preserve">  mov bh, 0</w:t>
+      </w:r>
+    </w:p>
+    <w:p>
+      <w:pPr>
+        <w:pBdr>
+          <w:bottom w:val="double" w:sz="4" w:space="0" w:color="auto"/>
+        </w:pBdr>
+        <w:ind w:firstLine="420"/>
+        <w:rPr>
+          <w:rFonts w:ascii="宋体" w:hAnsi="宋体" w:cs="宋体" w:hint="eastAsia"/>
+          <w:sz w:val="24"/>
+          <w:szCs w:val="24"/>
+        </w:rPr>
+      </w:pPr>
+      <w:r>
+        <w:rPr>
+          <w:rFonts w:ascii="宋体" w:hAnsi="宋体" w:cs="宋体"/>
+          <w:sz w:val="24"/>
+          <w:szCs w:val="24"/>
+        </w:rPr>
+        <w:t xml:space="preserve">  mov cl, rank[bx]</w:t>
+      </w:r>
+    </w:p>
+    <w:p>
+      <w:pPr>
+        <w:pBdr>
+          <w:bottom w:val="double" w:sz="4" w:space="0" w:color="auto"/>
+        </w:pBdr>
+        <w:ind w:firstLine="420"/>
+        <w:rPr>
+          <w:rFonts w:ascii="宋体" w:hAnsi="宋体" w:cs="宋体" w:hint="eastAsia"/>
+          <w:sz w:val="24"/>
+          <w:szCs w:val="24"/>
+        </w:rPr>
+      </w:pPr>
+      <w:r>
+        <w:rPr>
+          <w:rFonts w:ascii="宋体" w:hAnsi="宋体" w:cs="宋体"/>
+          <w:sz w:val="24"/>
+          <w:szCs w:val="24"/>
+        </w:rPr>
+        <w:t xml:space="preserve">  mul cl</w:t>
+      </w:r>
+    </w:p>
+    <w:p>
+      <w:pPr>
+        <w:pBdr>
+          <w:bottom w:val="double" w:sz="4" w:space="0" w:color="auto"/>
+        </w:pBdr>
+        <w:ind w:firstLine="420"/>
+        <w:rPr>
+          <w:rFonts w:ascii="宋体" w:hAnsi="宋体" w:cs="宋体" w:hint="eastAsia"/>
+          <w:sz w:val="24"/>
+          <w:szCs w:val="24"/>
+        </w:rPr>
+      </w:pPr>
+      <w:r>
+        <w:rPr>
+          <w:rFonts w:ascii="宋体" w:hAnsi="宋体" w:cs="宋体"/>
+          <w:sz w:val="24"/>
+          <w:szCs w:val="24"/>
+        </w:rPr>
+        <w:t xml:space="preserve">  mov bx, offset scoreA</w:t>
+      </w:r>
+    </w:p>
+    <w:p>
+      <w:pPr>
+        <w:pBdr>
+          <w:bottom w:val="double" w:sz="4" w:space="0" w:color="auto"/>
+        </w:pBdr>
+        <w:ind w:firstLine="420"/>
+        <w:rPr>
+          <w:rFonts w:ascii="宋体" w:hAnsi="宋体" w:cs="宋体" w:hint="eastAsia"/>
+          <w:sz w:val="24"/>
+          <w:szCs w:val="24"/>
+        </w:rPr>
+      </w:pPr>
+      <w:r>
+        <w:rPr>
+          <w:rFonts w:ascii="宋体" w:hAnsi="宋体" w:cs="宋体"/>
+          <w:sz w:val="24"/>
+          <w:szCs w:val="24"/>
+        </w:rPr>
+        <w:t xml:space="preserve">  add bx, ax</w:t>
+      </w:r>
+    </w:p>
+    <w:p>
+      <w:pPr>
+        <w:pBdr>
+          <w:bottom w:val="double" w:sz="4" w:space="0" w:color="auto"/>
+        </w:pBdr>
+        <w:ind w:firstLine="420"/>
+        <w:rPr>
+          <w:rFonts w:ascii="宋体" w:hAnsi="宋体" w:cs="宋体" w:hint="eastAsia"/>
+          <w:sz w:val="24"/>
+          <w:szCs w:val="24"/>
+        </w:rPr>
+      </w:pPr>
+      <w:r>
+        <w:rPr>
+          <w:rFonts w:ascii="宋体" w:hAnsi="宋体" w:cs="宋体"/>
+          <w:sz w:val="24"/>
+          <w:szCs w:val="24"/>
+        </w:rPr>
+        <w:t xml:space="preserve">  mov dx, bx</w:t>
+      </w:r>
+    </w:p>
+    <w:p>
+      <w:pPr>
+        <w:pBdr>
+          <w:bottom w:val="double" w:sz="4" w:space="0" w:color="auto"/>
+        </w:pBdr>
+        <w:ind w:firstLine="420"/>
+        <w:rPr>
+          <w:rFonts w:ascii="宋体" w:hAnsi="宋体" w:cs="宋体" w:hint="eastAsia"/>
+          <w:sz w:val="24"/>
+          <w:szCs w:val="24"/>
+        </w:rPr>
+      </w:pPr>
+      <w:r>
+        <w:rPr>
+          <w:rFonts w:ascii="宋体" w:hAnsi="宋体" w:cs="宋体"/>
+          <w:sz w:val="24"/>
+          <w:szCs w:val="24"/>
+        </w:rPr>
+        <w:t xml:space="preserve">  mov ah, 09h</w:t>
+      </w:r>
+    </w:p>
+    <w:p>
+      <w:pPr>
+        <w:pBdr>
+          <w:bottom w:val="double" w:sz="4" w:space="0" w:color="auto"/>
+        </w:pBdr>
+        <w:ind w:firstLine="420"/>
+        <w:rPr>
+          <w:rFonts w:ascii="宋体" w:hAnsi="宋体" w:cs="宋体" w:hint="eastAsia"/>
+          <w:sz w:val="24"/>
+          <w:szCs w:val="24"/>
+        </w:rPr>
+      </w:pPr>
+      <w:r>
+        <w:rPr>
+          <w:rFonts w:ascii="宋体" w:hAnsi="宋体" w:cs="宋体"/>
+          <w:sz w:val="24"/>
+          <w:szCs w:val="24"/>
+        </w:rPr>
+        <w:t xml:space="preserve">  int 21h</w:t>
+      </w:r>
+    </w:p>
+    <w:p>
+      <w:pPr>
+        <w:pBdr>
+          <w:bottom w:val="double" w:sz="4" w:space="0" w:color="auto"/>
+        </w:pBdr>
+        <w:ind w:firstLine="420"/>
+        <w:rPr>
+          <w:rFonts w:ascii="宋体" w:hAnsi="宋体" w:cs="宋体" w:hint="eastAsia"/>
+          <w:sz w:val="24"/>
+          <w:szCs w:val="24"/>
+        </w:rPr>
+      </w:pPr>
+      <w:r>
+        <w:rPr>
+          <w:rFonts w:ascii="宋体" w:hAnsi="宋体" w:cs="宋体"/>
+          <w:sz w:val="24"/>
+          <w:szCs w:val="24"/>
+        </w:rPr>
+        <w:t xml:space="preserve">  </w:t>
+      </w:r>
+    </w:p>
+    <w:p>
+      <w:pPr>
+        <w:pBdr>
+          <w:bottom w:val="double" w:sz="4" w:space="0" w:color="auto"/>
+        </w:pBdr>
+        <w:ind w:firstLine="420"/>
+        <w:rPr>
+          <w:rFonts w:ascii="宋体" w:hAnsi="宋体" w:cs="宋体" w:hint="eastAsia"/>
+          <w:sz w:val="24"/>
+          <w:szCs w:val="24"/>
+        </w:rPr>
+      </w:pPr>
+      <w:r>
+        <w:rPr>
+          <w:rFonts w:ascii="宋体" w:hAnsi="宋体" w:cs="宋体"/>
+          <w:sz w:val="24"/>
+          <w:szCs w:val="24"/>
+        </w:rPr>
+        <w:t xml:space="preserve">  pop dx</w:t>
+      </w:r>
+    </w:p>
+    <w:p>
+      <w:pPr>
+        <w:pBdr>
+          <w:bottom w:val="double" w:sz="4" w:space="0" w:color="auto"/>
+        </w:pBdr>
+        <w:ind w:firstLine="420"/>
+        <w:rPr>
+          <w:rFonts w:ascii="宋体" w:hAnsi="宋体" w:cs="宋体" w:hint="eastAsia"/>
+          <w:sz w:val="24"/>
+          <w:szCs w:val="24"/>
+        </w:rPr>
+      </w:pPr>
+      <w:r>
+        <w:rPr>
+          <w:rFonts w:ascii="宋体" w:hAnsi="宋体" w:cs="宋体"/>
+          <w:sz w:val="24"/>
+          <w:szCs w:val="24"/>
+        </w:rPr>
+        <w:t xml:space="preserve">  pop cx</w:t>
+      </w:r>
+    </w:p>
+    <w:p>
+      <w:pPr>
+        <w:pBdr>
+          <w:bottom w:val="double" w:sz="4" w:space="0" w:color="auto"/>
+        </w:pBdr>
+        <w:ind w:firstLine="420"/>
+        <w:rPr>
+          <w:rFonts w:ascii="宋体" w:hAnsi="宋体" w:cs="宋体" w:hint="eastAsia"/>
+          <w:sz w:val="24"/>
+          <w:szCs w:val="24"/>
+        </w:rPr>
+      </w:pPr>
+      <w:r>
+        <w:rPr>
+          <w:rFonts w:ascii="宋体" w:hAnsi="宋体" w:cs="宋体"/>
+          <w:sz w:val="24"/>
+          <w:szCs w:val="24"/>
+        </w:rPr>
+        <w:t xml:space="preserve">  pop bx</w:t>
+      </w:r>
+    </w:p>
+    <w:p>
+      <w:pPr>
+        <w:pBdr>
+          <w:bottom w:val="double" w:sz="4" w:space="0" w:color="auto"/>
+        </w:pBdr>
+        <w:ind w:firstLine="420"/>
+        <w:rPr>
+          <w:rFonts w:ascii="宋体" w:hAnsi="宋体" w:cs="宋体" w:hint="eastAsia"/>
+          <w:sz w:val="24"/>
+          <w:szCs w:val="24"/>
+        </w:rPr>
+      </w:pPr>
+      <w:r>
+        <w:rPr>
+          <w:rFonts w:ascii="宋体" w:hAnsi="宋体" w:cs="宋体"/>
+          <w:sz w:val="24"/>
+          <w:szCs w:val="24"/>
+        </w:rPr>
+        <w:t xml:space="preserve">  pop ax</w:t>
+      </w:r>
+    </w:p>
+    <w:p>
+      <w:pPr>
+        <w:pBdr>
+          <w:bottom w:val="double" w:sz="4" w:space="0" w:color="auto"/>
+        </w:pBdr>
+        <w:ind w:firstLine="420"/>
+        <w:rPr>
+          <w:rFonts w:ascii="宋体" w:hAnsi="宋体" w:cs="宋体" w:hint="eastAsia"/>
+          <w:sz w:val="24"/>
+          <w:szCs w:val="24"/>
+        </w:rPr>
+      </w:pPr>
+      <w:r>
+        <w:rPr>
+          <w:rFonts w:ascii="宋体" w:hAnsi="宋体" w:cs="宋体"/>
+          <w:sz w:val="24"/>
+          <w:szCs w:val="24"/>
+        </w:rPr>
+        <w:t xml:space="preserve">  ret</w:t>
+      </w:r>
+    </w:p>
+    <w:p>
+      <w:pPr>
+        <w:pBdr>
+          <w:bottom w:val="double" w:sz="4" w:space="0" w:color="auto"/>
+        </w:pBdr>
+        <w:ind w:firstLine="420"/>
+        <w:rPr>
+          <w:rFonts w:ascii="宋体" w:hAnsi="宋体" w:cs="宋体" w:hint="eastAsia"/>
+          <w:sz w:val="24"/>
+          <w:szCs w:val="24"/>
+        </w:rPr>
+      </w:pPr>
+      <w:r>
+        <w:rPr>
+          <w:rFonts w:ascii="宋体" w:hAnsi="宋体" w:cs="宋体"/>
+          <w:sz w:val="24"/>
+          <w:szCs w:val="24"/>
+        </w:rPr>
+        <w:t>disScore endp</w:t>
+      </w:r>
+    </w:p>
+    <w:p>
+      <w:pPr>
+        <w:pBdr>
+          <w:bottom w:val="double" w:sz="4" w:space="0" w:color="auto"/>
+        </w:pBdr>
+        <w:ind w:firstLine="420"/>
+        <w:rPr>
+          <w:rFonts w:ascii="宋体" w:hAnsi="宋体" w:cs="宋体" w:hint="eastAsia"/>
+          <w:sz w:val="24"/>
+          <w:szCs w:val="24"/>
+        </w:rPr>
+      </w:pPr>
+      <w:r>
+        <w:rPr>
+          <w:rFonts w:ascii="宋体" w:hAnsi="宋体" w:cs="宋体"/>
+          <w:sz w:val="24"/>
+          <w:szCs w:val="24"/>
+        </w:rPr>
+        <w:t>disName proc</w:t>
+      </w:r>
+    </w:p>
+    <w:p>
+      <w:pPr>
+        <w:pBdr>
+          <w:bottom w:val="double" w:sz="4" w:space="0" w:color="auto"/>
+        </w:pBdr>
+        <w:ind w:firstLine="420"/>
+        <w:rPr>
+          <w:rFonts w:ascii="宋体" w:hAnsi="宋体" w:cs="宋体" w:hint="eastAsia"/>
+          <w:sz w:val="24"/>
+          <w:szCs w:val="24"/>
+        </w:rPr>
+      </w:pPr>
+      <w:r>
+        <w:rPr>
+          <w:rFonts w:ascii="宋体" w:hAnsi="宋体" w:cs="宋体"/>
+          <w:sz w:val="24"/>
+          <w:szCs w:val="24"/>
+        </w:rPr>
+        <w:t xml:space="preserve">  push ax</w:t>
+      </w:r>
+    </w:p>
+    <w:p>
+      <w:pPr>
+        <w:pBdr>
+          <w:bottom w:val="double" w:sz="4" w:space="0" w:color="auto"/>
+        </w:pBdr>
+        <w:ind w:firstLine="420"/>
+        <w:rPr>
+          <w:rFonts w:ascii="宋体" w:hAnsi="宋体" w:cs="宋体" w:hint="eastAsia"/>
+          <w:sz w:val="24"/>
+          <w:szCs w:val="24"/>
+        </w:rPr>
+      </w:pPr>
+      <w:r>
+        <w:rPr>
+          <w:rFonts w:ascii="宋体" w:hAnsi="宋体" w:cs="宋体"/>
+          <w:sz w:val="24"/>
+          <w:szCs w:val="24"/>
+        </w:rPr>
+        <w:t xml:space="preserve">  push bx</w:t>
+      </w:r>
+    </w:p>
+    <w:p>
+      <w:pPr>
+        <w:pBdr>
+          <w:bottom w:val="double" w:sz="4" w:space="0" w:color="auto"/>
+        </w:pBdr>
+        <w:ind w:firstLine="420"/>
+        <w:rPr>
+          <w:rFonts w:ascii="宋体" w:hAnsi="宋体" w:cs="宋体" w:hint="eastAsia"/>
+          <w:sz w:val="24"/>
+          <w:szCs w:val="24"/>
+        </w:rPr>
+      </w:pPr>
+      <w:r>
+        <w:rPr>
+          <w:rFonts w:ascii="宋体" w:hAnsi="宋体" w:cs="宋体"/>
+          <w:sz w:val="24"/>
+          <w:szCs w:val="24"/>
+        </w:rPr>
+        <w:t xml:space="preserve">  push cx</w:t>
+      </w:r>
+    </w:p>
+    <w:p>
+      <w:pPr>
+        <w:pBdr>
+          <w:bottom w:val="double" w:sz="4" w:space="0" w:color="auto"/>
+        </w:pBdr>
+        <w:ind w:firstLine="420"/>
+        <w:rPr>
+          <w:rFonts w:ascii="宋体" w:hAnsi="宋体" w:cs="宋体" w:hint="eastAsia"/>
+          <w:sz w:val="24"/>
+          <w:szCs w:val="24"/>
+        </w:rPr>
+      </w:pPr>
+      <w:r>
+        <w:rPr>
+          <w:rFonts w:ascii="宋体" w:hAnsi="宋体" w:cs="宋体"/>
+          <w:sz w:val="24"/>
+          <w:szCs w:val="24"/>
+        </w:rPr>
+        <w:t xml:space="preserve">  push dx</w:t>
+      </w:r>
+    </w:p>
+    <w:p>
+      <w:pPr>
+        <w:pBdr>
+          <w:bottom w:val="double" w:sz="4" w:space="0" w:color="auto"/>
+        </w:pBdr>
+        <w:ind w:firstLine="420"/>
+        <w:rPr>
+          <w:rFonts w:ascii="宋体" w:hAnsi="宋体" w:cs="宋体" w:hint="eastAsia"/>
+          <w:sz w:val="24"/>
+          <w:szCs w:val="24"/>
+        </w:rPr>
+      </w:pPr>
+    </w:p>
+    <w:p>
+      <w:pPr>
+        <w:pBdr>
+          <w:bottom w:val="double" w:sz="4" w:space="0" w:color="auto"/>
+        </w:pBdr>
+        <w:ind w:firstLine="420"/>
+        <w:rPr>
+          <w:rFonts w:ascii="宋体" w:hAnsi="宋体" w:cs="宋体" w:hint="eastAsia"/>
+          <w:sz w:val="24"/>
+          <w:szCs w:val="24"/>
+        </w:rPr>
+      </w:pPr>
+      <w:r>
+        <w:rPr>
+          <w:rFonts w:ascii="宋体" w:hAnsi="宋体" w:cs="宋体"/>
+          <w:sz w:val="24"/>
+          <w:szCs w:val="24"/>
+        </w:rPr>
+        <w:t xml:space="preserve">  mov bl, t</w:t>
+      </w:r>
+    </w:p>
+    <w:p>
+      <w:pPr>
+        <w:pBdr>
+          <w:bottom w:val="double" w:sz="4" w:space="0" w:color="auto"/>
+        </w:pBdr>
+        <w:ind w:firstLine="420"/>
+        <w:rPr>
+          <w:rFonts w:ascii="宋体" w:hAnsi="宋体" w:cs="宋体" w:hint="eastAsia"/>
+          <w:sz w:val="24"/>
+          <w:szCs w:val="24"/>
+        </w:rPr>
+      </w:pPr>
+      <w:r>
+        <w:rPr>
+          <w:rFonts w:ascii="宋体" w:hAnsi="宋体" w:cs="宋体"/>
+          <w:sz w:val="24"/>
+          <w:szCs w:val="24"/>
+        </w:rPr>
+        <w:t xml:space="preserve">  mov bh, 0</w:t>
+      </w:r>
+    </w:p>
+    <w:p>
+      <w:pPr>
+        <w:pBdr>
+          <w:bottom w:val="double" w:sz="4" w:space="0" w:color="auto"/>
+        </w:pBdr>
+        <w:ind w:firstLine="420"/>
+        <w:rPr>
+          <w:rFonts w:ascii="宋体" w:hAnsi="宋体" w:cs="宋体" w:hint="eastAsia"/>
+          <w:sz w:val="24"/>
+          <w:szCs w:val="24"/>
+        </w:rPr>
+      </w:pPr>
+      <w:r>
+        <w:rPr>
+          <w:rFonts w:ascii="宋体" w:hAnsi="宋体" w:cs="宋体"/>
+          <w:sz w:val="24"/>
+          <w:szCs w:val="24"/>
+        </w:rPr>
+        <w:t xml:space="preserve">  mov cl, rank[bx]</w:t>
+      </w:r>
+    </w:p>
+    <w:p>
+      <w:pPr>
+        <w:pBdr>
+          <w:bottom w:val="double" w:sz="4" w:space="0" w:color="auto"/>
+        </w:pBdr>
+        <w:ind w:firstLine="420"/>
+        <w:rPr>
+          <w:rFonts w:ascii="宋体" w:hAnsi="宋体" w:cs="宋体" w:hint="eastAsia"/>
+          <w:sz w:val="24"/>
+          <w:szCs w:val="24"/>
+        </w:rPr>
+      </w:pPr>
+      <w:r>
+        <w:rPr>
+          <w:rFonts w:ascii="宋体" w:hAnsi="宋体" w:cs="宋体"/>
+          <w:sz w:val="24"/>
+          <w:szCs w:val="24"/>
+        </w:rPr>
+        <w:t xml:space="preserve">  mov al, 15</w:t>
+      </w:r>
+    </w:p>
+    <w:p>
+      <w:pPr>
+        <w:pBdr>
+          <w:bottom w:val="double" w:sz="4" w:space="0" w:color="auto"/>
+        </w:pBdr>
+        <w:ind w:firstLine="420"/>
+        <w:rPr>
+          <w:rFonts w:ascii="宋体" w:hAnsi="宋体" w:cs="宋体" w:hint="eastAsia"/>
+          <w:sz w:val="24"/>
+          <w:szCs w:val="24"/>
+        </w:rPr>
+      </w:pPr>
+      <w:r>
+        <w:rPr>
+          <w:rFonts w:ascii="宋体" w:hAnsi="宋体" w:cs="宋体"/>
+          <w:sz w:val="24"/>
+          <w:szCs w:val="24"/>
+        </w:rPr>
+        <w:t xml:space="preserve">  mul cl</w:t>
+      </w:r>
+    </w:p>
+    <w:p>
+      <w:pPr>
+        <w:pBdr>
+          <w:bottom w:val="double" w:sz="4" w:space="0" w:color="auto"/>
+        </w:pBdr>
+        <w:ind w:firstLine="420"/>
+        <w:rPr>
+          <w:rFonts w:ascii="宋体" w:hAnsi="宋体" w:cs="宋体" w:hint="eastAsia"/>
+          <w:sz w:val="24"/>
+          <w:szCs w:val="24"/>
+        </w:rPr>
+      </w:pPr>
+      <w:r>
+        <w:rPr>
+          <w:rFonts w:ascii="宋体" w:hAnsi="宋体" w:cs="宋体"/>
+          <w:sz w:val="24"/>
+          <w:szCs w:val="24"/>
+        </w:rPr>
+        <w:t xml:space="preserve">  mov bx, offset nameA</w:t>
+      </w:r>
+    </w:p>
+    <w:p>
+      <w:pPr>
+        <w:pBdr>
+          <w:bottom w:val="double" w:sz="4" w:space="0" w:color="auto"/>
+        </w:pBdr>
+        <w:ind w:firstLine="420"/>
+        <w:rPr>
+          <w:rFonts w:ascii="宋体" w:hAnsi="宋体" w:cs="宋体" w:hint="eastAsia"/>
+          <w:sz w:val="24"/>
+          <w:szCs w:val="24"/>
+        </w:rPr>
+      </w:pPr>
+      <w:r>
+        <w:rPr>
+          <w:rFonts w:ascii="宋体" w:hAnsi="宋体" w:cs="宋体"/>
+          <w:sz w:val="24"/>
+          <w:szCs w:val="24"/>
+        </w:rPr>
+        <w:t xml:space="preserve">  add bx, ax</w:t>
+      </w:r>
+    </w:p>
+    <w:p>
+      <w:pPr>
+        <w:pBdr>
+          <w:bottom w:val="double" w:sz="4" w:space="0" w:color="auto"/>
+        </w:pBdr>
+        <w:ind w:firstLine="420"/>
+        <w:rPr>
+          <w:rFonts w:ascii="宋体" w:hAnsi="宋体" w:cs="宋体" w:hint="eastAsia"/>
+          <w:sz w:val="24"/>
+          <w:szCs w:val="24"/>
+        </w:rPr>
+      </w:pPr>
+      <w:r>
+        <w:rPr>
+          <w:rFonts w:ascii="宋体" w:hAnsi="宋体" w:cs="宋体"/>
+          <w:sz w:val="24"/>
+          <w:szCs w:val="24"/>
+        </w:rPr>
+        <w:t xml:space="preserve">  mov dx, bx</w:t>
+      </w:r>
+    </w:p>
+    <w:p>
+      <w:pPr>
+        <w:pBdr>
+          <w:bottom w:val="double" w:sz="4" w:space="0" w:color="auto"/>
+        </w:pBdr>
+        <w:ind w:firstLine="420"/>
+        <w:rPr>
+          <w:rFonts w:ascii="宋体" w:hAnsi="宋体" w:cs="宋体" w:hint="eastAsia"/>
+          <w:sz w:val="24"/>
+          <w:szCs w:val="24"/>
+        </w:rPr>
+      </w:pPr>
+      <w:r>
+        <w:rPr>
+          <w:rFonts w:ascii="宋体" w:hAnsi="宋体" w:cs="宋体"/>
+          <w:sz w:val="24"/>
+          <w:szCs w:val="24"/>
+        </w:rPr>
+        <w:t xml:space="preserve">  mov ah, 09h</w:t>
+      </w:r>
+    </w:p>
+    <w:p>
+      <w:pPr>
+        <w:pBdr>
+          <w:bottom w:val="double" w:sz="4" w:space="0" w:color="auto"/>
+        </w:pBdr>
+        <w:ind w:firstLine="420"/>
+        <w:rPr>
+          <w:rFonts w:ascii="宋体" w:hAnsi="宋体" w:cs="宋体" w:hint="eastAsia"/>
+          <w:sz w:val="24"/>
+          <w:szCs w:val="24"/>
+        </w:rPr>
+      </w:pPr>
+      <w:r>
+        <w:rPr>
+          <w:rFonts w:ascii="宋体" w:hAnsi="宋体" w:cs="宋体"/>
+          <w:sz w:val="24"/>
+          <w:szCs w:val="24"/>
+        </w:rPr>
+        <w:t xml:space="preserve">  int 21h</w:t>
+      </w:r>
+    </w:p>
+    <w:p>
+      <w:pPr>
+        <w:pBdr>
+          <w:bottom w:val="double" w:sz="4" w:space="0" w:color="auto"/>
+        </w:pBdr>
+        <w:ind w:firstLine="420"/>
+        <w:rPr>
+          <w:rFonts w:ascii="宋体" w:hAnsi="宋体" w:cs="宋体" w:hint="eastAsia"/>
+          <w:sz w:val="24"/>
+          <w:szCs w:val="24"/>
+        </w:rPr>
+      </w:pPr>
+    </w:p>
+    <w:p>
+      <w:pPr>
+        <w:pBdr>
+          <w:bottom w:val="double" w:sz="4" w:space="0" w:color="auto"/>
+        </w:pBdr>
+        <w:ind w:firstLine="420"/>
+        <w:rPr>
+          <w:rFonts w:ascii="宋体" w:hAnsi="宋体" w:cs="宋体" w:hint="eastAsia"/>
+          <w:sz w:val="24"/>
+          <w:szCs w:val="24"/>
+        </w:rPr>
+      </w:pPr>
+      <w:r>
+        <w:rPr>
+          <w:rFonts w:ascii="宋体" w:hAnsi="宋体" w:cs="宋体"/>
+          <w:sz w:val="24"/>
+          <w:szCs w:val="24"/>
+        </w:rPr>
+        <w:lastRenderedPageBreak/>
+        <w:t xml:space="preserve">  pop dx</w:t>
+      </w:r>
+    </w:p>
+    <w:p>
+      <w:pPr>
+        <w:pBdr>
+          <w:bottom w:val="double" w:sz="4" w:space="0" w:color="auto"/>
+        </w:pBdr>
+        <w:ind w:firstLine="420"/>
+        <w:rPr>
+          <w:rFonts w:ascii="宋体" w:hAnsi="宋体" w:cs="宋体" w:hint="eastAsia"/>
+          <w:sz w:val="24"/>
+          <w:szCs w:val="24"/>
+        </w:rPr>
+      </w:pPr>
+      <w:r>
+        <w:rPr>
+          <w:rFonts w:ascii="宋体" w:hAnsi="宋体" w:cs="宋体"/>
+          <w:sz w:val="24"/>
+          <w:szCs w:val="24"/>
+        </w:rPr>
+        <w:t xml:space="preserve">  pop cx</w:t>
+      </w:r>
+    </w:p>
+    <w:p>
+      <w:pPr>
+        <w:pBdr>
+          <w:bottom w:val="double" w:sz="4" w:space="0" w:color="auto"/>
+        </w:pBdr>
+        <w:ind w:firstLine="420"/>
+        <w:rPr>
+          <w:rFonts w:ascii="宋体" w:hAnsi="宋体" w:cs="宋体" w:hint="eastAsia"/>
+          <w:sz w:val="24"/>
+          <w:szCs w:val="24"/>
+        </w:rPr>
+      </w:pPr>
+      <w:r>
+        <w:rPr>
+          <w:rFonts w:ascii="宋体" w:hAnsi="宋体" w:cs="宋体"/>
+          <w:sz w:val="24"/>
+          <w:szCs w:val="24"/>
+        </w:rPr>
+        <w:t xml:space="preserve">  pop bx</w:t>
+      </w:r>
+    </w:p>
+    <w:p>
+      <w:pPr>
+        <w:pBdr>
+          <w:bottom w:val="double" w:sz="4" w:space="0" w:color="auto"/>
+        </w:pBdr>
+        <w:ind w:firstLine="420"/>
+        <w:rPr>
+          <w:rFonts w:ascii="宋体" w:hAnsi="宋体" w:cs="宋体" w:hint="eastAsia"/>
+          <w:sz w:val="24"/>
+          <w:szCs w:val="24"/>
+        </w:rPr>
+      </w:pPr>
+      <w:r>
+        <w:rPr>
+          <w:rFonts w:ascii="宋体" w:hAnsi="宋体" w:cs="宋体"/>
+          <w:sz w:val="24"/>
+          <w:szCs w:val="24"/>
+        </w:rPr>
+        <w:t xml:space="preserve">  pop ax</w:t>
+      </w:r>
+    </w:p>
+    <w:p>
+      <w:pPr>
+        <w:pBdr>
+          <w:bottom w:val="double" w:sz="4" w:space="0" w:color="auto"/>
+        </w:pBdr>
+        <w:ind w:firstLine="420"/>
+        <w:rPr>
+          <w:rFonts w:ascii="宋体" w:hAnsi="宋体" w:cs="宋体" w:hint="eastAsia"/>
+          <w:sz w:val="24"/>
+          <w:szCs w:val="24"/>
+        </w:rPr>
+      </w:pPr>
+      <w:r>
+        <w:rPr>
+          <w:rFonts w:ascii="宋体" w:hAnsi="宋体" w:cs="宋体"/>
+          <w:sz w:val="24"/>
+          <w:szCs w:val="24"/>
+        </w:rPr>
+        <w:t xml:space="preserve">  ret</w:t>
+      </w:r>
+    </w:p>
+    <w:p>
+      <w:pPr>
+        <w:pBdr>
+          <w:bottom w:val="double" w:sz="4" w:space="0" w:color="auto"/>
+        </w:pBdr>
+        <w:ind w:firstLine="420"/>
+        <w:rPr>
+          <w:rFonts w:ascii="宋体" w:hAnsi="宋体" w:cs="宋体" w:hint="eastAsia"/>
+          <w:sz w:val="24"/>
+          <w:szCs w:val="24"/>
+        </w:rPr>
+      </w:pPr>
+      <w:r>
+        <w:rPr>
+          <w:rFonts w:ascii="宋体" w:hAnsi="宋体" w:cs="宋体"/>
+          <w:sz w:val="24"/>
+          <w:szCs w:val="24"/>
+        </w:rPr>
+        <w:t>disName endp</w:t>
+      </w:r>
+    </w:p>
+    <w:p>
+      <w:pPr>
+        <w:pBdr>
+          <w:bottom w:val="double" w:sz="4" w:space="0" w:color="auto"/>
+        </w:pBdr>
+        <w:ind w:firstLine="420"/>
+        <w:rPr>
+          <w:rFonts w:ascii="宋体" w:hAnsi="宋体" w:cs="宋体" w:hint="eastAsia"/>
+          <w:sz w:val="24"/>
+          <w:szCs w:val="24"/>
+        </w:rPr>
+      </w:pPr>
+    </w:p>
+    <w:p>
+      <w:pPr>
+        <w:pBdr>
+          <w:bottom w:val="double" w:sz="4" w:space="0" w:color="auto"/>
+        </w:pBdr>
+        <w:ind w:firstLine="420"/>
+        <w:rPr>
+          <w:rFonts w:ascii="宋体" w:hAnsi="宋体" w:cs="宋体" w:hint="eastAsia"/>
+          <w:sz w:val="24"/>
+          <w:szCs w:val="24"/>
+        </w:rPr>
+      </w:pPr>
+      <w:r>
+        <w:rPr>
+          <w:rFonts w:ascii="宋体" w:hAnsi="宋体" w:cs="宋体"/>
+          <w:sz w:val="24"/>
+          <w:szCs w:val="24"/>
+        </w:rPr>
+        <w:t>code ends</w:t>
+      </w:r>
+    </w:p>
+    <w:p>
+      <w:pPr>
+        <w:pBdr>
+          <w:bottom w:val="double" w:sz="4" w:space="0" w:color="auto"/>
+        </w:pBdr>
+        <w:ind w:firstLine="420"/>
+        <w:rPr>
+          <w:rFonts w:ascii="宋体" w:hAnsi="宋体" w:cs="宋体" w:hint="eastAsia"/>
+          <w:sz w:val="24"/>
+          <w:szCs w:val="24"/>
+        </w:rPr>
+      </w:pPr>
+      <w:r>
+        <w:rPr>
+          <w:rFonts w:ascii="宋体" w:hAnsi="宋体" w:cs="宋体"/>
+          <w:sz w:val="24"/>
+          <w:szCs w:val="24"/>
+        </w:rPr>
+        <w:t>end start</w:t>
+      </w:r>
+    </w:p>
+    <w:p>
+      <w:pPr>
+        <w:pBdr>
+          <w:bottom w:val="double" w:sz="4" w:space="0" w:color="auto"/>
+        </w:pBdr>
+        <w:ind w:firstLine="420"/>
+        <w:rPr>
+          <w:rFonts w:ascii="宋体" w:hAnsi="宋体" w:cs="宋体" w:hint="eastAsia"/>
+          <w:sz w:val="24"/>
+          <w:szCs w:val="24"/>
+        </w:rPr>
+      </w:pPr>
+    </w:p>
+    <w:p>
+      <w:pPr>
+        <w:pBdr>
+          <w:bottom w:val="double" w:sz="4" w:space="0" w:color="auto"/>
+        </w:pBdr>
+        <w:ind w:firstLine="420"/>
+        <w:jc w:val="center"/>
+        <w:rPr>
+          <w:rFonts w:ascii="宋体" w:hAnsi="宋体" w:cs="宋体" w:hint="eastAsia"/>
+          <w:sz w:val="24"/>
+          <w:szCs w:val="24"/>
+        </w:rPr>
+      </w:pPr>
+      <w:r>
+        <w:rPr>
+          <w:rFonts w:ascii="宋体" w:hAnsi="宋体" w:cs="宋体"/>
+          <w:noProof/>
+          <w:sz w:val="24"/>
+          <w:szCs w:val="24"/>
+        </w:rPr>
+        <w:drawing>
+          <wp:inline distT="0" distB="0" distL="0" distR="0" wp14:anchorId="7CBB4F97" wp14:editId="541821B1">
+            <wp:extent cx="4073650" cy="2445367"/>
+            <wp:effectExtent l="0" t="0" r="3175" b="0"/>
+            <wp:docPr id="747269674" name="图片 8"/>
+            <wp:cNvGraphicFramePr>
+              <a:graphicFrameLocks xmlns:a="http://schemas.openxmlformats.org/drawingml/2006/main" noChangeAspect="1"/>
+            </wp:cNvGraphicFramePr>
+            <a:graphic xmlns:a="http://schemas.openxmlformats.org/drawingml/2006/main">
+              <a:graphicData uri="http://schemas.openxmlformats.org/drawingml/2006/picture">
+                <pic:pic xmlns:pic="http://schemas.openxmlformats.org/drawingml/2006/picture">
+                  <pic:nvPicPr>
+                    <pic:cNvPr id="0" name="Picture 15"/>
+                    <pic:cNvPicPr>
+                      <a:picLocks noChangeAspect="1" noChangeArrowheads="1"/>
+                    </pic:cNvPicPr>
+                  </pic:nvPicPr>
+                  <pic:blipFill>
+                    <a:blip r:embed="rId10" cstate="print">
+                      <a:extLst>
+                        <a:ext uri="{28A0092B-C50C-407E-A947-70E740481C1C}">
+                          <a14:useLocalDpi xmlns:a14="http://schemas.microsoft.com/office/drawing/2010/main" val="0"/>
+                        </a:ext>
+                      </a:extLst>
+                    </a:blip>
+                    <a:srcRect/>
+                    <a:stretch>
+                      <a:fillRect/>
+                    </a:stretch>
+                  </pic:blipFill>
+                  <pic:spPr bwMode="auto">
+                    <a:xfrm>
+                      <a:off x="0" y="0"/>
+                      <a:ext cx="4099034" cy="2460605"/>
+                    </a:xfrm>
+                    <a:prstGeom prst="rect">
+                      <a:avLst/>
+                    </a:prstGeom>
+                    <a:noFill/>
+                    <a:ln>
+                      <a:noFill/>
+                    </a:ln>
+                  </pic:spPr>
+                </pic:pic>
+              </a:graphicData>
+            </a:graphic>
+          </wp:inline>
+        </w:drawing>
+      </w:r>
+    </w:p>
+    <w:p>
+      <w:pPr>
+        <w:pBdr>
+          <w:bottom w:val="double" w:sz="4" w:space="0" w:color="auto"/>
+        </w:pBdr>
+        <w:ind w:firstLine="420"/>
+        <w:rPr>
+          <w:rFonts w:ascii="宋体" w:hAnsi="宋体" w:cs="宋体" w:hint="eastAsia"/>
+          <w:sz w:val="24"/>
+          <w:szCs w:val="24"/>
+        </w:rPr>
+      </w:pPr>
+      <w:r>
+        <w:rPr>
+          <w:rFonts w:ascii="宋体" w:hAnsi="宋体" w:cs="宋体" w:hint="eastAsia"/>
+          <w:sz w:val="24"/>
+          <w:szCs w:val="24"/>
+        </w:rPr>
+        <w:t>代码运行结果如上</w:t>
+      </w:r>
+      <w:r>
+        <w:rPr>
+          <w:rFonts w:ascii="宋体" w:hAnsi="宋体" w:cs="宋体" w:hint="eastAsia"/>
+          <w:sz w:val="24"/>
+          <w:szCs w:val="24"/>
+        </w:rPr>
+        <w:t>。</w:t>
+      </w:r>
     </w:p>
     <w:p>
       <w:pPr>
@@ -688,37 +5549,19 @@
         </w:pBdr>
         <w:ind w:firstLine="420"/>
         <w:rPr>
-          <w:rFonts w:ascii="宋体" w:hAnsi="宋体" w:cs="宋体"/>
-          <w:sz w:val="24"/>
-          <w:szCs w:val="24"/>
-        </w:rPr>
-      </w:pPr>
-    </w:p>
-    <w:p>
-      <w:pPr>
-        <w:pBdr>
-          <w:bottom w:val="double" w:sz="4" w:space="0" w:color="auto"/>
-        </w:pBdr>
-        <w:ind w:firstLine="420"/>
-        <w:rPr>
-          <w:rFonts w:ascii="宋体" w:hAnsi="宋体" w:cs="宋体" w:hint="eastAsia"/>
-          <w:sz w:val="24"/>
-          <w:szCs w:val="24"/>
-        </w:rPr>
-      </w:pPr>
-    </w:p>
-    <w:p>
-      <w:pPr>
-        <w:pBdr>
-          <w:bottom w:val="double" w:sz="4" w:space="0" w:color="auto"/>
-        </w:pBdr>
-        <w:ind w:firstLine="420"/>
-        <w:rPr>
-          <w:rFonts w:ascii="宋体" w:hAnsi="宋体" w:cs="宋体" w:hint="eastAsia"/>
-          <w:sz w:val="24"/>
-          <w:szCs w:val="24"/>
-        </w:rPr>
-      </w:pPr>
+          <w:rFonts w:ascii="宋体" w:hAnsi="宋体" w:cs="宋体" w:hint="eastAsia"/>
+          <w:sz w:val="24"/>
+          <w:szCs w:val="24"/>
+        </w:rPr>
+      </w:pPr>
+      <w:r>
+        <w:rPr>
+          <w:rFonts w:ascii="宋体" w:hAnsi="宋体" w:cs="宋体"/>
+          <w:sz w:val="24"/>
+          <w:szCs w:val="24"/>
+        </w:rPr>
+        <w:t>本次实验围绕子程序设计展开，重点练习了 PROC/ENDP、CALL/RET 以及现场保护与恢复等内容，并将学生姓名输入、成绩输入、排序和结果显示分别划分为独立子程序完成。通过本次实验，我更加理解了模块化程序设计在汇编语言中的作用：合理划分子程序可以使程序结构更清晰，也便于调试和修改。同时，在使用 push/pop 保护寄存器、利用数组保存成绩和序号排序的过程中，我进一步体会到汇编语言对内存和寄存器操作的细致要求，提高了自己分析程序流程和调试逻辑错误的能力。</w:t>
+      </w:r>
     </w:p>
     <w:p>
       <w:pPr>
@@ -742,8 +5585,8 @@
       </w:r>
     </w:p>
     <w:sectPr>
-      <w:headerReference w:type="default" r:id="rId7"/>
-      <w:footerReference w:type="default" r:id="rId8"/>
+      <w:headerReference w:type="default" r:id="rId11"/>
+      <w:footerReference w:type="default" r:id="rId12"/>
       <w:pgSz w:w="11906" w:h="16838"/>
       <w:pgMar w:top="1440" w:right="1800" w:bottom="1440" w:left="1800" w:header="851" w:footer="992" w:gutter="0"/>
       <w:cols w:space="720"/>
